--- a/reports/قزاقستان/گزارش_تحلیلی_بازار_جوش_شیرین_قزاقستان.docx
+++ b/reports/قزاقستان/گزارش_تحلیلی_بازار_جوش_شیرین_قزاقستان.docx
@@ -3877,7 +3877,7 @@
           <w:color w:val="000000"/>
           <w:rtl/>
         </w:rPr>
-        <w:t>بررسی مستقیم یک فروشگاه آنلاین مواد شیمیایی در قزاقستان نشان داد بی‌کربنات سدیم با منشأ چین در بسته‌بندی کیسه‌ای ۲۵ کیلویی با قیمت خرده‌فروشی حدود ۵۷۰ تا ۵۸۰ دلار بر تن (۲۷۰ تنگه بر کیلوگرم، به نرخ ارز جاری) عرضه می‌شود. این یک قیمت خرده‌فروشی کیسه‌ای برای خریداران کوچک است، نه قیمت عمده صنعتی، اما نشان می‌دهد سطح قیمت نهایی بازار مصرفی به‌طور قابل توجهی بالاتر از قیمت‌های تمام‌شده عمده است.</w:t>
+        <w:t>بررسی مستقیم یک فروشگاه آنلاین مواد شیمیایی در قزاقستان نشان داد بی‌کربنات سدیم با منشأ چین در بسته‌بندی کیسه‌ای ۲۵ کیلویی با قیمت خرده‌فروشی حدود ۵۷۰ تا ۵۸۰ دلار بر تن (۲۷۰ تنگه بر کیلوگرم، به نرخ ارز جاری) عرضه می‌شود. این یک قیمت خرده‌فروشی کیسه‌ای برای خریداران کوچک است، نه قیمت عمده صنعتی، اما نشان می‌دهد سطح قیمت نهایی بازار مصرفی به‌طور قابل توجهی بالاتر از قیمت‌های تمام‌شده عمده است. تحلیل تکمیلی و چندبرندی این موضوع در بخش ۹ آمده است.</w:t>
       </w:r>
     </w:p>
     <w:p>
@@ -3978,13 +3978,6 @@
           <w:rtl/>
         </w:rPr>
         <w:t xml:space="preserve">خط دوم ریلی داستیک-مویینتی: خط ۸۳۶ کیلومتری که مرز چین (داستیک) را به مرکز قزاقستان متصل می‌کند؛ خط دوم آن در ۳۰ سپتامبر ۲۰۲۵ توسط رئیس‌جمهور قزاقستان رسماً افتتاح شد. این پروژه ظرفیت این کریدور را ۵ برابر افزایش داده (از ۱۲ به ۶۰ جفت قطار در روز) و بخشی از برنامه «کریدور میانی» است که مسیر چین-اروپا را از طریق قزاقستان و با دور زدن روسیه فراهم </w:t>
-      </w:r>
-      <w:r>
-        <w:rPr>
-          <w:b/>
-          <w:bCs/>
-          <w:rtl/>
-        </w:rPr>
         <w:lastRenderedPageBreak/>
         <w:t xml:space="preserve">می‌کند. طبق اعلام مقامات قزاقستان، برنامه‌های تکمیلی شامل مدرن‌سازی مسیر اتصال ایستگاه قیزیلجار به بندر آکتائو نیز هست </w:t>
       </w:r>
@@ -7239,8 +7232,19 @@
           <w:szCs w:val="27"/>
           <w:rtl/>
         </w:rPr>
-        <w:lastRenderedPageBreak/>
-        <w:t>۱۰. جمع‌بندی و توصیه‌های اجرایی</w:t>
+        <w:t xml:space="preserve">۹. تحلیل تکمیلی خرده‌فروشی و توزیع داخلی</w:t>
+      </w:r>
+    </w:p>
+    <w:p>
+      <w:pPr>
+        <w:spacing w:before="60" w:after="60" w:line="300" w:lineRule="auto"/>
+      </w:pPr>
+      <w:r>
+        <w:rPr>
+          <w:color w:val="000000"/>
+          <w:rtl/>
+        </w:rPr>
+        <w:t xml:space="preserve">این بخش دو منبع پژوهشی مستقل را با هم ترکیب می‌کند: یک گزارش خرده‌فروشی تهیه‌شده با هوش مصنوعی جمنای (فهرست زنجیره‌های فروشگاهی، برندها و بازه‌های قیمتی) و یک راستی‌آزمایی مستقیم روی صفحات محصول واقعی در Satu.kz، Semeiniy.kz، Biotus.kz و vkusmart.vmv.kz. هدف، آزمودن فرضیه‌ای است که در بخش‌های ۴ و ۱۰ مطرح شده بود: شکاف ~۲۵۰ دلاری بین برآورد FOB روسیه (۲۷۰-۳۱۰ دلار) و قیمت واقعی ثبت‌شده گمرک (۵۵۹ دلار) تا چه حد واقعاً از «صرفه برند/بسته‌بندی خرده‌فروشی» ناشی می‌شود.</w:t>
       </w:r>
     </w:p>
     <w:p>
@@ -7258,7 +7262,2018 @@
           <w:szCs w:val="23"/>
           <w:rtl/>
         </w:rPr>
-        <w:t>فرصت‌ها</w:t>
+        <w:t xml:space="preserve">۹-۱. ساختار زنجیره خرده‌فروشی</w:t>
+      </w:r>
+    </w:p>
+    <w:p>
+      <w:pPr>
+        <w:spacing w:before="60" w:after="60" w:line="300" w:lineRule="auto"/>
+      </w:pPr>
+      <w:r>
+        <w:rPr>
+          <w:color w:val="000000"/>
+          <w:rtl/>
+        </w:rPr>
+        <w:t xml:space="preserve">وابستگی کامل بازار به واردات (طبق بخش ۳ همین گزارش) در سطح خرده‌فروشی نیز مشهود است. برند کلاسیک روسی БСК (شرکت سودای باشقیرستان) با جعبه مقوایی زرد-نارنجی ۵۰۰ گرمی، رایج‌ترین SKU در قفسه‌هاست؛ ادعای گزارش جمنای مبنی بر سهم بازار «بیش از ۸۵٪» برای این برند به‌طور مستقل توسط من راستی‌آزمایی نشد و باید به‌عنوان یک برآورد نه یک رقم تأییدشده در نظر گرفته شود. توزیع مدرن از دو مسیر انجام می‌شود: زنجیره‌های فیزیکی هایپرمارکت (Magnum/MagnumOpt، Small &amp; Skif، Galmart، Semeiniy، Astykzhan، Fix Price) و پلتفرم‌های دیجیتال (Kaspi، Arbuz.kz، Flip.kz، Satu.kz) به‌همراه اپ‌های تحویل مواد غذایی محلی مانند vkusmart.vmv.kz در آستانه. تعداد شعب هر زنجیره (مثلاً «Magnum ۲۳۰+ شعبه») از گزارش جمنای نقل شده و توسط من بررسی مستقل نشده است.</w:t>
+      </w:r>
+    </w:p>
+    <w:p>
+      <w:pPr>
+        <w:pStyle w:val="Heading2"/>
+        <w:bidi/>
+        <w:spacing w:before="220" w:after="100"/>
+      </w:pPr>
+      <w:r>
+        <w:rPr>
+          <w:b/>
+          <w:bCs/>
+          <w:color w:val="2E75B6"/>
+          <w:sz w:val="23"/>
+          <w:szCs w:val="23"/>
+          <w:rtl/>
+        </w:rPr>
+        <w:t xml:space="preserve">۹-۲. جدول برندها، بسته‌بندی و قیمت (راستی‌آزمایی‌شده)</w:t>
+      </w:r>
+    </w:p>
+    <w:p>
+      <w:pPr>
+        <w:spacing w:before="60" w:after="60" w:line="300" w:lineRule="auto"/>
+      </w:pPr>
+      <w:r>
+        <w:rPr>
+          <w:color w:val="000000"/>
+          <w:rtl/>
+        </w:rPr>
+        <w:t xml:space="preserve">نرخ تبدیل استفاده‌شده برای همه معادل‌های دلاری: هر ۱ دلار = ۴۴۷.۶۴ تنگه (نرخ لحظه‌ای XE.com، ۱۹ سپتامبر ۲۰۲۶؛ این رقم با نرخ ۴۴۷.۵ گزارش جمنای هم‌خوانی نزدیک دارد).</w:t>
+      </w:r>
+    </w:p>
+    <w:tbl>
+      <w:tblPr>
+        <w:bidiVisual/>
+        <w:tblW w:w="9700" w:type="dxa"/>
+        <w:tblBorders>
+          <w:top w:val="single" w:sz="4" w:space="0" w:color="A6BCD1"/>
+          <w:left w:val="single" w:sz="4" w:space="0" w:color="A6BCD1"/>
+          <w:bottom w:val="single" w:sz="4" w:space="0" w:color="A6BCD1"/>
+          <w:right w:val="single" w:sz="4" w:space="0" w:color="A6BCD1"/>
+          <w:insideH w:val="single" w:sz="2" w:space="0" w:color="C9D8E5"/>
+          <w:insideV w:val="single" w:sz="2" w:space="0" w:color="C9D8E5"/>
+        </w:tblBorders>
+        <w:tblCellMar>
+          <w:left w:w="10" w:type="dxa"/>
+          <w:right w:w="10" w:type="dxa"/>
+        </w:tblCellMar>
+        <w:tblLook w:val="04A0" w:firstRow="1" w:lastRow="0" w:firstColumn="1" w:lastColumn="0" w:noHBand="0" w:noVBand="1"/>
+      </w:tblPr>
+      <w:tblGrid>
+        <w:gridCol w:w="1500"/>
+        <w:gridCol w:w="1300"/>
+        <w:gridCol w:w="1700"/>
+        <w:gridCol w:w="1300"/>
+        <w:gridCol w:w="1700"/>
+        <w:gridCol w:w="2200"/>
+      </w:tblGrid>
+      <w:tr>
+        <w:tblPrEx>
+          <w:tblCellMar>
+            <w:top w:w="0" w:type="dxa"/>
+            <w:bottom w:w="0" w:type="dxa"/>
+          </w:tblCellMar>
+        </w:tblPrEx>
+        <w:trPr>
+          <w:cantSplit/>
+          <w:tblHeader/>
+        </w:trPr>
+        <w:tc>
+          <w:tcPr>
+            <w:tcW w:w="1500" w:type="dxa"/>
+            <w:shd w:val="clear" w:color="auto" w:fill="1F5C8B"/>
+            <w:tcMar>
+              <w:top w:w="60" w:type="dxa"/>
+              <w:left w:w="80" w:type="dxa"/>
+              <w:bottom w:w="60" w:type="dxa"/>
+              <w:right w:w="80" w:type="dxa"/>
+            </w:tcMar>
+          </w:tcPr>
+          <w:p>
+            <w:pPr>
+              <w:spacing w:before="40" w:after="40"/>
+            </w:pPr>
+            <w:r>
+              <w:rPr>
+                <w:b/>
+                <w:bCs/>
+                <w:color w:val="FFFFFF"/>
+                <w:sz w:val="19"/>
+                <w:szCs w:val="19"/>
+                <w:rtl/>
+              </w:rPr>
+              <w:t xml:space="preserve">برند</w:t>
+            </w:r>
+          </w:p>
+        </w:tc>
+        <w:tc>
+          <w:tcPr>
+            <w:tcW w:w="1300" w:type="dxa"/>
+            <w:shd w:val="clear" w:color="auto" w:fill="1F5C8B"/>
+            <w:tcMar>
+              <w:top w:w="60" w:type="dxa"/>
+              <w:left w:w="80" w:type="dxa"/>
+              <w:bottom w:w="60" w:type="dxa"/>
+              <w:right w:w="80" w:type="dxa"/>
+            </w:tcMar>
+          </w:tcPr>
+          <w:p>
+            <w:pPr>
+              <w:spacing w:before="40" w:after="40"/>
+            </w:pPr>
+            <w:r>
+              <w:rPr>
+                <w:b/>
+                <w:bCs/>
+                <w:color w:val="FFFFFF"/>
+                <w:sz w:val="19"/>
+                <w:szCs w:val="19"/>
+                <w:rtl/>
+              </w:rPr>
+              <w:t xml:space="preserve">مبدأ / نوع</w:t>
+            </w:r>
+          </w:p>
+        </w:tc>
+        <w:tc>
+          <w:tcPr>
+            <w:tcW w:w="1700" w:type="dxa"/>
+            <w:shd w:val="clear" w:color="auto" w:fill="1F5C8B"/>
+            <w:tcMar>
+              <w:top w:w="60" w:type="dxa"/>
+              <w:left w:w="80" w:type="dxa"/>
+              <w:bottom w:w="60" w:type="dxa"/>
+              <w:right w:w="80" w:type="dxa"/>
+            </w:tcMar>
+          </w:tcPr>
+          <w:p>
+            <w:pPr>
+              <w:spacing w:before="40" w:after="40"/>
+            </w:pPr>
+            <w:r>
+              <w:rPr>
+                <w:b/>
+                <w:bCs/>
+                <w:color w:val="FFFFFF"/>
+                <w:sz w:val="19"/>
+                <w:szCs w:val="19"/>
+                <w:rtl/>
+              </w:rPr>
+              <w:t xml:space="preserve">بسته‌بندی</w:t>
+            </w:r>
+          </w:p>
+        </w:tc>
+        <w:tc>
+          <w:tcPr>
+            <w:tcW w:w="1300" w:type="dxa"/>
+            <w:shd w:val="clear" w:color="auto" w:fill="1F5C8B"/>
+            <w:tcMar>
+              <w:top w:w="60" w:type="dxa"/>
+              <w:left w:w="80" w:type="dxa"/>
+              <w:bottom w:w="60" w:type="dxa"/>
+              <w:right w:w="80" w:type="dxa"/>
+            </w:tcMar>
+          </w:tcPr>
+          <w:p>
+            <w:pPr>
+              <w:spacing w:before="40" w:after="40"/>
+            </w:pPr>
+            <w:r>
+              <w:rPr>
+                <w:b/>
+                <w:bCs/>
+                <w:color w:val="FFFFFF"/>
+                <w:sz w:val="19"/>
+                <w:szCs w:val="19"/>
+                <w:rtl/>
+              </w:rPr>
+              <w:t xml:space="preserve">قیمت</w:t>
+            </w:r>
+          </w:p>
+        </w:tc>
+        <w:tc>
+          <w:tcPr>
+            <w:tcW w:w="1700" w:type="dxa"/>
+            <w:shd w:val="clear" w:color="auto" w:fill="1F5C8B"/>
+            <w:tcMar>
+              <w:top w:w="60" w:type="dxa"/>
+              <w:left w:w="80" w:type="dxa"/>
+              <w:bottom w:w="60" w:type="dxa"/>
+              <w:right w:w="80" w:type="dxa"/>
+            </w:tcMar>
+          </w:tcPr>
+          <w:p>
+            <w:pPr>
+              <w:spacing w:before="40" w:after="40"/>
+            </w:pPr>
+            <w:r>
+              <w:rPr>
+                <w:b/>
+                <w:bCs/>
+                <w:color w:val="FFFFFF"/>
+                <w:sz w:val="19"/>
+                <w:szCs w:val="19"/>
+                <w:rtl/>
+              </w:rPr>
+              <w:t xml:space="preserve">معادل (دلار/تن)</w:t>
+            </w:r>
+          </w:p>
+        </w:tc>
+        <w:tc>
+          <w:tcPr>
+            <w:tcW w:w="2200" w:type="dxa"/>
+            <w:shd w:val="clear" w:color="auto" w:fill="1F5C8B"/>
+            <w:tcMar>
+              <w:top w:w="60" w:type="dxa"/>
+              <w:left w:w="80" w:type="dxa"/>
+              <w:bottom w:w="60" w:type="dxa"/>
+              <w:right w:w="80" w:type="dxa"/>
+            </w:tcMar>
+          </w:tcPr>
+          <w:p>
+            <w:pPr>
+              <w:spacing w:before="40" w:after="40"/>
+            </w:pPr>
+            <w:r>
+              <w:rPr>
+                <w:b/>
+                <w:bCs/>
+                <w:color w:val="FFFFFF"/>
+                <w:sz w:val="19"/>
+                <w:szCs w:val="19"/>
+                <w:rtl/>
+              </w:rPr>
+              <w:t xml:space="preserve">وضعیت راستی‌آزمایی</w:t>
+            </w:r>
+          </w:p>
+        </w:tc>
+      </w:tr>
+      <w:tr>
+        <w:tblPrEx>
+          <w:tblCellMar>
+            <w:top w:w="0" w:type="dxa"/>
+            <w:bottom w:w="0" w:type="dxa"/>
+          </w:tblCellMar>
+        </w:tblPrEx>
+        <w:trPr>
+          <w:cantSplit/>
+        </w:trPr>
+        <w:tc>
+          <w:tcPr>
+            <w:tcW w:w="1500" w:type="dxa"/>
+            <w:shd w:val="clear" w:color="auto" w:fill="FFFFFF"/>
+            <w:tcMar>
+              <w:top w:w="60" w:type="dxa"/>
+              <w:left w:w="80" w:type="dxa"/>
+              <w:bottom w:w="60" w:type="dxa"/>
+              <w:right w:w="80" w:type="dxa"/>
+            </w:tcMar>
+          </w:tcPr>
+          <w:p>
+            <w:pPr>
+              <w:spacing w:before="40" w:after="40"/>
+            </w:pPr>
+            <w:r>
+              <w:rPr>
+                <w:b/>
+                <w:bCs/>
+                <w:color w:val="000000"/>
+                <w:sz w:val="19"/>
+                <w:szCs w:val="19"/>
+                <w:rtl/>
+              </w:rPr>
+              <w:t xml:space="preserve">БСК (باشقیرسودا)</w:t>
+            </w:r>
+          </w:p>
+        </w:tc>
+        <w:tc>
+          <w:tcPr>
+            <w:tcW w:w="1300" w:type="dxa"/>
+            <w:shd w:val="clear" w:color="auto" w:fill="FFFFFF"/>
+            <w:tcMar>
+              <w:top w:w="60" w:type="dxa"/>
+              <w:left w:w="80" w:type="dxa"/>
+              <w:bottom w:w="60" w:type="dxa"/>
+              <w:right w:w="80" w:type="dxa"/>
+            </w:tcMar>
+          </w:tcPr>
+          <w:p>
+            <w:pPr>
+              <w:spacing w:before="40" w:after="40"/>
+            </w:pPr>
+            <w:r>
+              <w:rPr>
+                <w:color w:val="000000"/>
+                <w:sz w:val="19"/>
+                <w:szCs w:val="19"/>
+                <w:rtl/>
+              </w:rPr>
+              <w:t xml:space="preserve">روسیه</w:t>
+            </w:r>
+          </w:p>
+        </w:tc>
+        <w:tc>
+          <w:tcPr>
+            <w:tcW w:w="1700" w:type="dxa"/>
+            <w:shd w:val="clear" w:color="auto" w:fill="FFFFFF"/>
+            <w:tcMar>
+              <w:top w:w="60" w:type="dxa"/>
+              <w:left w:w="80" w:type="dxa"/>
+              <w:bottom w:w="60" w:type="dxa"/>
+              <w:right w:w="80" w:type="dxa"/>
+            </w:tcMar>
+          </w:tcPr>
+          <w:p>
+            <w:pPr>
+              <w:spacing w:before="40" w:after="40"/>
+            </w:pPr>
+            <w:r>
+              <w:rPr>
+                <w:color w:val="000000"/>
+                <w:sz w:val="19"/>
+                <w:szCs w:val="19"/>
+                <w:rtl/>
+              </w:rPr>
+              <w:t xml:space="preserve">جعبه مقوایی، ۵۰۰ گرم</w:t>
+            </w:r>
+          </w:p>
+        </w:tc>
+        <w:tc>
+          <w:tcPr>
+            <w:tcW w:w="1300" w:type="dxa"/>
+            <w:shd w:val="clear" w:color="auto" w:fill="FFFFFF"/>
+            <w:tcMar>
+              <w:top w:w="60" w:type="dxa"/>
+              <w:left w:w="80" w:type="dxa"/>
+              <w:bottom w:w="60" w:type="dxa"/>
+              <w:right w:w="80" w:type="dxa"/>
+            </w:tcMar>
+          </w:tcPr>
+          <w:p>
+            <w:pPr>
+              <w:spacing w:before="40" w:after="40"/>
+            </w:pPr>
+            <w:r>
+              <w:rPr>
+                <w:color w:val="000000"/>
+                <w:sz w:val="19"/>
+                <w:szCs w:val="19"/>
+                <w:rtl/>
+              </w:rPr>
+              <w:t xml:space="preserve">۳۵۷ تنگه</w:t>
+            </w:r>
+          </w:p>
+        </w:tc>
+        <w:tc>
+          <w:tcPr>
+            <w:tcW w:w="1700" w:type="dxa"/>
+            <w:shd w:val="clear" w:color="auto" w:fill="FFFFFF"/>
+            <w:tcMar>
+              <w:top w:w="60" w:type="dxa"/>
+              <w:left w:w="80" w:type="dxa"/>
+              <w:bottom w:w="60" w:type="dxa"/>
+              <w:right w:w="80" w:type="dxa"/>
+            </w:tcMar>
+          </w:tcPr>
+          <w:p>
+            <w:pPr>
+              <w:spacing w:before="40" w:after="40"/>
+            </w:pPr>
+            <w:r>
+              <w:rPr>
+                <w:color w:val="000000"/>
+                <w:sz w:val="19"/>
+                <w:szCs w:val="19"/>
+                <w:rtl/>
+              </w:rPr>
+              <w:t xml:space="preserve">≈۱٬۵۹۵</w:t>
+            </w:r>
+          </w:p>
+        </w:tc>
+        <w:tc>
+          <w:tcPr>
+            <w:tcW w:w="2200" w:type="dxa"/>
+            <w:shd w:val="clear" w:color="auto" w:fill="FFFFFF"/>
+            <w:tcMar>
+              <w:top w:w="60" w:type="dxa"/>
+              <w:left w:w="80" w:type="dxa"/>
+              <w:bottom w:w="60" w:type="dxa"/>
+              <w:right w:w="80" w:type="dxa"/>
+            </w:tcMar>
+          </w:tcPr>
+          <w:p>
+            <w:pPr>
+              <w:spacing w:before="40" w:after="40"/>
+            </w:pPr>
+            <w:r>
+              <w:rPr>
+                <w:color w:val="000000"/>
+                <w:sz w:val="19"/>
+                <w:szCs w:val="19"/>
+                <w:rtl/>
+              </w:rPr>
+              <w:t xml:space="preserve">تأییدشده (Semeiniy.kz)</w:t>
+            </w:r>
+          </w:p>
+        </w:tc>
+      </w:tr>
+      <w:tr>
+        <w:tblPrEx>
+          <w:tblCellMar>
+            <w:top w:w="0" w:type="dxa"/>
+            <w:bottom w:w="0" w:type="dxa"/>
+          </w:tblCellMar>
+        </w:tblPrEx>
+        <w:trPr>
+          <w:cantSplit/>
+        </w:trPr>
+        <w:tc>
+          <w:tcPr>
+            <w:tcW w:w="1500" w:type="dxa"/>
+            <w:shd w:val="clear" w:color="auto" w:fill="F2F6FA"/>
+            <w:tcMar>
+              <w:top w:w="60" w:type="dxa"/>
+              <w:left w:w="80" w:type="dxa"/>
+              <w:bottom w:w="60" w:type="dxa"/>
+              <w:right w:w="80" w:type="dxa"/>
+            </w:tcMar>
+          </w:tcPr>
+          <w:p>
+            <w:pPr>
+              <w:spacing w:before="40" w:after="40"/>
+            </w:pPr>
+            <w:r>
+              <w:rPr>
+                <w:b/>
+                <w:bCs/>
+                <w:color w:val="000000"/>
+                <w:sz w:val="19"/>
+                <w:szCs w:val="19"/>
+                <w:rtl/>
+              </w:rPr>
+              <w:t xml:space="preserve">Доктор вкус</w:t>
+            </w:r>
+          </w:p>
+        </w:tc>
+        <w:tc>
+          <w:tcPr>
+            <w:tcW w:w="1300" w:type="dxa"/>
+            <w:shd w:val="clear" w:color="auto" w:fill="F2F6FA"/>
+            <w:tcMar>
+              <w:top w:w="60" w:type="dxa"/>
+              <w:left w:w="80" w:type="dxa"/>
+              <w:bottom w:w="60" w:type="dxa"/>
+              <w:right w:w="80" w:type="dxa"/>
+            </w:tcMar>
+          </w:tcPr>
+          <w:p>
+            <w:pPr>
+              <w:spacing w:before="40" w:after="40"/>
+            </w:pPr>
+            <w:r>
+              <w:rPr>
+                <w:color w:val="000000"/>
+                <w:sz w:val="19"/>
+                <w:szCs w:val="19"/>
+                <w:rtl/>
+              </w:rPr>
+              <w:t xml:space="preserve">روسیه</w:t>
+            </w:r>
+          </w:p>
+        </w:tc>
+        <w:tc>
+          <w:tcPr>
+            <w:tcW w:w="1700" w:type="dxa"/>
+            <w:shd w:val="clear" w:color="auto" w:fill="F2F6FA"/>
+            <w:tcMar>
+              <w:top w:w="60" w:type="dxa"/>
+              <w:left w:w="80" w:type="dxa"/>
+              <w:bottom w:w="60" w:type="dxa"/>
+              <w:right w:w="80" w:type="dxa"/>
+            </w:tcMar>
+          </w:tcPr>
+          <w:p>
+            <w:pPr>
+              <w:spacing w:before="40" w:after="40"/>
+            </w:pPr>
+            <w:r>
+              <w:rPr>
+                <w:color w:val="000000"/>
+                <w:sz w:val="19"/>
+                <w:szCs w:val="19"/>
+                <w:rtl/>
+              </w:rPr>
+              <w:t xml:space="preserve">پاکت نرم، ۱۸۰ گرم</w:t>
+            </w:r>
+          </w:p>
+        </w:tc>
+        <w:tc>
+          <w:tcPr>
+            <w:tcW w:w="1300" w:type="dxa"/>
+            <w:shd w:val="clear" w:color="auto" w:fill="F2F6FA"/>
+            <w:tcMar>
+              <w:top w:w="60" w:type="dxa"/>
+              <w:left w:w="80" w:type="dxa"/>
+              <w:bottom w:w="60" w:type="dxa"/>
+              <w:right w:w="80" w:type="dxa"/>
+            </w:tcMar>
+          </w:tcPr>
+          <w:p>
+            <w:pPr>
+              <w:spacing w:before="40" w:after="40"/>
+            </w:pPr>
+            <w:r>
+              <w:rPr>
+                <w:color w:val="000000"/>
+                <w:sz w:val="19"/>
+                <w:szCs w:val="19"/>
+                <w:rtl/>
+              </w:rPr>
+              <w:t xml:space="preserve">۲۹۶ تنگه</w:t>
+            </w:r>
+          </w:p>
+        </w:tc>
+        <w:tc>
+          <w:tcPr>
+            <w:tcW w:w="1700" w:type="dxa"/>
+            <w:shd w:val="clear" w:color="auto" w:fill="F2F6FA"/>
+            <w:tcMar>
+              <w:top w:w="60" w:type="dxa"/>
+              <w:left w:w="80" w:type="dxa"/>
+              <w:bottom w:w="60" w:type="dxa"/>
+              <w:right w:w="80" w:type="dxa"/>
+            </w:tcMar>
+          </w:tcPr>
+          <w:p>
+            <w:pPr>
+              <w:spacing w:before="40" w:after="40"/>
+            </w:pPr>
+            <w:r>
+              <w:rPr>
+                <w:color w:val="000000"/>
+                <w:sz w:val="19"/>
+                <w:szCs w:val="19"/>
+                <w:rtl/>
+              </w:rPr>
+              <w:t xml:space="preserve">≈۳٬۶۷۴</w:t>
+            </w:r>
+          </w:p>
+        </w:tc>
+        <w:tc>
+          <w:tcPr>
+            <w:tcW w:w="2200" w:type="dxa"/>
+            <w:shd w:val="clear" w:color="auto" w:fill="F2F6FA"/>
+            <w:tcMar>
+              <w:top w:w="60" w:type="dxa"/>
+              <w:left w:w="80" w:type="dxa"/>
+              <w:bottom w:w="60" w:type="dxa"/>
+              <w:right w:w="80" w:type="dxa"/>
+            </w:tcMar>
+          </w:tcPr>
+          <w:p>
+            <w:pPr>
+              <w:spacing w:before="40" w:after="40"/>
+            </w:pPr>
+            <w:r>
+              <w:rPr>
+                <w:color w:val="000000"/>
+                <w:sz w:val="19"/>
+                <w:szCs w:val="19"/>
+                <w:rtl/>
+              </w:rPr>
+              <w:t xml:space="preserve">تأییدشده (Semeiniy.kz)</w:t>
+            </w:r>
+          </w:p>
+        </w:tc>
+      </w:tr>
+      <w:tr>
+        <w:tblPrEx>
+          <w:tblCellMar>
+            <w:top w:w="0" w:type="dxa"/>
+            <w:bottom w:w="0" w:type="dxa"/>
+          </w:tblCellMar>
+        </w:tblPrEx>
+        <w:trPr>
+          <w:cantSplit/>
+        </w:trPr>
+        <w:tc>
+          <w:tcPr>
+            <w:tcW w:w="1500" w:type="dxa"/>
+            <w:shd w:val="clear" w:color="auto" w:fill="FFFFFF"/>
+            <w:tcMar>
+              <w:top w:w="60" w:type="dxa"/>
+              <w:left w:w="80" w:type="dxa"/>
+              <w:bottom w:w="60" w:type="dxa"/>
+              <w:right w:w="80" w:type="dxa"/>
+            </w:tcMar>
+          </w:tcPr>
+          <w:p>
+            <w:pPr>
+              <w:spacing w:before="40" w:after="40"/>
+            </w:pPr>
+            <w:r>
+              <w:rPr>
+                <w:b/>
+                <w:bCs/>
+                <w:color w:val="000000"/>
+                <w:sz w:val="19"/>
+                <w:szCs w:val="19"/>
+                <w:rtl/>
+              </w:rPr>
+              <w:t xml:space="preserve">Приправыч</w:t>
+            </w:r>
+          </w:p>
+        </w:tc>
+        <w:tc>
+          <w:tcPr>
+            <w:tcW w:w="1300" w:type="dxa"/>
+            <w:shd w:val="clear" w:color="auto" w:fill="FFFFFF"/>
+            <w:tcMar>
+              <w:top w:w="60" w:type="dxa"/>
+              <w:left w:w="80" w:type="dxa"/>
+              <w:bottom w:w="60" w:type="dxa"/>
+              <w:right w:w="80" w:type="dxa"/>
+            </w:tcMar>
+          </w:tcPr>
+          <w:p>
+            <w:pPr>
+              <w:spacing w:before="40" w:after="40"/>
+            </w:pPr>
+            <w:r>
+              <w:rPr>
+                <w:color w:val="000000"/>
+                <w:sz w:val="19"/>
+                <w:szCs w:val="19"/>
+                <w:rtl/>
+              </w:rPr>
+              <w:t xml:space="preserve">روسیه</w:t>
+            </w:r>
+          </w:p>
+        </w:tc>
+        <w:tc>
+          <w:tcPr>
+            <w:tcW w:w="1700" w:type="dxa"/>
+            <w:shd w:val="clear" w:color="auto" w:fill="FFFFFF"/>
+            <w:tcMar>
+              <w:top w:w="60" w:type="dxa"/>
+              <w:left w:w="80" w:type="dxa"/>
+              <w:bottom w:w="60" w:type="dxa"/>
+              <w:right w:w="80" w:type="dxa"/>
+            </w:tcMar>
+          </w:tcPr>
+          <w:p>
+            <w:pPr>
+              <w:spacing w:before="40" w:after="40"/>
+            </w:pPr>
+            <w:r>
+              <w:rPr>
+                <w:color w:val="000000"/>
+                <w:sz w:val="19"/>
+                <w:szCs w:val="19"/>
+                <w:rtl/>
+              </w:rPr>
+              <w:t xml:space="preserve">ساشه فویلی، ۲۰ گرم</w:t>
+            </w:r>
+          </w:p>
+        </w:tc>
+        <w:tc>
+          <w:tcPr>
+            <w:tcW w:w="1300" w:type="dxa"/>
+            <w:shd w:val="clear" w:color="auto" w:fill="FFFFFF"/>
+            <w:tcMar>
+              <w:top w:w="60" w:type="dxa"/>
+              <w:left w:w="80" w:type="dxa"/>
+              <w:bottom w:w="60" w:type="dxa"/>
+              <w:right w:w="80" w:type="dxa"/>
+            </w:tcMar>
+          </w:tcPr>
+          <w:p>
+            <w:pPr>
+              <w:spacing w:before="40" w:after="40"/>
+            </w:pPr>
+            <w:r>
+              <w:rPr>
+                <w:color w:val="000000"/>
+                <w:sz w:val="19"/>
+                <w:szCs w:val="19"/>
+                <w:rtl/>
+              </w:rPr>
+              <w:t xml:space="preserve">۷۵ تنگه</w:t>
+            </w:r>
+          </w:p>
+        </w:tc>
+        <w:tc>
+          <w:tcPr>
+            <w:tcW w:w="1700" w:type="dxa"/>
+            <w:shd w:val="clear" w:color="auto" w:fill="FFFFFF"/>
+            <w:tcMar>
+              <w:top w:w="60" w:type="dxa"/>
+              <w:left w:w="80" w:type="dxa"/>
+              <w:bottom w:w="60" w:type="dxa"/>
+              <w:right w:w="80" w:type="dxa"/>
+            </w:tcMar>
+          </w:tcPr>
+          <w:p>
+            <w:pPr>
+              <w:spacing w:before="40" w:after="40"/>
+            </w:pPr>
+            <w:r>
+              <w:rPr>
+                <w:color w:val="000000"/>
+                <w:sz w:val="19"/>
+                <w:szCs w:val="19"/>
+                <w:rtl/>
+              </w:rPr>
+              <w:t xml:space="preserve">≈۸٬۳۷۸*</w:t>
+            </w:r>
+          </w:p>
+        </w:tc>
+        <w:tc>
+          <w:tcPr>
+            <w:tcW w:w="2200" w:type="dxa"/>
+            <w:shd w:val="clear" w:color="auto" w:fill="FFFFFF"/>
+            <w:tcMar>
+              <w:top w:w="60" w:type="dxa"/>
+              <w:left w:w="80" w:type="dxa"/>
+              <w:bottom w:w="60" w:type="dxa"/>
+              <w:right w:w="80" w:type="dxa"/>
+            </w:tcMar>
+          </w:tcPr>
+          <w:p>
+            <w:pPr>
+              <w:spacing w:before="40" w:after="40"/>
+            </w:pPr>
+            <w:r>
+              <w:rPr>
+                <w:color w:val="000000"/>
+                <w:sz w:val="19"/>
+                <w:szCs w:val="19"/>
+                <w:rtl/>
+              </w:rPr>
+              <w:t xml:space="preserve">تأییدشده (Semeiniy.kz)؛ رقم جمنای (۹۵-۱۰۵) با واقعیت هم‌خوان نبود</w:t>
+            </w:r>
+          </w:p>
+        </w:tc>
+      </w:tr>
+      <w:tr>
+        <w:tblPrEx>
+          <w:tblCellMar>
+            <w:top w:w="0" w:type="dxa"/>
+            <w:bottom w:w="0" w:type="dxa"/>
+          </w:tblCellMar>
+        </w:tblPrEx>
+        <w:trPr>
+          <w:cantSplit/>
+        </w:trPr>
+        <w:tc>
+          <w:tcPr>
+            <w:tcW w:w="1500" w:type="dxa"/>
+            <w:shd w:val="clear" w:color="auto" w:fill="F2F6FA"/>
+            <w:tcMar>
+              <w:top w:w="60" w:type="dxa"/>
+              <w:left w:w="80" w:type="dxa"/>
+              <w:bottom w:w="60" w:type="dxa"/>
+              <w:right w:w="80" w:type="dxa"/>
+            </w:tcMar>
+          </w:tcPr>
+          <w:p>
+            <w:pPr>
+              <w:spacing w:before="40" w:after="40"/>
+            </w:pPr>
+            <w:r>
+              <w:rPr>
+                <w:b/>
+                <w:bCs/>
+                <w:color w:val="000000"/>
+                <w:sz w:val="19"/>
+                <w:szCs w:val="19"/>
+                <w:rtl/>
+              </w:rPr>
+              <w:t xml:space="preserve">АС (بسته‌بندی محلی)</w:t>
+            </w:r>
+          </w:p>
+        </w:tc>
+        <w:tc>
+          <w:tcPr>
+            <w:tcW w:w="1300" w:type="dxa"/>
+            <w:shd w:val="clear" w:color="auto" w:fill="F2F6FA"/>
+            <w:tcMar>
+              <w:top w:w="60" w:type="dxa"/>
+              <w:left w:w="80" w:type="dxa"/>
+              <w:bottom w:w="60" w:type="dxa"/>
+              <w:right w:w="80" w:type="dxa"/>
+            </w:tcMar>
+          </w:tcPr>
+          <w:p>
+            <w:pPr>
+              <w:spacing w:before="40" w:after="40"/>
+            </w:pPr>
+            <w:r>
+              <w:rPr>
+                <w:color w:val="000000"/>
+                <w:sz w:val="19"/>
+                <w:szCs w:val="19"/>
+                <w:rtl/>
+              </w:rPr>
+              <w:t xml:space="preserve">قزاقستان (واردات فله)</w:t>
+            </w:r>
+          </w:p>
+        </w:tc>
+        <w:tc>
+          <w:tcPr>
+            <w:tcW w:w="1700" w:type="dxa"/>
+            <w:shd w:val="clear" w:color="auto" w:fill="F2F6FA"/>
+            <w:tcMar>
+              <w:top w:w="60" w:type="dxa"/>
+              <w:left w:w="80" w:type="dxa"/>
+              <w:bottom w:w="60" w:type="dxa"/>
+              <w:right w:w="80" w:type="dxa"/>
+            </w:tcMar>
+          </w:tcPr>
+          <w:p>
+            <w:pPr>
+              <w:spacing w:before="40" w:after="40"/>
+            </w:pPr>
+            <w:r>
+              <w:rPr>
+                <w:color w:val="000000"/>
+                <w:sz w:val="19"/>
+                <w:szCs w:val="19"/>
+                <w:rtl/>
+              </w:rPr>
+              <w:t xml:space="preserve">پاکت/قوطی، ۵۰۰ گرم</w:t>
+            </w:r>
+          </w:p>
+        </w:tc>
+        <w:tc>
+          <w:tcPr>
+            <w:tcW w:w="1300" w:type="dxa"/>
+            <w:shd w:val="clear" w:color="auto" w:fill="F2F6FA"/>
+            <w:tcMar>
+              <w:top w:w="60" w:type="dxa"/>
+              <w:left w:w="80" w:type="dxa"/>
+              <w:bottom w:w="60" w:type="dxa"/>
+              <w:right w:w="80" w:type="dxa"/>
+            </w:tcMar>
+          </w:tcPr>
+          <w:p>
+            <w:pPr>
+              <w:spacing w:before="40" w:after="40"/>
+            </w:pPr>
+            <w:r>
+              <w:rPr>
+                <w:color w:val="000000"/>
+                <w:sz w:val="19"/>
+                <w:szCs w:val="19"/>
+                <w:rtl/>
+              </w:rPr>
+              <w:t xml:space="preserve">۳۵۵ تنگه</w:t>
+            </w:r>
+          </w:p>
+        </w:tc>
+        <w:tc>
+          <w:tcPr>
+            <w:tcW w:w="1700" w:type="dxa"/>
+            <w:shd w:val="clear" w:color="auto" w:fill="F2F6FA"/>
+            <w:tcMar>
+              <w:top w:w="60" w:type="dxa"/>
+              <w:left w:w="80" w:type="dxa"/>
+              <w:bottom w:w="60" w:type="dxa"/>
+              <w:right w:w="80" w:type="dxa"/>
+            </w:tcMar>
+          </w:tcPr>
+          <w:p>
+            <w:pPr>
+              <w:spacing w:before="40" w:after="40"/>
+            </w:pPr>
+            <w:r>
+              <w:rPr>
+                <w:color w:val="000000"/>
+                <w:sz w:val="19"/>
+                <w:szCs w:val="19"/>
+                <w:rtl/>
+              </w:rPr>
+              <w:t xml:space="preserve">≈۱٬۵۸۶</w:t>
+            </w:r>
+          </w:p>
+        </w:tc>
+        <w:tc>
+          <w:tcPr>
+            <w:tcW w:w="2200" w:type="dxa"/>
+            <w:shd w:val="clear" w:color="auto" w:fill="F2F6FA"/>
+            <w:tcMar>
+              <w:top w:w="60" w:type="dxa"/>
+              <w:left w:w="80" w:type="dxa"/>
+              <w:bottom w:w="60" w:type="dxa"/>
+              <w:right w:w="80" w:type="dxa"/>
+            </w:tcMar>
+          </w:tcPr>
+          <w:p>
+            <w:pPr>
+              <w:spacing w:before="40" w:after="40"/>
+            </w:pPr>
+            <w:r>
+              <w:rPr>
+                <w:color w:val="000000"/>
+                <w:sz w:val="19"/>
+                <w:szCs w:val="19"/>
+                <w:rtl/>
+              </w:rPr>
+              <w:t xml:space="preserve">تأییدشده (Satu.kz، فروشنده ALTERNATIVA snab)</w:t>
+            </w:r>
+          </w:p>
+        </w:tc>
+      </w:tr>
+      <w:tr>
+        <w:tblPrEx>
+          <w:tblCellMar>
+            <w:top w:w="0" w:type="dxa"/>
+            <w:bottom w:w="0" w:type="dxa"/>
+          </w:tblCellMar>
+        </w:tblPrEx>
+        <w:trPr>
+          <w:cantSplit/>
+        </w:trPr>
+        <w:tc>
+          <w:tcPr>
+            <w:tcW w:w="1500" w:type="dxa"/>
+            <w:shd w:val="clear" w:color="auto" w:fill="FFFFFF"/>
+            <w:tcMar>
+              <w:top w:w="60" w:type="dxa"/>
+              <w:left w:w="80" w:type="dxa"/>
+              <w:bottom w:w="60" w:type="dxa"/>
+              <w:right w:w="80" w:type="dxa"/>
+            </w:tcMar>
+          </w:tcPr>
+          <w:p>
+            <w:pPr>
+              <w:spacing w:before="40" w:after="40"/>
+            </w:pPr>
+            <w:r>
+              <w:rPr>
+                <w:b/>
+                <w:bCs/>
+                <w:color w:val="000000"/>
+                <w:sz w:val="19"/>
+                <w:szCs w:val="19"/>
+                <w:rtl/>
+              </w:rPr>
+              <w:t xml:space="preserve">Сода АС</w:t>
+            </w:r>
+          </w:p>
+        </w:tc>
+        <w:tc>
+          <w:tcPr>
+            <w:tcW w:w="1300" w:type="dxa"/>
+            <w:shd w:val="clear" w:color="auto" w:fill="FFFFFF"/>
+            <w:tcMar>
+              <w:top w:w="60" w:type="dxa"/>
+              <w:left w:w="80" w:type="dxa"/>
+              <w:bottom w:w="60" w:type="dxa"/>
+              <w:right w:w="80" w:type="dxa"/>
+            </w:tcMar>
+          </w:tcPr>
+          <w:p>
+            <w:pPr>
+              <w:spacing w:before="40" w:after="40"/>
+            </w:pPr>
+            <w:r>
+              <w:rPr>
+                <w:color w:val="000000"/>
+                <w:sz w:val="19"/>
+                <w:szCs w:val="19"/>
+                <w:rtl/>
+              </w:rPr>
+              <w:t xml:space="preserve">قزاقستان (واردات فله)</w:t>
+            </w:r>
+          </w:p>
+        </w:tc>
+        <w:tc>
+          <w:tcPr>
+            <w:tcW w:w="1700" w:type="dxa"/>
+            <w:shd w:val="clear" w:color="auto" w:fill="FFFFFF"/>
+            <w:tcMar>
+              <w:top w:w="60" w:type="dxa"/>
+              <w:left w:w="80" w:type="dxa"/>
+              <w:bottom w:w="60" w:type="dxa"/>
+              <w:right w:w="80" w:type="dxa"/>
+            </w:tcMar>
+          </w:tcPr>
+          <w:p>
+            <w:pPr>
+              <w:spacing w:before="40" w:after="40"/>
+            </w:pPr>
+            <w:r>
+              <w:rPr>
+                <w:color w:val="000000"/>
+                <w:sz w:val="19"/>
+                <w:szCs w:val="19"/>
+                <w:rtl/>
+              </w:rPr>
+              <w:t xml:space="preserve">جعبه، ۴۰۰ گرم</w:t>
+            </w:r>
+          </w:p>
+        </w:tc>
+        <w:tc>
+          <w:tcPr>
+            <w:tcW w:w="1300" w:type="dxa"/>
+            <w:shd w:val="clear" w:color="auto" w:fill="FFFFFF"/>
+            <w:tcMar>
+              <w:top w:w="60" w:type="dxa"/>
+              <w:left w:w="80" w:type="dxa"/>
+              <w:bottom w:w="60" w:type="dxa"/>
+              <w:right w:w="80" w:type="dxa"/>
+            </w:tcMar>
+          </w:tcPr>
+          <w:p>
+            <w:pPr>
+              <w:spacing w:before="40" w:after="40"/>
+            </w:pPr>
+            <w:r>
+              <w:rPr>
+                <w:color w:val="000000"/>
+                <w:sz w:val="19"/>
+                <w:szCs w:val="19"/>
+                <w:rtl/>
+              </w:rPr>
+              <w:t xml:space="preserve">۵۴۰ تنگه</w:t>
+            </w:r>
+          </w:p>
+        </w:tc>
+        <w:tc>
+          <w:tcPr>
+            <w:tcW w:w="1700" w:type="dxa"/>
+            <w:shd w:val="clear" w:color="auto" w:fill="FFFFFF"/>
+            <w:tcMar>
+              <w:top w:w="60" w:type="dxa"/>
+              <w:left w:w="80" w:type="dxa"/>
+              <w:bottom w:w="60" w:type="dxa"/>
+              <w:right w:w="80" w:type="dxa"/>
+            </w:tcMar>
+          </w:tcPr>
+          <w:p>
+            <w:pPr>
+              <w:spacing w:before="40" w:after="40"/>
+            </w:pPr>
+            <w:r>
+              <w:rPr>
+                <w:color w:val="000000"/>
+                <w:sz w:val="19"/>
+                <w:szCs w:val="19"/>
+                <w:rtl/>
+              </w:rPr>
+              <w:t xml:space="preserve">≈۳٬۰۱۶</w:t>
+            </w:r>
+          </w:p>
+        </w:tc>
+        <w:tc>
+          <w:tcPr>
+            <w:tcW w:w="2200" w:type="dxa"/>
+            <w:shd w:val="clear" w:color="auto" w:fill="FFFFFF"/>
+            <w:tcMar>
+              <w:top w:w="60" w:type="dxa"/>
+              <w:left w:w="80" w:type="dxa"/>
+              <w:bottom w:w="60" w:type="dxa"/>
+              <w:right w:w="80" w:type="dxa"/>
+            </w:tcMar>
+          </w:tcPr>
+          <w:p>
+            <w:pPr>
+              <w:spacing w:before="40" w:after="40"/>
+            </w:pPr>
+            <w:r>
+              <w:rPr>
+                <w:color w:val="000000"/>
+                <w:sz w:val="19"/>
+                <w:szCs w:val="19"/>
+                <w:rtl/>
+              </w:rPr>
+              <w:t xml:space="preserve">تأییدشده (vkusmart.vmv.kz، اپ تحویل آستانه)</w:t>
+            </w:r>
+          </w:p>
+        </w:tc>
+      </w:tr>
+      <w:tr>
+        <w:tblPrEx>
+          <w:tblCellMar>
+            <w:top w:w="0" w:type="dxa"/>
+            <w:bottom w:w="0" w:type="dxa"/>
+          </w:tblCellMar>
+        </w:tblPrEx>
+        <w:trPr>
+          <w:cantSplit/>
+        </w:trPr>
+        <w:tc>
+          <w:tcPr>
+            <w:tcW w:w="1500" w:type="dxa"/>
+            <w:shd w:val="clear" w:color="auto" w:fill="F2F6FA"/>
+            <w:tcMar>
+              <w:top w:w="60" w:type="dxa"/>
+              <w:left w:w="80" w:type="dxa"/>
+              <w:bottom w:w="60" w:type="dxa"/>
+              <w:right w:w="80" w:type="dxa"/>
+            </w:tcMar>
+          </w:tcPr>
+          <w:p>
+            <w:pPr>
+              <w:spacing w:before="40" w:after="40"/>
+            </w:pPr>
+            <w:r>
+              <w:rPr>
+                <w:b/>
+                <w:bCs/>
+                <w:color w:val="000000"/>
+                <w:sz w:val="19"/>
+                <w:szCs w:val="19"/>
+                <w:rtl/>
+              </w:rPr>
+              <w:t xml:space="preserve">Arm &amp; Hammer</w:t>
+            </w:r>
+          </w:p>
+        </w:tc>
+        <w:tc>
+          <w:tcPr>
+            <w:tcW w:w="1300" w:type="dxa"/>
+            <w:shd w:val="clear" w:color="auto" w:fill="F2F6FA"/>
+            <w:tcMar>
+              <w:top w:w="60" w:type="dxa"/>
+              <w:left w:w="80" w:type="dxa"/>
+              <w:bottom w:w="60" w:type="dxa"/>
+              <w:right w:w="80" w:type="dxa"/>
+            </w:tcMar>
+          </w:tcPr>
+          <w:p>
+            <w:pPr>
+              <w:spacing w:before="40" w:after="40"/>
+            </w:pPr>
+            <w:r>
+              <w:rPr>
+                <w:color w:val="000000"/>
+                <w:sz w:val="19"/>
+                <w:szCs w:val="19"/>
+                <w:rtl/>
+              </w:rPr>
+              <w:t xml:space="preserve">آمریکا</w:t>
+            </w:r>
+          </w:p>
+        </w:tc>
+        <w:tc>
+          <w:tcPr>
+            <w:tcW w:w="1700" w:type="dxa"/>
+            <w:shd w:val="clear" w:color="auto" w:fill="F2F6FA"/>
+            <w:tcMar>
+              <w:top w:w="60" w:type="dxa"/>
+              <w:left w:w="80" w:type="dxa"/>
+              <w:bottom w:w="60" w:type="dxa"/>
+              <w:right w:w="80" w:type="dxa"/>
+            </w:tcMar>
+          </w:tcPr>
+          <w:p>
+            <w:pPr>
+              <w:spacing w:before="40" w:after="40"/>
+            </w:pPr>
+            <w:r>
+              <w:rPr>
+                <w:color w:val="000000"/>
+                <w:sz w:val="19"/>
+                <w:szCs w:val="19"/>
+                <w:rtl/>
+              </w:rPr>
+              <w:t xml:space="preserve">جعبه ضدبو، ۲۲۷ گرم</w:t>
+            </w:r>
+          </w:p>
+        </w:tc>
+        <w:tc>
+          <w:tcPr>
+            <w:tcW w:w="1300" w:type="dxa"/>
+            <w:shd w:val="clear" w:color="auto" w:fill="F2F6FA"/>
+            <w:tcMar>
+              <w:top w:w="60" w:type="dxa"/>
+              <w:left w:w="80" w:type="dxa"/>
+              <w:bottom w:w="60" w:type="dxa"/>
+              <w:right w:w="80" w:type="dxa"/>
+            </w:tcMar>
+          </w:tcPr>
+          <w:p>
+            <w:pPr>
+              <w:spacing w:before="40" w:after="40"/>
+            </w:pPr>
+            <w:r>
+              <w:rPr>
+                <w:color w:val="000000"/>
+                <w:sz w:val="19"/>
+                <w:szCs w:val="19"/>
+                <w:rtl/>
+              </w:rPr>
+              <w:t xml:space="preserve">۲٬۷۱۰ تنگه</w:t>
+            </w:r>
+          </w:p>
+        </w:tc>
+        <w:tc>
+          <w:tcPr>
+            <w:tcW w:w="1700" w:type="dxa"/>
+            <w:shd w:val="clear" w:color="auto" w:fill="F2F6FA"/>
+            <w:tcMar>
+              <w:top w:w="60" w:type="dxa"/>
+              <w:left w:w="80" w:type="dxa"/>
+              <w:bottom w:w="60" w:type="dxa"/>
+              <w:right w:w="80" w:type="dxa"/>
+            </w:tcMar>
+          </w:tcPr>
+          <w:p>
+            <w:pPr>
+              <w:spacing w:before="40" w:after="40"/>
+            </w:pPr>
+            <w:r>
+              <w:rPr>
+                <w:color w:val="000000"/>
+                <w:sz w:val="19"/>
+                <w:szCs w:val="19"/>
+                <w:rtl/>
+              </w:rPr>
+              <w:t xml:space="preserve">≈۲۶٬۶۷۲</w:t>
+            </w:r>
+          </w:p>
+        </w:tc>
+        <w:tc>
+          <w:tcPr>
+            <w:tcW w:w="2200" w:type="dxa"/>
+            <w:shd w:val="clear" w:color="auto" w:fill="F2F6FA"/>
+            <w:tcMar>
+              <w:top w:w="60" w:type="dxa"/>
+              <w:left w:w="80" w:type="dxa"/>
+              <w:bottom w:w="60" w:type="dxa"/>
+              <w:right w:w="80" w:type="dxa"/>
+            </w:tcMar>
+          </w:tcPr>
+          <w:p>
+            <w:pPr>
+              <w:spacing w:before="40" w:after="40"/>
+            </w:pPr>
+            <w:r>
+              <w:rPr>
+                <w:color w:val="000000"/>
+                <w:sz w:val="19"/>
+                <w:szCs w:val="19"/>
+                <w:rtl/>
+              </w:rPr>
+              <w:t xml:space="preserve">تأییدشده (Biotus.kz)؛ محصول از تولید خارج شده؛ رقم جمنای (۱٬۸۰۰-۲٬۲۰۰) هم‌خوان نبود</w:t>
+            </w:r>
+          </w:p>
+        </w:tc>
+      </w:tr>
+      <w:tr>
+        <w:tblPrEx>
+          <w:tblCellMar>
+            <w:top w:w="0" w:type="dxa"/>
+            <w:bottom w:w="0" w:type="dxa"/>
+          </w:tblCellMar>
+        </w:tblPrEx>
+        <w:trPr>
+          <w:cantSplit/>
+        </w:trPr>
+        <w:tc>
+          <w:tcPr>
+            <w:tcW w:w="1500" w:type="dxa"/>
+            <w:shd w:val="clear" w:color="auto" w:fill="FFFFFF"/>
+            <w:tcMar>
+              <w:top w:w="60" w:type="dxa"/>
+              <w:left w:w="80" w:type="dxa"/>
+              <w:bottom w:w="60" w:type="dxa"/>
+              <w:right w:w="80" w:type="dxa"/>
+            </w:tcMar>
+          </w:tcPr>
+          <w:p>
+            <w:pPr>
+              <w:spacing w:before="40" w:after="40"/>
+            </w:pPr>
+            <w:r>
+              <w:rPr>
+                <w:b/>
+                <w:bCs/>
+                <w:color w:val="000000"/>
+                <w:sz w:val="19"/>
+                <w:szCs w:val="19"/>
+                <w:rtl/>
+              </w:rPr>
+              <w:t xml:space="preserve">Crimsoda</w:t>
+            </w:r>
+          </w:p>
+        </w:tc>
+        <w:tc>
+          <w:tcPr>
+            <w:tcW w:w="1300" w:type="dxa"/>
+            <w:shd w:val="clear" w:color="auto" w:fill="FFFFFF"/>
+            <w:tcMar>
+              <w:top w:w="60" w:type="dxa"/>
+              <w:left w:w="80" w:type="dxa"/>
+              <w:bottom w:w="60" w:type="dxa"/>
+              <w:right w:w="80" w:type="dxa"/>
+            </w:tcMar>
+          </w:tcPr>
+          <w:p>
+            <w:pPr>
+              <w:spacing w:before="40" w:after="40"/>
+            </w:pPr>
+            <w:r>
+              <w:rPr>
+                <w:color w:val="000000"/>
+                <w:sz w:val="19"/>
+                <w:szCs w:val="19"/>
+                <w:rtl/>
+              </w:rPr>
+              <w:t xml:space="preserve">روسیه</w:t>
+            </w:r>
+          </w:p>
+        </w:tc>
+        <w:tc>
+          <w:tcPr>
+            <w:tcW w:w="1700" w:type="dxa"/>
+            <w:shd w:val="clear" w:color="auto" w:fill="FFFFFF"/>
+            <w:tcMar>
+              <w:top w:w="60" w:type="dxa"/>
+              <w:left w:w="80" w:type="dxa"/>
+              <w:bottom w:w="60" w:type="dxa"/>
+              <w:right w:w="80" w:type="dxa"/>
+            </w:tcMar>
+          </w:tcPr>
+          <w:p>
+            <w:pPr>
+              <w:spacing w:before="40" w:after="40"/>
+            </w:pPr>
+            <w:r>
+              <w:rPr>
+                <w:color w:val="000000"/>
+                <w:sz w:val="19"/>
+                <w:szCs w:val="19"/>
+                <w:rtl/>
+              </w:rPr>
+              <w:t xml:space="preserve">جعبه، ۵۰۰ گرم</w:t>
+            </w:r>
+          </w:p>
+        </w:tc>
+        <w:tc>
+          <w:tcPr>
+            <w:tcW w:w="1300" w:type="dxa"/>
+            <w:shd w:val="clear" w:color="auto" w:fill="FFFFFF"/>
+            <w:tcMar>
+              <w:top w:w="60" w:type="dxa"/>
+              <w:left w:w="80" w:type="dxa"/>
+              <w:bottom w:w="60" w:type="dxa"/>
+              <w:right w:w="80" w:type="dxa"/>
+            </w:tcMar>
+          </w:tcPr>
+          <w:p>
+            <w:pPr>
+              <w:spacing w:before="40" w:after="40"/>
+            </w:pPr>
+            <w:r>
+              <w:rPr>
+                <w:color w:val="000000"/>
+                <w:sz w:val="19"/>
+                <w:szCs w:val="19"/>
+                <w:rtl/>
+              </w:rPr>
+              <w:t xml:space="preserve">نامشخص</w:t>
+            </w:r>
+          </w:p>
+        </w:tc>
+        <w:tc>
+          <w:tcPr>
+            <w:tcW w:w="1700" w:type="dxa"/>
+            <w:shd w:val="clear" w:color="auto" w:fill="FFFFFF"/>
+            <w:tcMar>
+              <w:top w:w="60" w:type="dxa"/>
+              <w:left w:w="80" w:type="dxa"/>
+              <w:bottom w:w="60" w:type="dxa"/>
+              <w:right w:w="80" w:type="dxa"/>
+            </w:tcMar>
+          </w:tcPr>
+          <w:p>
+            <w:pPr>
+              <w:spacing w:before="40" w:after="40"/>
+            </w:pPr>
+            <w:r>
+              <w:rPr>
+                <w:color w:val="000000"/>
+                <w:sz w:val="19"/>
+                <w:szCs w:val="19"/>
+                <w:rtl/>
+              </w:rPr>
+              <w:t xml:space="preserve">—</w:t>
+            </w:r>
+          </w:p>
+        </w:tc>
+        <w:tc>
+          <w:tcPr>
+            <w:tcW w:w="2200" w:type="dxa"/>
+            <w:shd w:val="clear" w:color="auto" w:fill="FFFFFF"/>
+            <w:tcMar>
+              <w:top w:w="60" w:type="dxa"/>
+              <w:left w:w="80" w:type="dxa"/>
+              <w:bottom w:w="60" w:type="dxa"/>
+              <w:right w:w="80" w:type="dxa"/>
+            </w:tcMar>
+          </w:tcPr>
+          <w:p>
+            <w:pPr>
+              <w:spacing w:before="40" w:after="40"/>
+            </w:pPr>
+            <w:r>
+              <w:rPr>
+                <w:color w:val="000000"/>
+                <w:sz w:val="19"/>
+                <w:szCs w:val="19"/>
+                <w:rtl/>
+              </w:rPr>
+              <w:t xml:space="preserve">برند/بسته‌بندی/مبدأ تأیید شد؛ قیمت در صفحه بارگذاری نشد</w:t>
+            </w:r>
+          </w:p>
+        </w:tc>
+      </w:tr>
+      <w:tr>
+        <w:tblPrEx>
+          <w:tblCellMar>
+            <w:top w:w="0" w:type="dxa"/>
+            <w:bottom w:w="0" w:type="dxa"/>
+          </w:tblCellMar>
+        </w:tblPrEx>
+        <w:trPr>
+          <w:cantSplit/>
+        </w:trPr>
+        <w:tc>
+          <w:tcPr>
+            <w:tcW w:w="1500" w:type="dxa"/>
+            <w:shd w:val="clear" w:color="auto" w:fill="F2F6FA"/>
+            <w:tcMar>
+              <w:top w:w="60" w:type="dxa"/>
+              <w:left w:w="80" w:type="dxa"/>
+              <w:bottom w:w="60" w:type="dxa"/>
+              <w:right w:w="80" w:type="dxa"/>
+            </w:tcMar>
+          </w:tcPr>
+          <w:p>
+            <w:pPr>
+              <w:spacing w:before="40" w:after="40"/>
+            </w:pPr>
+            <w:r>
+              <w:rPr>
+                <w:b/>
+                <w:bCs/>
+                <w:color w:val="000000"/>
+                <w:sz w:val="19"/>
+                <w:szCs w:val="19"/>
+                <w:rtl/>
+              </w:rPr>
+              <w:t xml:space="preserve">چین (توزیع‌کننده «Даму-Химия»)</w:t>
+            </w:r>
+          </w:p>
+        </w:tc>
+        <w:tc>
+          <w:tcPr>
+            <w:tcW w:w="1300" w:type="dxa"/>
+            <w:shd w:val="clear" w:color="auto" w:fill="F2F6FA"/>
+            <w:tcMar>
+              <w:top w:w="60" w:type="dxa"/>
+              <w:left w:w="80" w:type="dxa"/>
+              <w:bottom w:w="60" w:type="dxa"/>
+              <w:right w:w="80" w:type="dxa"/>
+            </w:tcMar>
+          </w:tcPr>
+          <w:p>
+            <w:pPr>
+              <w:spacing w:before="40" w:after="40"/>
+            </w:pPr>
+            <w:r>
+              <w:rPr>
+                <w:color w:val="000000"/>
+                <w:sz w:val="19"/>
+                <w:szCs w:val="19"/>
+                <w:rtl/>
+              </w:rPr>
+              <w:t xml:space="preserve">چین</w:t>
+            </w:r>
+          </w:p>
+        </w:tc>
+        <w:tc>
+          <w:tcPr>
+            <w:tcW w:w="1700" w:type="dxa"/>
+            <w:shd w:val="clear" w:color="auto" w:fill="F2F6FA"/>
+            <w:tcMar>
+              <w:top w:w="60" w:type="dxa"/>
+              <w:left w:w="80" w:type="dxa"/>
+              <w:bottom w:w="60" w:type="dxa"/>
+              <w:right w:w="80" w:type="dxa"/>
+            </w:tcMar>
+          </w:tcPr>
+          <w:p>
+            <w:pPr>
+              <w:spacing w:before="40" w:after="40"/>
+            </w:pPr>
+            <w:r>
+              <w:rPr>
+                <w:color w:val="000000"/>
+                <w:sz w:val="19"/>
+                <w:szCs w:val="19"/>
+                <w:rtl/>
+              </w:rPr>
+              <w:t xml:space="preserve">فله عمده (کیلویی)</w:t>
+            </w:r>
+          </w:p>
+        </w:tc>
+        <w:tc>
+          <w:tcPr>
+            <w:tcW w:w="1300" w:type="dxa"/>
+            <w:shd w:val="clear" w:color="auto" w:fill="F2F6FA"/>
+            <w:tcMar>
+              <w:top w:w="60" w:type="dxa"/>
+              <w:left w:w="80" w:type="dxa"/>
+              <w:bottom w:w="60" w:type="dxa"/>
+              <w:right w:w="80" w:type="dxa"/>
+            </w:tcMar>
+          </w:tcPr>
+          <w:p>
+            <w:pPr>
+              <w:spacing w:before="40" w:after="40"/>
+            </w:pPr>
+            <w:r>
+              <w:rPr>
+                <w:color w:val="000000"/>
+                <w:sz w:val="19"/>
+                <w:szCs w:val="19"/>
+                <w:rtl/>
+              </w:rPr>
+              <w:t xml:space="preserve">۲۸۰ تنگه/کیلو</w:t>
+            </w:r>
+          </w:p>
+        </w:tc>
+        <w:tc>
+          <w:tcPr>
+            <w:tcW w:w="1700" w:type="dxa"/>
+            <w:shd w:val="clear" w:color="auto" w:fill="F2F6FA"/>
+            <w:tcMar>
+              <w:top w:w="60" w:type="dxa"/>
+              <w:left w:w="80" w:type="dxa"/>
+              <w:bottom w:w="60" w:type="dxa"/>
+              <w:right w:w="80" w:type="dxa"/>
+            </w:tcMar>
+          </w:tcPr>
+          <w:p>
+            <w:pPr>
+              <w:spacing w:before="40" w:after="40"/>
+            </w:pPr>
+            <w:r>
+              <w:rPr>
+                <w:color w:val="000000"/>
+                <w:sz w:val="19"/>
+                <w:szCs w:val="19"/>
+                <w:rtl/>
+              </w:rPr>
+              <w:t xml:space="preserve">≈۶۲۶</w:t>
+            </w:r>
+          </w:p>
+        </w:tc>
+        <w:tc>
+          <w:tcPr>
+            <w:tcW w:w="2200" w:type="dxa"/>
+            <w:shd w:val="clear" w:color="auto" w:fill="F2F6FA"/>
+            <w:tcMar>
+              <w:top w:w="60" w:type="dxa"/>
+              <w:left w:w="80" w:type="dxa"/>
+              <w:bottom w:w="60" w:type="dxa"/>
+              <w:right w:w="80" w:type="dxa"/>
+            </w:tcMar>
+          </w:tcPr>
+          <w:p>
+            <w:pPr>
+              <w:spacing w:before="40" w:after="40"/>
+            </w:pPr>
+            <w:r>
+              <w:rPr>
+                <w:color w:val="000000"/>
+                <w:sz w:val="19"/>
+                <w:szCs w:val="19"/>
+                <w:rtl/>
+              </w:rPr>
+              <w:t xml:space="preserve">از نشست پژوهشی پیشین؛ نیازمند راستی‌آزمایی مجدد با لینک مستقیم</w:t>
+            </w:r>
+          </w:p>
+        </w:tc>
+      </w:tr>
+      <w:tr>
+        <w:tblPrEx>
+          <w:tblCellMar>
+            <w:top w:w="0" w:type="dxa"/>
+            <w:bottom w:w="0" w:type="dxa"/>
+          </w:tblCellMar>
+        </w:tblPrEx>
+        <w:trPr>
+          <w:cantSplit/>
+        </w:trPr>
+        <w:tc>
+          <w:tcPr>
+            <w:tcW w:w="1500" w:type="dxa"/>
+            <w:shd w:val="clear" w:color="auto" w:fill="FFFFFF"/>
+            <w:tcMar>
+              <w:top w:w="60" w:type="dxa"/>
+              <w:left w:w="80" w:type="dxa"/>
+              <w:bottom w:w="60" w:type="dxa"/>
+              <w:right w:w="80" w:type="dxa"/>
+            </w:tcMar>
+          </w:tcPr>
+          <w:p>
+            <w:pPr>
+              <w:spacing w:before="40" w:after="40"/>
+            </w:pPr>
+            <w:r>
+              <w:rPr>
+                <w:b/>
+                <w:bCs/>
+                <w:color w:val="000000"/>
+                <w:sz w:val="19"/>
+                <w:szCs w:val="19"/>
+                <w:rtl/>
+              </w:rPr>
+              <w:t xml:space="preserve">بالخاش-هیم (ТОО «Балхаш»)</w:t>
+            </w:r>
+          </w:p>
+        </w:tc>
+        <w:tc>
+          <w:tcPr>
+            <w:tcW w:w="1300" w:type="dxa"/>
+            <w:shd w:val="clear" w:color="auto" w:fill="FFFFFF"/>
+            <w:tcMar>
+              <w:top w:w="60" w:type="dxa"/>
+              <w:left w:w="80" w:type="dxa"/>
+              <w:bottom w:w="60" w:type="dxa"/>
+              <w:right w:w="80" w:type="dxa"/>
+            </w:tcMar>
+          </w:tcPr>
+          <w:p>
+            <w:pPr>
+              <w:spacing w:before="40" w:after="40"/>
+            </w:pPr>
+            <w:r>
+              <w:rPr>
+                <w:color w:val="000000"/>
+                <w:sz w:val="19"/>
+                <w:szCs w:val="19"/>
+                <w:rtl/>
+              </w:rPr>
+              <w:t xml:space="preserve">قزاقستان (تکرارآوری محلی)</w:t>
+            </w:r>
+          </w:p>
+        </w:tc>
+        <w:tc>
+          <w:tcPr>
+            <w:tcW w:w="1700" w:type="dxa"/>
+            <w:shd w:val="clear" w:color="auto" w:fill="FFFFFF"/>
+            <w:tcMar>
+              <w:top w:w="60" w:type="dxa"/>
+              <w:left w:w="80" w:type="dxa"/>
+              <w:bottom w:w="60" w:type="dxa"/>
+              <w:right w:w="80" w:type="dxa"/>
+            </w:tcMar>
+          </w:tcPr>
+          <w:p>
+            <w:pPr>
+              <w:spacing w:before="40" w:after="40"/>
+            </w:pPr>
+            <w:r>
+              <w:rPr>
+                <w:color w:val="000000"/>
+                <w:sz w:val="19"/>
+                <w:szCs w:val="19"/>
+                <w:rtl/>
+              </w:rPr>
+              <w:t xml:space="preserve">فله/E500 (کیلویی)</w:t>
+            </w:r>
+          </w:p>
+        </w:tc>
+        <w:tc>
+          <w:tcPr>
+            <w:tcW w:w="1300" w:type="dxa"/>
+            <w:shd w:val="clear" w:color="auto" w:fill="FFFFFF"/>
+            <w:tcMar>
+              <w:top w:w="60" w:type="dxa"/>
+              <w:left w:w="80" w:type="dxa"/>
+              <w:bottom w:w="60" w:type="dxa"/>
+              <w:right w:w="80" w:type="dxa"/>
+            </w:tcMar>
+          </w:tcPr>
+          <w:p>
+            <w:pPr>
+              <w:spacing w:before="40" w:after="40"/>
+            </w:pPr>
+            <w:r>
+              <w:rPr>
+                <w:color w:val="000000"/>
+                <w:sz w:val="19"/>
+                <w:szCs w:val="19"/>
+                <w:rtl/>
+              </w:rPr>
+              <w:t xml:space="preserve">۳۰۰ تنگه/کیلو</w:t>
+            </w:r>
+          </w:p>
+        </w:tc>
+        <w:tc>
+          <w:tcPr>
+            <w:tcW w:w="1700" w:type="dxa"/>
+            <w:shd w:val="clear" w:color="auto" w:fill="FFFFFF"/>
+            <w:tcMar>
+              <w:top w:w="60" w:type="dxa"/>
+              <w:left w:w="80" w:type="dxa"/>
+              <w:bottom w:w="60" w:type="dxa"/>
+              <w:right w:w="80" w:type="dxa"/>
+            </w:tcMar>
+          </w:tcPr>
+          <w:p>
+            <w:pPr>
+              <w:spacing w:before="40" w:after="40"/>
+            </w:pPr>
+            <w:r>
+              <w:rPr>
+                <w:color w:val="000000"/>
+                <w:sz w:val="19"/>
+                <w:szCs w:val="19"/>
+                <w:rtl/>
+              </w:rPr>
+              <w:t xml:space="preserve">≈۶۷۰</w:t>
+            </w:r>
+          </w:p>
+        </w:tc>
+        <w:tc>
+          <w:tcPr>
+            <w:tcW w:w="2200" w:type="dxa"/>
+            <w:shd w:val="clear" w:color="auto" w:fill="FFFFFF"/>
+            <w:tcMar>
+              <w:top w:w="60" w:type="dxa"/>
+              <w:left w:w="80" w:type="dxa"/>
+              <w:bottom w:w="60" w:type="dxa"/>
+              <w:right w:w="80" w:type="dxa"/>
+            </w:tcMar>
+          </w:tcPr>
+          <w:p>
+            <w:pPr>
+              <w:spacing w:before="40" w:after="40"/>
+            </w:pPr>
+            <w:r>
+              <w:rPr>
+                <w:color w:val="000000"/>
+                <w:sz w:val="19"/>
+                <w:szCs w:val="19"/>
+                <w:rtl/>
+              </w:rPr>
+              <w:t xml:space="preserve">از نشست پژوهشی پیشین؛ نیازمند راستی‌آزمایی مجدد با لینک مستقیم</w:t>
+            </w:r>
+          </w:p>
+        </w:tc>
+      </w:tr>
+      <w:tr>
+        <w:tblPrEx>
+          <w:tblCellMar>
+            <w:top w:w="0" w:type="dxa"/>
+            <w:bottom w:w="0" w:type="dxa"/>
+          </w:tblCellMar>
+        </w:tblPrEx>
+        <w:trPr>
+          <w:cantSplit/>
+        </w:trPr>
+        <w:tc>
+          <w:tcPr>
+            <w:tcW w:w="1500" w:type="dxa"/>
+            <w:shd w:val="clear" w:color="auto" w:fill="F2F6FA"/>
+            <w:tcMar>
+              <w:top w:w="60" w:type="dxa"/>
+              <w:left w:w="80" w:type="dxa"/>
+              <w:bottom w:w="60" w:type="dxa"/>
+              <w:right w:w="80" w:type="dxa"/>
+            </w:tcMar>
+          </w:tcPr>
+          <w:p>
+            <w:pPr>
+              <w:spacing w:before="40" w:after="40"/>
+            </w:pPr>
+            <w:r>
+              <w:rPr>
+                <w:b/>
+                <w:bCs/>
+                <w:color w:val="000000"/>
+                <w:sz w:val="19"/>
+                <w:szCs w:val="19"/>
+                <w:rtl/>
+              </w:rPr>
+              <w:t xml:space="preserve">Спецпромгрупп</w:t>
+            </w:r>
+          </w:p>
+        </w:tc>
+        <w:tc>
+          <w:tcPr>
+            <w:tcW w:w="1300" w:type="dxa"/>
+            <w:shd w:val="clear" w:color="auto" w:fill="F2F6FA"/>
+            <w:tcMar>
+              <w:top w:w="60" w:type="dxa"/>
+              <w:left w:w="80" w:type="dxa"/>
+              <w:bottom w:w="60" w:type="dxa"/>
+              <w:right w:w="80" w:type="dxa"/>
+            </w:tcMar>
+          </w:tcPr>
+          <w:p>
+            <w:pPr>
+              <w:spacing w:before="40" w:after="40"/>
+            </w:pPr>
+            <w:r>
+              <w:rPr>
+                <w:color w:val="000000"/>
+                <w:sz w:val="19"/>
+                <w:szCs w:val="19"/>
+                <w:rtl/>
+              </w:rPr>
+              <w:t xml:space="preserve">قزاقستان (توزیع)</w:t>
+            </w:r>
+          </w:p>
+        </w:tc>
+        <w:tc>
+          <w:tcPr>
+            <w:tcW w:w="1700" w:type="dxa"/>
+            <w:shd w:val="clear" w:color="auto" w:fill="F2F6FA"/>
+            <w:tcMar>
+              <w:top w:w="60" w:type="dxa"/>
+              <w:left w:w="80" w:type="dxa"/>
+              <w:bottom w:w="60" w:type="dxa"/>
+              <w:right w:w="80" w:type="dxa"/>
+            </w:tcMar>
+          </w:tcPr>
+          <w:p>
+            <w:pPr>
+              <w:spacing w:before="40" w:after="40"/>
+            </w:pPr>
+            <w:r>
+              <w:rPr>
+                <w:color w:val="000000"/>
+                <w:sz w:val="19"/>
+                <w:szCs w:val="19"/>
+                <w:rtl/>
+              </w:rPr>
+              <w:t xml:space="preserve">کیسه ۲۵ کیلویی</w:t>
+            </w:r>
+          </w:p>
+        </w:tc>
+        <w:tc>
+          <w:tcPr>
+            <w:tcW w:w="1300" w:type="dxa"/>
+            <w:shd w:val="clear" w:color="auto" w:fill="F2F6FA"/>
+            <w:tcMar>
+              <w:top w:w="60" w:type="dxa"/>
+              <w:left w:w="80" w:type="dxa"/>
+              <w:bottom w:w="60" w:type="dxa"/>
+              <w:right w:w="80" w:type="dxa"/>
+            </w:tcMar>
+          </w:tcPr>
+          <w:p>
+            <w:pPr>
+              <w:spacing w:before="40" w:after="40"/>
+            </w:pPr>
+            <w:r>
+              <w:rPr>
+                <w:color w:val="000000"/>
+                <w:sz w:val="19"/>
+                <w:szCs w:val="19"/>
+                <w:rtl/>
+              </w:rPr>
+              <w:t xml:space="preserve">۴۳۰ تنگه/کیلو</w:t>
+            </w:r>
+          </w:p>
+        </w:tc>
+        <w:tc>
+          <w:tcPr>
+            <w:tcW w:w="1700" w:type="dxa"/>
+            <w:shd w:val="clear" w:color="auto" w:fill="F2F6FA"/>
+            <w:tcMar>
+              <w:top w:w="60" w:type="dxa"/>
+              <w:left w:w="80" w:type="dxa"/>
+              <w:bottom w:w="60" w:type="dxa"/>
+              <w:right w:w="80" w:type="dxa"/>
+            </w:tcMar>
+          </w:tcPr>
+          <w:p>
+            <w:pPr>
+              <w:spacing w:before="40" w:after="40"/>
+            </w:pPr>
+            <w:r>
+              <w:rPr>
+                <w:color w:val="000000"/>
+                <w:sz w:val="19"/>
+                <w:szCs w:val="19"/>
+                <w:rtl/>
+              </w:rPr>
+              <w:t xml:space="preserve">≈۹۶۱</w:t>
+            </w:r>
+          </w:p>
+        </w:tc>
+        <w:tc>
+          <w:tcPr>
+            <w:tcW w:w="2200" w:type="dxa"/>
+            <w:shd w:val="clear" w:color="auto" w:fill="F2F6FA"/>
+            <w:tcMar>
+              <w:top w:w="60" w:type="dxa"/>
+              <w:left w:w="80" w:type="dxa"/>
+              <w:bottom w:w="60" w:type="dxa"/>
+              <w:right w:w="80" w:type="dxa"/>
+            </w:tcMar>
+          </w:tcPr>
+          <w:p>
+            <w:pPr>
+              <w:spacing w:before="40" w:after="40"/>
+            </w:pPr>
+            <w:r>
+              <w:rPr>
+                <w:color w:val="000000"/>
+                <w:sz w:val="19"/>
+                <w:szCs w:val="19"/>
+                <w:rtl/>
+              </w:rPr>
+              <w:t xml:space="preserve">از نشست پژوهشی پیشین؛ نیازمند راستی‌آزمایی مجدد با لینک مستقیم</w:t>
+            </w:r>
+          </w:p>
+        </w:tc>
+      </w:tr>
+    </w:tbl>
+    <w:p>
+      <w:pPr>
+        <w:spacing w:before="60" w:after="60" w:line="300" w:lineRule="auto"/>
+      </w:pPr>
+      <w:r>
+        <w:rPr>
+          <w:color w:val="000000"/>
+          <w:rtl/>
+        </w:rPr>
+        <w:t xml:space="preserve">* ردیف Приправыч به‌دلیل حجم بسیار کوچک بسته (۲۰ گرم) عملاً قابل مقایسه با قیمت تن فله نیست؛ به‌عنوان سقف بالای طیف قیمتی خرده‌فروشی آورده شده، نه یک نرخ بازار.</w:t>
+      </w:r>
+    </w:p>
+    <w:p>
+      <w:pPr>
+        <w:pStyle w:val="Heading2"/>
+        <w:bidi/>
+        <w:spacing w:before="220" w:after="100"/>
+      </w:pPr>
+      <w:r>
+        <w:rPr>
+          <w:b/>
+          <w:bCs/>
+          <w:color w:val="2E75B6"/>
+          <w:sz w:val="23"/>
+          <w:szCs w:val="23"/>
+          <w:rtl/>
+        </w:rPr>
+        <w:t xml:space="preserve">۹-۳. حل‌وفصل شکاف ۵۵۹ در برابر ۳۴۰-۳۹۰ دلار: پرمیوم بسته‌بندی کجا واقعاً رخ می‌دهد؟</w:t>
+      </w:r>
+    </w:p>
+    <w:p>
+      <w:pPr>
+        <w:spacing w:before="60" w:after="60" w:line="300" w:lineRule="auto"/>
+      </w:pPr>
+      <w:r>
+        <w:rPr>
+          <w:color w:val="000000"/>
+          <w:rtl/>
+        </w:rPr>
+        <w:t xml:space="preserve">داده‌های فله/عمده (چین ≈۶۲۶ و بالخاش-هیم ≈۶۷۰ دلار بر تن) تنها ۱۲ تا ۲۰ درصد بالاتر از رقم گمرکی روسیه (۵۵۹ دلار) قرار دارند، نه چند برابر آن. این نشان می‌دهد ۵۵۹ دلار به‌تنهایی یک رقم غیرعادی نیست و با سطح قیمت عمده/نیمه‌عمده بازار قزاقستان همخوانی معقولی دارد؛ بنابراین شکاف ۵۵۹ در برابر برآورد ۳۴۰-۳۹۰ دلاری CPT را نمی‌توان صرفاً با پرمیوم بسته‌بندی خرده‌فروشی توضیح داد. دو تبیین محتمل‌تر: (۱) برآورد ۲۷۰-۳۱۰ دلاری FOB/Ex-works روسیه احتمالاً پایین‌تر از هزینه واقعی تمام‌شده صادراتی (شامل گرید/خلوص، گواهی GOST، یا اقلام هزینه‌ای نادیده‌گرفته‌شده) بوده است؛ (۲) بخشی از حجم صادراتی HS 283630 روسیه به قزاقستان ممکن است پیش از عبور از گمرک، از قبل در بسته‌بندی خرده‌فروشی (جعبه‌های БСК) باشد — چیزی که بخش ۳ همین گزارش هم به آن اشاره می‌کند («بسته‌بندی‌های صنعتی و خرده‌فروشی» توأمان از روسیه). این فرضیه دوم را نمی‌توان با آمار تجمیعی گمرک (که تفکیک نوع بسته‌بندی ندارد) نه تأیید کرد و نه رد — باید به‌عنوان یک فرضیه باز در نظر گرفته شود، نه یک یافته قطعی.</w:t>
+      </w:r>
+    </w:p>
+    <w:p>
+      <w:pPr>
+        <w:spacing w:before="60" w:after="60" w:line="300" w:lineRule="auto"/>
+      </w:pPr>
+      <w:r>
+        <w:rPr>
+          <w:color w:val="000000"/>
+          <w:rtl/>
+        </w:rPr>
+        <w:t xml:space="preserve">پرمیوم بسته‌بندی واقعی و بسیار بزرگ‌تر، جای دیگری ظاهر می‌شود: در زنجیره توزیع داخلی قزاقستان، پس از ورود کالا. کیسه نیمه‌خرده‌فروشی ۲۵ کیلویی (Спецпромгрупп) با ≈۹۶۱ دلار بر تن حدود ۴۰ تا ۵۰ درصد از قیمت فله بالاتر است؛ بسته‌های کوچک مصرفی (АС ۵۰۰ گرمی، БСК ۵۰۰ گرمی، Доктор вкус ۱۸۰ گرمی) بین ≈۱٬۵۸۶ تا ≈۳٬۶۷۴ دلار بر تن قرار می‌گیرند — یعنی ۳ تا ۶ برابر قیمت فله. به بیان دیگر، فرصت واقعی سودآوری برای «جوش شیرین پارس» نه در رقابت با رقم ۵۵۹ دلاری گمرک، بلکه در همین ضریب چندبرابری بین قیمت فله وارداتی و قیمت قفسه مصرف‌کننده نهایی نهفته است — نکته‌ای که توصیه‌های بخش ۹-۴ به آن می‌پردازد.</w:t>
+      </w:r>
+    </w:p>
+    <w:p>
+      <w:pPr>
+        <w:pStyle w:val="Heading2"/>
+        <w:bidi/>
+        <w:spacing w:before="220" w:after="100"/>
+      </w:pPr>
+      <w:r>
+        <w:rPr>
+          <w:b/>
+          <w:bCs/>
+          <w:color w:val="2E75B6"/>
+          <w:sz w:val="23"/>
+          <w:szCs w:val="23"/>
+          <w:rtl/>
+        </w:rPr>
+        <w:t xml:space="preserve">۹-۴. توصیه‌های تکمیلی برای ورود بسته‌بندی/برند خرده‌فروشی</w:t>
       </w:r>
     </w:p>
     <w:p>
@@ -7273,9 +9288,17 @@
       </w:pPr>
       <w:r>
         <w:rPr>
-          <w:rtl/>
-        </w:rPr>
-        <w:t>بازار بدون سابقه برای پارس (سهم فعلی صفر) با تعرفه ورودی صفر درصد هم‌تراز با روسیه — فرصت ورود با کمترین مانع تعرفه‌ای.</w:t>
+          <w:b/>
+          <w:bCs/>
+          <w:rtl/>
+        </w:rPr>
+        <w:t xml:space="preserve">برند اختصاصی فروشگاه‌ها: </w:t>
+      </w:r>
+      <w:r>
+        <w:rPr>
+          <w:rtl/>
+        </w:rPr>
+        <w:t xml:space="preserve">رقابت مستقیم با طرح جعبه БСК به‌دلیل وفاداری ذهنی قوی خریداران دشوار است؛ مسیر واقع‌بینانه‌تر، پیشنهاد قرارداد «برند اختصاصی فروشگاه» (Private Label) به یک زنجیره بزرگ مانند Magnum یا Small &amp; Skif است.</w:t>
       </w:r>
     </w:p>
     <w:p>
@@ -7290,22 +9313,17 @@
       </w:pPr>
       <w:r>
         <w:rPr>
-          <w:rtl/>
-        </w:rPr>
-        <w:t>قیمت واقعی روسیه (۵۵۹ دلار) به‌طور قابل توجهی بالاتر از برآورد CPT آن (۳۴۰-۳۹۰ دلار) است؛ این فاصله به احتمال زیاد ناشی از صرفه برند/بسته‌بندی خرده‌فروشی محصول روسی است</w:t>
-      </w:r>
-      <w:r>
-        <w:rPr>
-          <w:rFonts w:hint="cs"/>
-          <w:rtl/>
-        </w:rPr>
-        <w:t>،</w:t>
-      </w:r>
-      <w:r>
-        <w:rPr>
-          <w:rtl/>
-        </w:rPr>
-        <w:t xml:space="preserve"> یعنی فضای رقابتی واقعی برای محصول فله/صنعتی در قیمتی پایین‌تر از ۵۵۹ دلار محتمل است.</w:t>
+          <w:b/>
+          <w:bCs/>
+          <w:rtl/>
+        </w:rPr>
+        <w:t xml:space="preserve">نوآوری بسته‌بندی (نیازمند راستی‌آزمایی بیشتر): </w:t>
+      </w:r>
+      <w:r>
+        <w:rPr>
+          <w:rtl/>
+        </w:rPr>
+        <w:t xml:space="preserve">گزارش جمنای ادعا می‌کند جعبه مقوایی БСК در برابر رطوبت و ریزش پودر ضعیف است. این ادعا به‌طور مستقل توسط من بررسی نشد، اما اگر صحت داشته باشد، عرضه در پاکت‌های زیپ‌کیپ (Doypack) یا قوطی‌های نمک‌پاش در وزن ۲۵۰ تا ۵۰۰ گرم می‌تواند یک مزیت افتراقی واقعی باشد؛ پیش از سرمایه‌گذاری، ارزش دارد این ادعا با چند نظر مصرف‌کننده واقعی (مثلاً از همین صفحات Kaspi/Satu) راستی‌آزمایی شود.</w:t>
       </w:r>
     </w:p>
     <w:p>
@@ -7320,9 +9338,35 @@
       </w:pPr>
       <w:r>
         <w:rPr>
-          <w:rtl/>
-        </w:rPr>
-        <w:t>نبود تولید داخلی یعنی نبود کف قیمتی تعیین‌شده توسط یک بازیگر بومی.</w:t>
+          <w:b/>
+          <w:bCs/>
+          <w:rtl/>
+        </w:rPr>
+        <w:t xml:space="preserve">کانال قنادی/پخت تخصصی: </w:t>
+      </w:r>
+      <w:r>
+        <w:rPr>
+          <w:rtl/>
+        </w:rPr>
+        <w:t xml:space="preserve">ساشه‌های کوچک قنادی (نظیر Приправыч، ۲۰ گرم) بالاترین دلار-بر-تن معادل (≈۸٬۳۷۸) در کل این جدول را دارند. حجم مطلق این کانال کوچک است، اما به‌عنوان یک ورودی جانبی پرحاشیه‌سود، جدا از فروش فله/صنعتی، قابل بررسی است.</w:t>
+      </w:r>
+    </w:p>
+    <w:p>
+      <w:pPr>
+        <w:pStyle w:val="Heading2"/>
+        <w:bidi/>
+        <w:spacing w:before="220" w:after="100"/>
+      </w:pPr>
+      <w:r>
+        <w:rPr>
+          <w:b/>
+          <w:bCs/>
+          <w:color w:val="2E75B6"/>
+          <w:sz w:val="23"/>
+          <w:szCs w:val="23"/>
+          <w:rtl/>
+        </w:rPr>
+        <w:t xml:space="preserve">۹-۵. ملاحظات صداقت داده</w:t>
       </w:r>
     </w:p>
     <w:p>
@@ -7337,30 +9381,17 @@
       </w:pPr>
       <w:r>
         <w:rPr>
-          <w:rtl/>
-        </w:rPr>
-        <w:t>مسیر ریلی مستقیم KTI (بدون کشتی) اخیراً با عبور قطار باری روسیه به ایران (نوامبر ۲۰۲۵) عملیاتی‌بودن خود را ثابت کرده است.</w:t>
-      </w:r>
-    </w:p>
-    <w:p>
-      <w:pPr>
-        <w:pStyle w:val="Heading1"/>
-        <w:pBdr>
-          <w:bottom w:val="single" w:sz="8" w:space="4" w:color="1F5C8B"/>
-        </w:pBdr>
-        <w:bidi/>
-        <w:spacing w:before="300" w:after="140"/>
-      </w:pPr>
-      <w:r>
-        <w:rPr>
           <w:b/>
           <w:bCs/>
-          <w:color w:val="1F5C8B"/>
-          <w:sz w:val="27"/>
-          <w:szCs w:val="27"/>
-          <w:rtl/>
-        </w:rPr>
-        <w:t>منابع</w:t>
+          <w:rtl/>
+        </w:rPr>
+        <w:t xml:space="preserve">نرخ ارز: </w:t>
+      </w:r>
+      <w:r>
+        <w:rPr>
+          <w:rtl/>
+        </w:rPr>
+        <w:t xml:space="preserve">در یک تبادل پژوهشی قبلی همین موضوع، به‌اشتباه از نرخ تقریبی ۵۰۰ تنگه بر دلار استفاده شده بود؛ نرخ واقعی و تأییدشده در زمان نگارش این بخش ۴۴۷.۶۴ تنگه بر دلار است (نزدیک به نرخ ۴۴۷.۵ گزارش جمنای). همه ارقام دلاری این بخش با نرخ صحیح محاسبه شده‌اند؛ ارقام دلاری گزارش‌شده در گفتگوی قبلی حدود ۱۰ تا ۱۲ درصد کمتر از رقم واقعی بودند.</w:t>
       </w:r>
     </w:p>
     <w:p>
@@ -7375,9 +9406,17 @@
       </w:pPr>
       <w:r>
         <w:rPr>
-          <w:rtl/>
-        </w:rPr>
-        <w:t>اداره آمار ملی جمهوری قزاقستان (آژانس برنامه‌ریزی راهبردی و اصلاحات) — آمار رسمی واردات به تفکیک مبدأ، HS 283630، سال ۲۰۲۵</w:t>
+          <w:b/>
+          <w:bCs/>
+          <w:rtl/>
+        </w:rPr>
+        <w:t xml:space="preserve">ردیف‌های نیازمند راستی‌آزمایی مجدد: </w:t>
+      </w:r>
+      <w:r>
+        <w:rPr>
+          <w:rtl/>
+        </w:rPr>
+        <w:t xml:space="preserve">سه ردیف انتهایی جدول ۹-۲ (چین/بالخاش-هیم/اسپتس‌پرم‌گروپ) از یک نشست پژوهشی قبلی نقل شده‌اند که در آن لینک دقیق صفحه محصول ثبت نشده بود. پیش از استناد در تصمیم‌گیری تجاری، پیشنهاد می‌شود این سه ردیف دوباره در Satu.kz راستی‌آزمایی و به لینک مستقیم مستند شوند.</w:t>
       </w:r>
     </w:p>
     <w:p>
@@ -7392,9 +9431,17 @@
       </w:pPr>
       <w:r>
         <w:rPr>
-          <w:rtl/>
-        </w:rPr>
-        <w:t>اداره آمار ملی جمهوری قزاقستان — گزارش تفصیلی ماهانه صادرات و واردات با کشورهای عضو اتحادیه اوراسیا به تفکیک کد ده‌رقمی HS، بر مبنای روش‌شناسی رسمی فرم ۱-TS (مصوب تصمیم شورای کمیسیون اقتصادی اوراسیا شماره ۲۱۰، مورخ ۲۵ دسامبر ۲۰۱۸)</w:t>
+          <w:b/>
+          <w:bCs/>
+          <w:rtl/>
+        </w:rPr>
+        <w:t xml:space="preserve">مغایرت‌های قیمتی یافت‌شده: </w:t>
+      </w:r>
+      <w:r>
+        <w:rPr>
+          <w:rtl/>
+        </w:rPr>
+        <w:t xml:space="preserve">دو رقم گزارش اولیه (جمنای) با قیمت واقعی صفحه هم‌خوان نبود: «Приправыч» (۹۵-۱۰۵ تنگه ادعاشده در برابر ۷۵ تنگه واقعی) و «Arm &amp; Hammer ۲۲۷ گرم» (۱٬۸۰۰-۲٬۲۰۰ تنگه ادعاشده در برابر ۲٬۷۱۰ تنگه واقعی؛ این کالای مشخص هم‌اکنون از تولید خارج شده و در دسترس خرید نیست).</w:t>
       </w:r>
     </w:p>
     <w:p>
@@ -7409,9 +9456,57 @@
       </w:pPr>
       <w:r>
         <w:rPr>
-          <w:rtl/>
-        </w:rPr>
-        <w:t>پایگاه بین‌المللی UN Comtrade (از طریق World Integrated Trade Solution - WITS، وابسته به بانک جهانی) — آمار سال‌های ۲۰۱۹ و ۲۰۲۴ برای راستی‌آزمایی مستقل</w:t>
+          <w:b/>
+          <w:bCs/>
+          <w:rtl/>
+        </w:rPr>
+        <w:t xml:space="preserve">ارقام تأییدنشده: </w:t>
+      </w:r>
+      <w:r>
+        <w:rPr>
+          <w:rtl/>
+        </w:rPr>
+        <w:t xml:space="preserve">ادعای «سهم بازار بیش از ۸۵٪ برای БСК» و تعداد شعب زنجیره‌ها (Magnum ۲۳۰+، Small &amp; Skif ۱۰۰+) از گزارش اولیه نقل شده و به‌طور مستقل توسط من راستی‌آزمایی نشد.</w:t>
+      </w:r>
+    </w:p>
+    <w:p>
+      <w:pPr>
+        <w:pStyle w:val="Heading1"/>
+        <w:pBdr>
+          <w:bottom w:val="single" w:sz="8" w:space="4" w:color="1F5C8B"/>
+        </w:pBdr>
+        <w:bidi/>
+        <w:spacing w:before="300" w:after="140"/>
+      </w:pPr>
+      <w:r>
+        <w:rPr>
+          <w:b/>
+          <w:bCs/>
+          <w:color w:val="1F5C8B"/>
+          <w:sz w:val="27"/>
+          <w:szCs w:val="27"/>
+          <w:rtl/>
+        </w:rPr>
+        <w:lastRenderedPageBreak/>
+        <w:t>۱۰. جمع‌بندی و توصیه‌های اجرایی</w:t>
+      </w:r>
+    </w:p>
+    <w:p>
+      <w:pPr>
+        <w:pStyle w:val="Heading2"/>
+        <w:bidi/>
+        <w:spacing w:before="220" w:after="100"/>
+      </w:pPr>
+      <w:r>
+        <w:rPr>
+          <w:b/>
+          <w:bCs/>
+          <w:color w:val="2E75B6"/>
+          <w:sz w:val="23"/>
+          <w:szCs w:val="23"/>
+          <w:rtl/>
+        </w:rPr>
+        <w:t>فرصت‌ها</w:t>
       </w:r>
     </w:p>
     <w:p>
@@ -7428,7 +9523,7 @@
         <w:rPr>
           <w:rtl/>
         </w:rPr>
-        <w:t>آمار صادراتی رسمی گمرک جمهوری اسلامی ایران به تفکیک کشور مقصد</w:t>
+        <w:t>بازار بدون سابقه برای پارس (سهم فعلی صفر) با تعرفه ورودی صفر درصد هم‌تراز با روسیه — فرصت ورود با کمترین مانع تعرفه‌ای.</w:t>
       </w:r>
     </w:p>
     <w:p>
@@ -7445,7 +9540,20 @@
         <w:rPr>
           <w:rtl/>
         </w:rPr>
-        <w:t>کمیسیون اقتصادی اوراسیا (eec.eaeunion.org) — متن موافقت‌نامه تجارت آزاد ایران-اوراسیا و فهرست رسمی تعرفه‌های ترجیحی/استثنائات (نسخه به‌روزشده تا ۱ ژوئیه ۲۰۲۶)، بررسی‌شده به‌طور مستقیم و بند‌به‌بند برای ردیف 2836 30</w:t>
+        <w:t>قیمت واقعی روسیه (۵۵۹ دلار) به‌طور قابل توجهی بالاتر از برآورد CPT آن (۳۴۰-۳۹۰ دلار) است؛ این فاصله به احتمال زیاد ناشی از صرفه برند/بسته‌بندی خرده‌فروشی محصول روسی است</w:t>
+      </w:r>
+      <w:r>
+        <w:rPr>
+          <w:rFonts w:hint="cs"/>
+          <w:rtl/>
+        </w:rPr>
+        <w:t>،</w:t>
+      </w:r>
+      <w:r>
+        <w:rPr>
+          <w:rtl/>
+        </w:rPr>
+        <w:t xml:space="preserve"> یعنی فضای رقابتی واقعی برای محصول فله/صنعتی در قیمتی پایین‌تر از ۵۵۹ دلار محتمل است.</w:t>
       </w:r>
     </w:p>
     <w:p>
@@ -7462,7 +9570,7 @@
         <w:rPr>
           <w:rtl/>
         </w:rPr>
-        <w:t>Alta-Soft (alta.ru) — پایگاه طبقه‌بندی تعرفه واحد گمرکی اوراسیا (ЕТТ ЕАЭС) برای کد 2836300000</w:t>
+        <w:t>نبود تولید داخلی یعنی نبود کف قیمتی تعیین‌شده توسط یک بازیگر بومی.</w:t>
       </w:r>
     </w:p>
     <w:p>
@@ -7479,7 +9587,28 @@
         <w:rPr>
           <w:rtl/>
         </w:rPr>
-        <w:t>منابع رسمی مالیاتی قزاقستان — افزایش نرخ VAT از ۱۲٪ به ۱۶٪ از ۱ ژانویه ۲۰۲۶</w:t>
+        <w:t>مسیر ریلی مستقیم KTI (بدون کشتی) اخیراً با عبور قطار باری روسیه به ایران (نوامبر ۲۰۲۵) عملیاتی‌بودن خود را ثابت کرده است.</w:t>
+      </w:r>
+    </w:p>
+    <w:p>
+      <w:pPr>
+        <w:pStyle w:val="Heading1"/>
+        <w:pBdr>
+          <w:bottom w:val="single" w:sz="8" w:space="4" w:color="1F5C8B"/>
+        </w:pBdr>
+        <w:bidi/>
+        <w:spacing w:before="300" w:after="140"/>
+      </w:pPr>
+      <w:r>
+        <w:rPr>
+          <w:b/>
+          <w:bCs/>
+          <w:color w:val="1F5C8B"/>
+          <w:sz w:val="27"/>
+          <w:szCs w:val="27"/>
+          <w:rtl/>
+        </w:rPr>
+        <w:t>منابع</w:t>
       </w:r>
     </w:p>
     <w:p>
@@ -7496,7 +9625,7 @@
         <w:rPr>
           <w:rtl/>
         </w:rPr>
-        <w:t>منابع خبری صنعتی روسی — تولیدکننده اصلی بی‌کربنات سدیم روسیه، خطوط تولید و بازارهای صادراتی منطقه‌ای</w:t>
+        <w:t>اداره آمار ملی جمهوری قزاقستان (آژانس برنامه‌ریزی راهبردی و اصلاحات) — آمار رسمی واردات به تفکیک مبدأ، HS 283630، سال ۲۰۲۵</w:t>
       </w:r>
     </w:p>
     <w:p>
@@ -7513,7 +9642,7 @@
         <w:rPr>
           <w:rtl/>
         </w:rPr>
-        <w:t>Railway Gazette International، The Diplomat، Times of Central Asia — کریدور ریلی قزاقستان-ترکمنستان-ایران (KTI) و فعال‌بودن آن</w:t>
+        <w:t>اداره آمار ملی جمهوری قزاقستان — گزارش تفصیلی ماهانه صادرات و واردات با کشورهای عضو اتحادیه اوراسیا به تفکیک کد ده‌رقمی HS، بر مبنای روش‌شناسی رسمی فرم ۱-TS (مصوب تصمیم شورای کمیسیون اقتصادی اوراسیا شماره ۲۱۰، مورخ ۲۵ دسامبر ۲۰۱۸)</w:t>
       </w:r>
     </w:p>
     <w:p>
@@ -7530,7 +9659,7 @@
         <w:rPr>
           <w:rtl/>
         </w:rPr>
-        <w:t>The Astana Times، International Railway Journal، RailFreight.com، Jamestown Foundation، Trend.az — پروژه‌های زیرساخت ریلی داستیک-مویینتی، باختی-آیاگوز و دورزنی آلماتی (کریدور میانی/Middle Corridor)</w:t>
+        <w:t>پایگاه بین‌المللی UN Comtrade (از طریق World Integrated Trade Solution - WITS، وابسته به بانک جهانی) — آمار سال‌های ۲۰۱۹ و ۲۰۲۴ برای راستی‌آزمایی مستقل</w:t>
       </w:r>
     </w:p>
     <w:p>
@@ -7547,7 +9676,7 @@
         <w:rPr>
           <w:rtl/>
         </w:rPr>
-        <w:t>The Diplomat، PortsEurope، Ship Technology — همکاری بندری ایران-قزاقستان، کریدور شمال-جنوب (INSTC)، و ظرفیت بنادر آکتائو و کوریک</w:t>
+        <w:t>آمار صادراتی رسمی گمرک جمهوری اسلامی ایران به تفکیک کشور مقصد</w:t>
       </w:r>
     </w:p>
     <w:p>
@@ -7564,7 +9693,177 @@
         <w:rPr>
           <w:rtl/>
         </w:rPr>
+        <w:t>کمیسیون اقتصادی اوراسیا (eec.eaeunion.org) — متن موافقت‌نامه تجارت آزاد ایران-اوراسیا و فهرست رسمی تعرفه‌های ترجیحی/استثنائات (نسخه به‌روزشده تا ۱ ژوئیه ۲۰۲۶)، بررسی‌شده به‌طور مستقیم و بند‌به‌بند برای ردیف 2836 30</w:t>
+      </w:r>
+    </w:p>
+    <w:p>
+      <w:pPr>
+        <w:pStyle w:val="ListParagraph"/>
+        <w:numPr>
+          <w:ilvl w:val="0"/>
+          <w:numId w:val="2"/>
+        </w:numPr>
+        <w:bidi/>
+        <w:spacing w:before="40" w:after="40" w:line="300" w:lineRule="auto"/>
+      </w:pPr>
+      <w:r>
+        <w:rPr>
+          <w:rtl/>
+        </w:rPr>
+        <w:t>Alta-Soft (alta.ru) — پایگاه طبقه‌بندی تعرفه واحد گمرکی اوراسیا (ЕТТ ЕАЭС) برای کد 2836300000</w:t>
+      </w:r>
+    </w:p>
+    <w:p>
+      <w:pPr>
+        <w:pStyle w:val="ListParagraph"/>
+        <w:numPr>
+          <w:ilvl w:val="0"/>
+          <w:numId w:val="2"/>
+        </w:numPr>
+        <w:bidi/>
+        <w:spacing w:before="40" w:after="40" w:line="300" w:lineRule="auto"/>
+      </w:pPr>
+      <w:r>
+        <w:rPr>
+          <w:rtl/>
+        </w:rPr>
+        <w:t>منابع رسمی مالیاتی قزاقستان — افزایش نرخ VAT از ۱۲٪ به ۱۶٪ از ۱ ژانویه ۲۰۲۶</w:t>
+      </w:r>
+    </w:p>
+    <w:p>
+      <w:pPr>
+        <w:pStyle w:val="ListParagraph"/>
+        <w:numPr>
+          <w:ilvl w:val="0"/>
+          <w:numId w:val="2"/>
+        </w:numPr>
+        <w:bidi/>
+        <w:spacing w:before="40" w:after="40" w:line="300" w:lineRule="auto"/>
+      </w:pPr>
+      <w:r>
+        <w:rPr>
+          <w:rtl/>
+        </w:rPr>
+        <w:t>منابع خبری صنعتی روسی — تولیدکننده اصلی بی‌کربنات سدیم روسیه، خطوط تولید و بازارهای صادراتی منطقه‌ای</w:t>
+      </w:r>
+    </w:p>
+    <w:p>
+      <w:pPr>
+        <w:pStyle w:val="ListParagraph"/>
+        <w:numPr>
+          <w:ilvl w:val="0"/>
+          <w:numId w:val="2"/>
+        </w:numPr>
+        <w:bidi/>
+        <w:spacing w:before="40" w:after="40" w:line="300" w:lineRule="auto"/>
+      </w:pPr>
+      <w:r>
+        <w:rPr>
+          <w:rtl/>
+        </w:rPr>
+        <w:t>Railway Gazette International، The Diplomat، Times of Central Asia — کریدور ریلی قزاقستان-ترکمنستان-ایران (KTI) و فعال‌بودن آن</w:t>
+      </w:r>
+    </w:p>
+    <w:p>
+      <w:pPr>
+        <w:pStyle w:val="ListParagraph"/>
+        <w:numPr>
+          <w:ilvl w:val="0"/>
+          <w:numId w:val="2"/>
+        </w:numPr>
+        <w:bidi/>
+        <w:spacing w:before="40" w:after="40" w:line="300" w:lineRule="auto"/>
+      </w:pPr>
+      <w:r>
+        <w:rPr>
+          <w:rtl/>
+        </w:rPr>
+        <w:t>The Astana Times، International Railway Journal، RailFreight.com، Jamestown Foundation، Trend.az — پروژه‌های زیرساخت ریلی داستیک-مویینتی، باختی-آیاگوز و دورزنی آلماتی (کریدور میانی/Middle Corridor)</w:t>
+      </w:r>
+    </w:p>
+    <w:p>
+      <w:pPr>
+        <w:pStyle w:val="ListParagraph"/>
+        <w:numPr>
+          <w:ilvl w:val="0"/>
+          <w:numId w:val="2"/>
+        </w:numPr>
+        <w:bidi/>
+        <w:spacing w:before="40" w:after="40" w:line="300" w:lineRule="auto"/>
+      </w:pPr>
+      <w:r>
+        <w:rPr>
+          <w:rtl/>
+        </w:rPr>
+        <w:t>The Diplomat، PortsEurope، Ship Technology — همکاری بندری ایران-قزاقستان، کریدور شمال-جنوب (INSTC)، و ظرفیت بنادر آکتائو و کوریک</w:t>
+      </w:r>
+    </w:p>
+    <w:p>
+      <w:pPr>
+        <w:pStyle w:val="ListParagraph"/>
+        <w:numPr>
+          <w:ilvl w:val="0"/>
+          <w:numId w:val="2"/>
+        </w:numPr>
+        <w:bidi/>
+        <w:spacing w:before="40" w:after="40" w:line="300" w:lineRule="auto"/>
+      </w:pPr>
+      <w:r>
+        <w:rPr>
+          <w:rtl/>
+        </w:rPr>
         <w:t>جست‌وجوی مستقیم وب — شرکت‌های صنایع غذایی، شوینده و توزیع شیمیایی قزاقستان؛ فروشگاه‌های آنلاین مواد شیمیایی برای قیمت خرده‌فروشی؛ نمایشگاه‌های تجاری</w:t>
+      </w:r>
+    </w:p>
+    <w:p>
+      <w:pPr>
+        <w:pStyle w:val="ListParagraph"/>
+        <w:numPr>
+          <w:ilvl w:val="0"/>
+          <w:numId w:val="2"/>
+        </w:numPr>
+        <w:bidi/>
+        <w:spacing w:before="40" w:after="40" w:line="300" w:lineRule="auto"/>
+      </w:pPr>
+      <w:r>
+        <w:rPr>
+          <w:rtl/>
+        </w:rPr>
+        <w:t xml:space="preserve">Semeiniy.kz، Satu.kz، Biotus.kz، vkusmart.vmv.kz — راستی‌آزمایی مستقیم قیمت و بسته‌بندی برندهای خرده‌فروشی جوش شیرین (БСК، Доктор вкус، Приправыч، АС، Arm &amp; Hammer)، سپتامبر ۲۰۲۶</w:t>
+      </w:r>
+    </w:p>
+    <w:p>
+      <w:pPr>
+        <w:pStyle w:val="ListParagraph"/>
+        <w:numPr>
+          <w:ilvl w:val="0"/>
+          <w:numId w:val="2"/>
+        </w:numPr>
+        <w:bidi/>
+        <w:spacing w:before="40" w:after="40" w:line="300" w:lineRule="auto"/>
+      </w:pPr>
+      <w:r>
+        <w:rPr>
+          <w:rtl/>
+        </w:rPr>
+        <w:t xml:space="preserve">گزارش خرده‌فروشی تهیه‌شده با هوش مصنوعی جمنای (کاربر) — فهرست زنجیره‌های هایپرمارکت/پلتفرم دیجیتال و بازه‌های قیمتی برندها؛ بخشی از ارقام آن با صفحات محصول واقعی راستی‌آزمایی و اصلاح شد (بخش ۹)</w:t>
+      </w:r>
+    </w:p>
+    <w:p>
+      <w:pPr>
+        <w:pStyle w:val="ListParagraph"/>
+        <w:numPr>
+          <w:ilvl w:val="0"/>
+          <w:numId w:val="2"/>
+        </w:numPr>
+        <w:bidi/>
+        <w:spacing w:before="40" w:after="40" w:line="300" w:lineRule="auto"/>
+      </w:pPr>
+      <w:r>
+        <w:rPr>
+          <w:rtl/>
+        </w:rPr>
+        <w:t xml:space="preserve">XE.com — نرخ تبدیل دلار به تنگه قزاقستان، ۱۹ سپتامبر ۲۰۲۶</w:t>
       </w:r>
     </w:p>
     <w:sectPr>

--- a/reports/قزاقستان/گزارش_تحلیلی_بازار_جوش_شیرین_قزاقستان.docx
+++ b/reports/قزاقستان/گزارش_تحلیلی_بازار_جوش_شیرین_قزاقستان.docx
@@ -3877,7 +3877,7 @@
           <w:color w:val="000000"/>
           <w:rtl/>
         </w:rPr>
-        <w:t>بررسی مستقیم یک فروشگاه آنلاین مواد شیمیایی در قزاقستان نشان داد بی‌کربنات سدیم با منشأ چین در بسته‌بندی کیسه‌ای ۲۵ کیلویی با قیمت خرده‌فروشی حدود ۵۷۰ تا ۵۸۰ دلار بر تن (۲۷۰ تنگه بر کیلوگرم، به نرخ ارز جاری) عرضه می‌شود. این یک قیمت خرده‌فروشی کیسه‌ای برای خریداران کوچک است، نه قیمت عمده صنعتی، اما نشان می‌دهد سطح قیمت نهایی بازار مصرفی به‌طور قابل توجهی بالاتر از قیمت‌های تمام‌شده عمده است. تحلیل تکمیلی و چندبرندی این موضوع در بخش ۹ آمده است.</w:t>
+        <w:t>بررسی مستقیم یک فروشگاه آنلاین مواد شیمیایی در قزاقستان نشان داد بی‌کربنات سدیم با منشأ چین در بسته‌بندی کیسه‌ای ۲۵ کیلویی با قیمت خرده‌فروشی حدود ۵۷۰ تا ۵۸۰ دلار بر تن (۲۷۰ تنگه بر کیلوگرم، به نرخ ارز جاری) عرضه می‌شود. این یک قیمت خرده‌فروشی کیسه‌ای برای خریداران کوچک است، نه قیمت عمده صنعتی، اما نشان می‌دهد سطح قیمت نهایی بازار مصرفی به‌طور قابل توجهی بالاتر از قیمت‌های تمام‌شده عمده است.</w:t>
       </w:r>
     </w:p>
     <w:p>
@@ -3978,6 +3978,13 @@
           <w:rtl/>
         </w:rPr>
         <w:t xml:space="preserve">خط دوم ریلی داستیک-مویینتی: خط ۸۳۶ کیلومتری که مرز چین (داستیک) را به مرکز قزاقستان متصل می‌کند؛ خط دوم آن در ۳۰ سپتامبر ۲۰۲۵ توسط رئیس‌جمهور قزاقستان رسماً افتتاح شد. این پروژه ظرفیت این کریدور را ۵ برابر افزایش داده (از ۱۲ به ۶۰ جفت قطار در روز) و بخشی از برنامه «کریدور میانی» است که مسیر چین-اروپا را از طریق قزاقستان و با دور زدن روسیه فراهم </w:t>
+      </w:r>
+      <w:r>
+        <w:rPr>
+          <w:b/>
+          <w:bCs/>
+          <w:rtl/>
+        </w:rPr>
         <w:lastRenderedPageBreak/>
         <w:t xml:space="preserve">می‌کند. طبق اعلام مقامات قزاقستان، برنامه‌های تکمیلی شامل مدرن‌سازی مسیر اتصال ایستگاه قیزیلجار به بندر آکتائو نیز هست </w:t>
       </w:r>
@@ -7232,19 +7239,8 @@
           <w:szCs w:val="27"/>
           <w:rtl/>
         </w:rPr>
-        <w:t xml:space="preserve">۹. تحلیل تکمیلی خرده‌فروشی و توزیع داخلی</w:t>
-      </w:r>
-    </w:p>
-    <w:p>
-      <w:pPr>
-        <w:spacing w:before="60" w:after="60" w:line="300" w:lineRule="auto"/>
-      </w:pPr>
-      <w:r>
-        <w:rPr>
-          <w:color w:val="000000"/>
-          <w:rtl/>
-        </w:rPr>
-        <w:t xml:space="preserve">این بخش دو منبع پژوهشی مستقل را با هم ترکیب می‌کند: یک گزارش خرده‌فروشی تهیه‌شده با هوش مصنوعی جمنای (فهرست زنجیره‌های فروشگاهی، برندها و بازه‌های قیمتی) و یک راستی‌آزمایی مستقیم روی صفحات محصول واقعی در Satu.kz، Semeiniy.kz، Biotus.kz و vkusmart.vmv.kz. هدف، آزمودن فرضیه‌ای است که در بخش‌های ۴ و ۱۰ مطرح شده بود: شکاف ~۲۵۰ دلاری بین برآورد FOB روسیه (۲۷۰-۳۱۰ دلار) و قیمت واقعی ثبت‌شده گمرک (۵۵۹ دلار) تا چه حد واقعاً از «صرفه برند/بسته‌بندی خرده‌فروشی» ناشی می‌شود.</w:t>
+        <w:lastRenderedPageBreak/>
+        <w:t>۱۰. جمع‌بندی و توصیه‌های اجرایی</w:t>
       </w:r>
     </w:p>
     <w:p>
@@ -7262,2018 +7258,7 @@
           <w:szCs w:val="23"/>
           <w:rtl/>
         </w:rPr>
-        <w:t xml:space="preserve">۹-۱. ساختار زنجیره خرده‌فروشی</w:t>
-      </w:r>
-    </w:p>
-    <w:p>
-      <w:pPr>
-        <w:spacing w:before="60" w:after="60" w:line="300" w:lineRule="auto"/>
-      </w:pPr>
-      <w:r>
-        <w:rPr>
-          <w:color w:val="000000"/>
-          <w:rtl/>
-        </w:rPr>
-        <w:t xml:space="preserve">وابستگی کامل بازار به واردات (طبق بخش ۳ همین گزارش) در سطح خرده‌فروشی نیز مشهود است. برند کلاسیک روسی БСК (شرکت سودای باشقیرستان) با جعبه مقوایی زرد-نارنجی ۵۰۰ گرمی، رایج‌ترین SKU در قفسه‌هاست؛ ادعای گزارش جمنای مبنی بر سهم بازار «بیش از ۸۵٪» برای این برند به‌طور مستقل توسط من راستی‌آزمایی نشد و باید به‌عنوان یک برآورد نه یک رقم تأییدشده در نظر گرفته شود. توزیع مدرن از دو مسیر انجام می‌شود: زنجیره‌های فیزیکی هایپرمارکت (Magnum/MagnumOpt، Small &amp; Skif، Galmart، Semeiniy، Astykzhan، Fix Price) و پلتفرم‌های دیجیتال (Kaspi، Arbuz.kz، Flip.kz، Satu.kz) به‌همراه اپ‌های تحویل مواد غذایی محلی مانند vkusmart.vmv.kz در آستانه. تعداد شعب هر زنجیره (مثلاً «Magnum ۲۳۰+ شعبه») از گزارش جمنای نقل شده و توسط من بررسی مستقل نشده است.</w:t>
-      </w:r>
-    </w:p>
-    <w:p>
-      <w:pPr>
-        <w:pStyle w:val="Heading2"/>
-        <w:bidi/>
-        <w:spacing w:before="220" w:after="100"/>
-      </w:pPr>
-      <w:r>
-        <w:rPr>
-          <w:b/>
-          <w:bCs/>
-          <w:color w:val="2E75B6"/>
-          <w:sz w:val="23"/>
-          <w:szCs w:val="23"/>
-          <w:rtl/>
-        </w:rPr>
-        <w:t xml:space="preserve">۹-۲. جدول برندها، بسته‌بندی و قیمت (راستی‌آزمایی‌شده)</w:t>
-      </w:r>
-    </w:p>
-    <w:p>
-      <w:pPr>
-        <w:spacing w:before="60" w:after="60" w:line="300" w:lineRule="auto"/>
-      </w:pPr>
-      <w:r>
-        <w:rPr>
-          <w:color w:val="000000"/>
-          <w:rtl/>
-        </w:rPr>
-        <w:t xml:space="preserve">نرخ تبدیل استفاده‌شده برای همه معادل‌های دلاری: هر ۱ دلار = ۴۴۷.۶۴ تنگه (نرخ لحظه‌ای XE.com، ۱۹ سپتامبر ۲۰۲۶؛ این رقم با نرخ ۴۴۷.۵ گزارش جمنای هم‌خوانی نزدیک دارد).</w:t>
-      </w:r>
-    </w:p>
-    <w:tbl>
-      <w:tblPr>
-        <w:bidiVisual/>
-        <w:tblW w:w="9700" w:type="dxa"/>
-        <w:tblBorders>
-          <w:top w:val="single" w:sz="4" w:space="0" w:color="A6BCD1"/>
-          <w:left w:val="single" w:sz="4" w:space="0" w:color="A6BCD1"/>
-          <w:bottom w:val="single" w:sz="4" w:space="0" w:color="A6BCD1"/>
-          <w:right w:val="single" w:sz="4" w:space="0" w:color="A6BCD1"/>
-          <w:insideH w:val="single" w:sz="2" w:space="0" w:color="C9D8E5"/>
-          <w:insideV w:val="single" w:sz="2" w:space="0" w:color="C9D8E5"/>
-        </w:tblBorders>
-        <w:tblCellMar>
-          <w:left w:w="10" w:type="dxa"/>
-          <w:right w:w="10" w:type="dxa"/>
-        </w:tblCellMar>
-        <w:tblLook w:val="04A0" w:firstRow="1" w:lastRow="0" w:firstColumn="1" w:lastColumn="0" w:noHBand="0" w:noVBand="1"/>
-      </w:tblPr>
-      <w:tblGrid>
-        <w:gridCol w:w="1500"/>
-        <w:gridCol w:w="1300"/>
-        <w:gridCol w:w="1700"/>
-        <w:gridCol w:w="1300"/>
-        <w:gridCol w:w="1700"/>
-        <w:gridCol w:w="2200"/>
-      </w:tblGrid>
-      <w:tr>
-        <w:tblPrEx>
-          <w:tblCellMar>
-            <w:top w:w="0" w:type="dxa"/>
-            <w:bottom w:w="0" w:type="dxa"/>
-          </w:tblCellMar>
-        </w:tblPrEx>
-        <w:trPr>
-          <w:cantSplit/>
-          <w:tblHeader/>
-        </w:trPr>
-        <w:tc>
-          <w:tcPr>
-            <w:tcW w:w="1500" w:type="dxa"/>
-            <w:shd w:val="clear" w:color="auto" w:fill="1F5C8B"/>
-            <w:tcMar>
-              <w:top w:w="60" w:type="dxa"/>
-              <w:left w:w="80" w:type="dxa"/>
-              <w:bottom w:w="60" w:type="dxa"/>
-              <w:right w:w="80" w:type="dxa"/>
-            </w:tcMar>
-          </w:tcPr>
-          <w:p>
-            <w:pPr>
-              <w:spacing w:before="40" w:after="40"/>
-            </w:pPr>
-            <w:r>
-              <w:rPr>
-                <w:b/>
-                <w:bCs/>
-                <w:color w:val="FFFFFF"/>
-                <w:sz w:val="19"/>
-                <w:szCs w:val="19"/>
-                <w:rtl/>
-              </w:rPr>
-              <w:t xml:space="preserve">برند</w:t>
-            </w:r>
-          </w:p>
-        </w:tc>
-        <w:tc>
-          <w:tcPr>
-            <w:tcW w:w="1300" w:type="dxa"/>
-            <w:shd w:val="clear" w:color="auto" w:fill="1F5C8B"/>
-            <w:tcMar>
-              <w:top w:w="60" w:type="dxa"/>
-              <w:left w:w="80" w:type="dxa"/>
-              <w:bottom w:w="60" w:type="dxa"/>
-              <w:right w:w="80" w:type="dxa"/>
-            </w:tcMar>
-          </w:tcPr>
-          <w:p>
-            <w:pPr>
-              <w:spacing w:before="40" w:after="40"/>
-            </w:pPr>
-            <w:r>
-              <w:rPr>
-                <w:b/>
-                <w:bCs/>
-                <w:color w:val="FFFFFF"/>
-                <w:sz w:val="19"/>
-                <w:szCs w:val="19"/>
-                <w:rtl/>
-              </w:rPr>
-              <w:t xml:space="preserve">مبدأ / نوع</w:t>
-            </w:r>
-          </w:p>
-        </w:tc>
-        <w:tc>
-          <w:tcPr>
-            <w:tcW w:w="1700" w:type="dxa"/>
-            <w:shd w:val="clear" w:color="auto" w:fill="1F5C8B"/>
-            <w:tcMar>
-              <w:top w:w="60" w:type="dxa"/>
-              <w:left w:w="80" w:type="dxa"/>
-              <w:bottom w:w="60" w:type="dxa"/>
-              <w:right w:w="80" w:type="dxa"/>
-            </w:tcMar>
-          </w:tcPr>
-          <w:p>
-            <w:pPr>
-              <w:spacing w:before="40" w:after="40"/>
-            </w:pPr>
-            <w:r>
-              <w:rPr>
-                <w:b/>
-                <w:bCs/>
-                <w:color w:val="FFFFFF"/>
-                <w:sz w:val="19"/>
-                <w:szCs w:val="19"/>
-                <w:rtl/>
-              </w:rPr>
-              <w:t xml:space="preserve">بسته‌بندی</w:t>
-            </w:r>
-          </w:p>
-        </w:tc>
-        <w:tc>
-          <w:tcPr>
-            <w:tcW w:w="1300" w:type="dxa"/>
-            <w:shd w:val="clear" w:color="auto" w:fill="1F5C8B"/>
-            <w:tcMar>
-              <w:top w:w="60" w:type="dxa"/>
-              <w:left w:w="80" w:type="dxa"/>
-              <w:bottom w:w="60" w:type="dxa"/>
-              <w:right w:w="80" w:type="dxa"/>
-            </w:tcMar>
-          </w:tcPr>
-          <w:p>
-            <w:pPr>
-              <w:spacing w:before="40" w:after="40"/>
-            </w:pPr>
-            <w:r>
-              <w:rPr>
-                <w:b/>
-                <w:bCs/>
-                <w:color w:val="FFFFFF"/>
-                <w:sz w:val="19"/>
-                <w:szCs w:val="19"/>
-                <w:rtl/>
-              </w:rPr>
-              <w:t xml:space="preserve">قیمت</w:t>
-            </w:r>
-          </w:p>
-        </w:tc>
-        <w:tc>
-          <w:tcPr>
-            <w:tcW w:w="1700" w:type="dxa"/>
-            <w:shd w:val="clear" w:color="auto" w:fill="1F5C8B"/>
-            <w:tcMar>
-              <w:top w:w="60" w:type="dxa"/>
-              <w:left w:w="80" w:type="dxa"/>
-              <w:bottom w:w="60" w:type="dxa"/>
-              <w:right w:w="80" w:type="dxa"/>
-            </w:tcMar>
-          </w:tcPr>
-          <w:p>
-            <w:pPr>
-              <w:spacing w:before="40" w:after="40"/>
-            </w:pPr>
-            <w:r>
-              <w:rPr>
-                <w:b/>
-                <w:bCs/>
-                <w:color w:val="FFFFFF"/>
-                <w:sz w:val="19"/>
-                <w:szCs w:val="19"/>
-                <w:rtl/>
-              </w:rPr>
-              <w:t xml:space="preserve">معادل (دلار/تن)</w:t>
-            </w:r>
-          </w:p>
-        </w:tc>
-        <w:tc>
-          <w:tcPr>
-            <w:tcW w:w="2200" w:type="dxa"/>
-            <w:shd w:val="clear" w:color="auto" w:fill="1F5C8B"/>
-            <w:tcMar>
-              <w:top w:w="60" w:type="dxa"/>
-              <w:left w:w="80" w:type="dxa"/>
-              <w:bottom w:w="60" w:type="dxa"/>
-              <w:right w:w="80" w:type="dxa"/>
-            </w:tcMar>
-          </w:tcPr>
-          <w:p>
-            <w:pPr>
-              <w:spacing w:before="40" w:after="40"/>
-            </w:pPr>
-            <w:r>
-              <w:rPr>
-                <w:b/>
-                <w:bCs/>
-                <w:color w:val="FFFFFF"/>
-                <w:sz w:val="19"/>
-                <w:szCs w:val="19"/>
-                <w:rtl/>
-              </w:rPr>
-              <w:t xml:space="preserve">وضعیت راستی‌آزمایی</w:t>
-            </w:r>
-          </w:p>
-        </w:tc>
-      </w:tr>
-      <w:tr>
-        <w:tblPrEx>
-          <w:tblCellMar>
-            <w:top w:w="0" w:type="dxa"/>
-            <w:bottom w:w="0" w:type="dxa"/>
-          </w:tblCellMar>
-        </w:tblPrEx>
-        <w:trPr>
-          <w:cantSplit/>
-        </w:trPr>
-        <w:tc>
-          <w:tcPr>
-            <w:tcW w:w="1500" w:type="dxa"/>
-            <w:shd w:val="clear" w:color="auto" w:fill="FFFFFF"/>
-            <w:tcMar>
-              <w:top w:w="60" w:type="dxa"/>
-              <w:left w:w="80" w:type="dxa"/>
-              <w:bottom w:w="60" w:type="dxa"/>
-              <w:right w:w="80" w:type="dxa"/>
-            </w:tcMar>
-          </w:tcPr>
-          <w:p>
-            <w:pPr>
-              <w:spacing w:before="40" w:after="40"/>
-            </w:pPr>
-            <w:r>
-              <w:rPr>
-                <w:b/>
-                <w:bCs/>
-                <w:color w:val="000000"/>
-                <w:sz w:val="19"/>
-                <w:szCs w:val="19"/>
-                <w:rtl/>
-              </w:rPr>
-              <w:t xml:space="preserve">БСК (باشقیرسودا)</w:t>
-            </w:r>
-          </w:p>
-        </w:tc>
-        <w:tc>
-          <w:tcPr>
-            <w:tcW w:w="1300" w:type="dxa"/>
-            <w:shd w:val="clear" w:color="auto" w:fill="FFFFFF"/>
-            <w:tcMar>
-              <w:top w:w="60" w:type="dxa"/>
-              <w:left w:w="80" w:type="dxa"/>
-              <w:bottom w:w="60" w:type="dxa"/>
-              <w:right w:w="80" w:type="dxa"/>
-            </w:tcMar>
-          </w:tcPr>
-          <w:p>
-            <w:pPr>
-              <w:spacing w:before="40" w:after="40"/>
-            </w:pPr>
-            <w:r>
-              <w:rPr>
-                <w:color w:val="000000"/>
-                <w:sz w:val="19"/>
-                <w:szCs w:val="19"/>
-                <w:rtl/>
-              </w:rPr>
-              <w:t xml:space="preserve">روسیه</w:t>
-            </w:r>
-          </w:p>
-        </w:tc>
-        <w:tc>
-          <w:tcPr>
-            <w:tcW w:w="1700" w:type="dxa"/>
-            <w:shd w:val="clear" w:color="auto" w:fill="FFFFFF"/>
-            <w:tcMar>
-              <w:top w:w="60" w:type="dxa"/>
-              <w:left w:w="80" w:type="dxa"/>
-              <w:bottom w:w="60" w:type="dxa"/>
-              <w:right w:w="80" w:type="dxa"/>
-            </w:tcMar>
-          </w:tcPr>
-          <w:p>
-            <w:pPr>
-              <w:spacing w:before="40" w:after="40"/>
-            </w:pPr>
-            <w:r>
-              <w:rPr>
-                <w:color w:val="000000"/>
-                <w:sz w:val="19"/>
-                <w:szCs w:val="19"/>
-                <w:rtl/>
-              </w:rPr>
-              <w:t xml:space="preserve">جعبه مقوایی، ۵۰۰ گرم</w:t>
-            </w:r>
-          </w:p>
-        </w:tc>
-        <w:tc>
-          <w:tcPr>
-            <w:tcW w:w="1300" w:type="dxa"/>
-            <w:shd w:val="clear" w:color="auto" w:fill="FFFFFF"/>
-            <w:tcMar>
-              <w:top w:w="60" w:type="dxa"/>
-              <w:left w:w="80" w:type="dxa"/>
-              <w:bottom w:w="60" w:type="dxa"/>
-              <w:right w:w="80" w:type="dxa"/>
-            </w:tcMar>
-          </w:tcPr>
-          <w:p>
-            <w:pPr>
-              <w:spacing w:before="40" w:after="40"/>
-            </w:pPr>
-            <w:r>
-              <w:rPr>
-                <w:color w:val="000000"/>
-                <w:sz w:val="19"/>
-                <w:szCs w:val="19"/>
-                <w:rtl/>
-              </w:rPr>
-              <w:t xml:space="preserve">۳۵۷ تنگه</w:t>
-            </w:r>
-          </w:p>
-        </w:tc>
-        <w:tc>
-          <w:tcPr>
-            <w:tcW w:w="1700" w:type="dxa"/>
-            <w:shd w:val="clear" w:color="auto" w:fill="FFFFFF"/>
-            <w:tcMar>
-              <w:top w:w="60" w:type="dxa"/>
-              <w:left w:w="80" w:type="dxa"/>
-              <w:bottom w:w="60" w:type="dxa"/>
-              <w:right w:w="80" w:type="dxa"/>
-            </w:tcMar>
-          </w:tcPr>
-          <w:p>
-            <w:pPr>
-              <w:spacing w:before="40" w:after="40"/>
-            </w:pPr>
-            <w:r>
-              <w:rPr>
-                <w:color w:val="000000"/>
-                <w:sz w:val="19"/>
-                <w:szCs w:val="19"/>
-                <w:rtl/>
-              </w:rPr>
-              <w:t xml:space="preserve">≈۱٬۵۹۵</w:t>
-            </w:r>
-          </w:p>
-        </w:tc>
-        <w:tc>
-          <w:tcPr>
-            <w:tcW w:w="2200" w:type="dxa"/>
-            <w:shd w:val="clear" w:color="auto" w:fill="FFFFFF"/>
-            <w:tcMar>
-              <w:top w:w="60" w:type="dxa"/>
-              <w:left w:w="80" w:type="dxa"/>
-              <w:bottom w:w="60" w:type="dxa"/>
-              <w:right w:w="80" w:type="dxa"/>
-            </w:tcMar>
-          </w:tcPr>
-          <w:p>
-            <w:pPr>
-              <w:spacing w:before="40" w:after="40"/>
-            </w:pPr>
-            <w:r>
-              <w:rPr>
-                <w:color w:val="000000"/>
-                <w:sz w:val="19"/>
-                <w:szCs w:val="19"/>
-                <w:rtl/>
-              </w:rPr>
-              <w:t xml:space="preserve">تأییدشده (Semeiniy.kz)</w:t>
-            </w:r>
-          </w:p>
-        </w:tc>
-      </w:tr>
-      <w:tr>
-        <w:tblPrEx>
-          <w:tblCellMar>
-            <w:top w:w="0" w:type="dxa"/>
-            <w:bottom w:w="0" w:type="dxa"/>
-          </w:tblCellMar>
-        </w:tblPrEx>
-        <w:trPr>
-          <w:cantSplit/>
-        </w:trPr>
-        <w:tc>
-          <w:tcPr>
-            <w:tcW w:w="1500" w:type="dxa"/>
-            <w:shd w:val="clear" w:color="auto" w:fill="F2F6FA"/>
-            <w:tcMar>
-              <w:top w:w="60" w:type="dxa"/>
-              <w:left w:w="80" w:type="dxa"/>
-              <w:bottom w:w="60" w:type="dxa"/>
-              <w:right w:w="80" w:type="dxa"/>
-            </w:tcMar>
-          </w:tcPr>
-          <w:p>
-            <w:pPr>
-              <w:spacing w:before="40" w:after="40"/>
-            </w:pPr>
-            <w:r>
-              <w:rPr>
-                <w:b/>
-                <w:bCs/>
-                <w:color w:val="000000"/>
-                <w:sz w:val="19"/>
-                <w:szCs w:val="19"/>
-                <w:rtl/>
-              </w:rPr>
-              <w:t xml:space="preserve">Доктор вкус</w:t>
-            </w:r>
-          </w:p>
-        </w:tc>
-        <w:tc>
-          <w:tcPr>
-            <w:tcW w:w="1300" w:type="dxa"/>
-            <w:shd w:val="clear" w:color="auto" w:fill="F2F6FA"/>
-            <w:tcMar>
-              <w:top w:w="60" w:type="dxa"/>
-              <w:left w:w="80" w:type="dxa"/>
-              <w:bottom w:w="60" w:type="dxa"/>
-              <w:right w:w="80" w:type="dxa"/>
-            </w:tcMar>
-          </w:tcPr>
-          <w:p>
-            <w:pPr>
-              <w:spacing w:before="40" w:after="40"/>
-            </w:pPr>
-            <w:r>
-              <w:rPr>
-                <w:color w:val="000000"/>
-                <w:sz w:val="19"/>
-                <w:szCs w:val="19"/>
-                <w:rtl/>
-              </w:rPr>
-              <w:t xml:space="preserve">روسیه</w:t>
-            </w:r>
-          </w:p>
-        </w:tc>
-        <w:tc>
-          <w:tcPr>
-            <w:tcW w:w="1700" w:type="dxa"/>
-            <w:shd w:val="clear" w:color="auto" w:fill="F2F6FA"/>
-            <w:tcMar>
-              <w:top w:w="60" w:type="dxa"/>
-              <w:left w:w="80" w:type="dxa"/>
-              <w:bottom w:w="60" w:type="dxa"/>
-              <w:right w:w="80" w:type="dxa"/>
-            </w:tcMar>
-          </w:tcPr>
-          <w:p>
-            <w:pPr>
-              <w:spacing w:before="40" w:after="40"/>
-            </w:pPr>
-            <w:r>
-              <w:rPr>
-                <w:color w:val="000000"/>
-                <w:sz w:val="19"/>
-                <w:szCs w:val="19"/>
-                <w:rtl/>
-              </w:rPr>
-              <w:t xml:space="preserve">پاکت نرم، ۱۸۰ گرم</w:t>
-            </w:r>
-          </w:p>
-        </w:tc>
-        <w:tc>
-          <w:tcPr>
-            <w:tcW w:w="1300" w:type="dxa"/>
-            <w:shd w:val="clear" w:color="auto" w:fill="F2F6FA"/>
-            <w:tcMar>
-              <w:top w:w="60" w:type="dxa"/>
-              <w:left w:w="80" w:type="dxa"/>
-              <w:bottom w:w="60" w:type="dxa"/>
-              <w:right w:w="80" w:type="dxa"/>
-            </w:tcMar>
-          </w:tcPr>
-          <w:p>
-            <w:pPr>
-              <w:spacing w:before="40" w:after="40"/>
-            </w:pPr>
-            <w:r>
-              <w:rPr>
-                <w:color w:val="000000"/>
-                <w:sz w:val="19"/>
-                <w:szCs w:val="19"/>
-                <w:rtl/>
-              </w:rPr>
-              <w:t xml:space="preserve">۲۹۶ تنگه</w:t>
-            </w:r>
-          </w:p>
-        </w:tc>
-        <w:tc>
-          <w:tcPr>
-            <w:tcW w:w="1700" w:type="dxa"/>
-            <w:shd w:val="clear" w:color="auto" w:fill="F2F6FA"/>
-            <w:tcMar>
-              <w:top w:w="60" w:type="dxa"/>
-              <w:left w:w="80" w:type="dxa"/>
-              <w:bottom w:w="60" w:type="dxa"/>
-              <w:right w:w="80" w:type="dxa"/>
-            </w:tcMar>
-          </w:tcPr>
-          <w:p>
-            <w:pPr>
-              <w:spacing w:before="40" w:after="40"/>
-            </w:pPr>
-            <w:r>
-              <w:rPr>
-                <w:color w:val="000000"/>
-                <w:sz w:val="19"/>
-                <w:szCs w:val="19"/>
-                <w:rtl/>
-              </w:rPr>
-              <w:t xml:space="preserve">≈۳٬۶۷۴</w:t>
-            </w:r>
-          </w:p>
-        </w:tc>
-        <w:tc>
-          <w:tcPr>
-            <w:tcW w:w="2200" w:type="dxa"/>
-            <w:shd w:val="clear" w:color="auto" w:fill="F2F6FA"/>
-            <w:tcMar>
-              <w:top w:w="60" w:type="dxa"/>
-              <w:left w:w="80" w:type="dxa"/>
-              <w:bottom w:w="60" w:type="dxa"/>
-              <w:right w:w="80" w:type="dxa"/>
-            </w:tcMar>
-          </w:tcPr>
-          <w:p>
-            <w:pPr>
-              <w:spacing w:before="40" w:after="40"/>
-            </w:pPr>
-            <w:r>
-              <w:rPr>
-                <w:color w:val="000000"/>
-                <w:sz w:val="19"/>
-                <w:szCs w:val="19"/>
-                <w:rtl/>
-              </w:rPr>
-              <w:t xml:space="preserve">تأییدشده (Semeiniy.kz)</w:t>
-            </w:r>
-          </w:p>
-        </w:tc>
-      </w:tr>
-      <w:tr>
-        <w:tblPrEx>
-          <w:tblCellMar>
-            <w:top w:w="0" w:type="dxa"/>
-            <w:bottom w:w="0" w:type="dxa"/>
-          </w:tblCellMar>
-        </w:tblPrEx>
-        <w:trPr>
-          <w:cantSplit/>
-        </w:trPr>
-        <w:tc>
-          <w:tcPr>
-            <w:tcW w:w="1500" w:type="dxa"/>
-            <w:shd w:val="clear" w:color="auto" w:fill="FFFFFF"/>
-            <w:tcMar>
-              <w:top w:w="60" w:type="dxa"/>
-              <w:left w:w="80" w:type="dxa"/>
-              <w:bottom w:w="60" w:type="dxa"/>
-              <w:right w:w="80" w:type="dxa"/>
-            </w:tcMar>
-          </w:tcPr>
-          <w:p>
-            <w:pPr>
-              <w:spacing w:before="40" w:after="40"/>
-            </w:pPr>
-            <w:r>
-              <w:rPr>
-                <w:b/>
-                <w:bCs/>
-                <w:color w:val="000000"/>
-                <w:sz w:val="19"/>
-                <w:szCs w:val="19"/>
-                <w:rtl/>
-              </w:rPr>
-              <w:t xml:space="preserve">Приправыч</w:t>
-            </w:r>
-          </w:p>
-        </w:tc>
-        <w:tc>
-          <w:tcPr>
-            <w:tcW w:w="1300" w:type="dxa"/>
-            <w:shd w:val="clear" w:color="auto" w:fill="FFFFFF"/>
-            <w:tcMar>
-              <w:top w:w="60" w:type="dxa"/>
-              <w:left w:w="80" w:type="dxa"/>
-              <w:bottom w:w="60" w:type="dxa"/>
-              <w:right w:w="80" w:type="dxa"/>
-            </w:tcMar>
-          </w:tcPr>
-          <w:p>
-            <w:pPr>
-              <w:spacing w:before="40" w:after="40"/>
-            </w:pPr>
-            <w:r>
-              <w:rPr>
-                <w:color w:val="000000"/>
-                <w:sz w:val="19"/>
-                <w:szCs w:val="19"/>
-                <w:rtl/>
-              </w:rPr>
-              <w:t xml:space="preserve">روسیه</w:t>
-            </w:r>
-          </w:p>
-        </w:tc>
-        <w:tc>
-          <w:tcPr>
-            <w:tcW w:w="1700" w:type="dxa"/>
-            <w:shd w:val="clear" w:color="auto" w:fill="FFFFFF"/>
-            <w:tcMar>
-              <w:top w:w="60" w:type="dxa"/>
-              <w:left w:w="80" w:type="dxa"/>
-              <w:bottom w:w="60" w:type="dxa"/>
-              <w:right w:w="80" w:type="dxa"/>
-            </w:tcMar>
-          </w:tcPr>
-          <w:p>
-            <w:pPr>
-              <w:spacing w:before="40" w:after="40"/>
-            </w:pPr>
-            <w:r>
-              <w:rPr>
-                <w:color w:val="000000"/>
-                <w:sz w:val="19"/>
-                <w:szCs w:val="19"/>
-                <w:rtl/>
-              </w:rPr>
-              <w:t xml:space="preserve">ساشه فویلی، ۲۰ گرم</w:t>
-            </w:r>
-          </w:p>
-        </w:tc>
-        <w:tc>
-          <w:tcPr>
-            <w:tcW w:w="1300" w:type="dxa"/>
-            <w:shd w:val="clear" w:color="auto" w:fill="FFFFFF"/>
-            <w:tcMar>
-              <w:top w:w="60" w:type="dxa"/>
-              <w:left w:w="80" w:type="dxa"/>
-              <w:bottom w:w="60" w:type="dxa"/>
-              <w:right w:w="80" w:type="dxa"/>
-            </w:tcMar>
-          </w:tcPr>
-          <w:p>
-            <w:pPr>
-              <w:spacing w:before="40" w:after="40"/>
-            </w:pPr>
-            <w:r>
-              <w:rPr>
-                <w:color w:val="000000"/>
-                <w:sz w:val="19"/>
-                <w:szCs w:val="19"/>
-                <w:rtl/>
-              </w:rPr>
-              <w:t xml:space="preserve">۷۵ تنگه</w:t>
-            </w:r>
-          </w:p>
-        </w:tc>
-        <w:tc>
-          <w:tcPr>
-            <w:tcW w:w="1700" w:type="dxa"/>
-            <w:shd w:val="clear" w:color="auto" w:fill="FFFFFF"/>
-            <w:tcMar>
-              <w:top w:w="60" w:type="dxa"/>
-              <w:left w:w="80" w:type="dxa"/>
-              <w:bottom w:w="60" w:type="dxa"/>
-              <w:right w:w="80" w:type="dxa"/>
-            </w:tcMar>
-          </w:tcPr>
-          <w:p>
-            <w:pPr>
-              <w:spacing w:before="40" w:after="40"/>
-            </w:pPr>
-            <w:r>
-              <w:rPr>
-                <w:color w:val="000000"/>
-                <w:sz w:val="19"/>
-                <w:szCs w:val="19"/>
-                <w:rtl/>
-              </w:rPr>
-              <w:t xml:space="preserve">≈۸٬۳۷۸*</w:t>
-            </w:r>
-          </w:p>
-        </w:tc>
-        <w:tc>
-          <w:tcPr>
-            <w:tcW w:w="2200" w:type="dxa"/>
-            <w:shd w:val="clear" w:color="auto" w:fill="FFFFFF"/>
-            <w:tcMar>
-              <w:top w:w="60" w:type="dxa"/>
-              <w:left w:w="80" w:type="dxa"/>
-              <w:bottom w:w="60" w:type="dxa"/>
-              <w:right w:w="80" w:type="dxa"/>
-            </w:tcMar>
-          </w:tcPr>
-          <w:p>
-            <w:pPr>
-              <w:spacing w:before="40" w:after="40"/>
-            </w:pPr>
-            <w:r>
-              <w:rPr>
-                <w:color w:val="000000"/>
-                <w:sz w:val="19"/>
-                <w:szCs w:val="19"/>
-                <w:rtl/>
-              </w:rPr>
-              <w:t xml:space="preserve">تأییدشده (Semeiniy.kz)؛ رقم جمنای (۹۵-۱۰۵) با واقعیت هم‌خوان نبود</w:t>
-            </w:r>
-          </w:p>
-        </w:tc>
-      </w:tr>
-      <w:tr>
-        <w:tblPrEx>
-          <w:tblCellMar>
-            <w:top w:w="0" w:type="dxa"/>
-            <w:bottom w:w="0" w:type="dxa"/>
-          </w:tblCellMar>
-        </w:tblPrEx>
-        <w:trPr>
-          <w:cantSplit/>
-        </w:trPr>
-        <w:tc>
-          <w:tcPr>
-            <w:tcW w:w="1500" w:type="dxa"/>
-            <w:shd w:val="clear" w:color="auto" w:fill="F2F6FA"/>
-            <w:tcMar>
-              <w:top w:w="60" w:type="dxa"/>
-              <w:left w:w="80" w:type="dxa"/>
-              <w:bottom w:w="60" w:type="dxa"/>
-              <w:right w:w="80" w:type="dxa"/>
-            </w:tcMar>
-          </w:tcPr>
-          <w:p>
-            <w:pPr>
-              <w:spacing w:before="40" w:after="40"/>
-            </w:pPr>
-            <w:r>
-              <w:rPr>
-                <w:b/>
-                <w:bCs/>
-                <w:color w:val="000000"/>
-                <w:sz w:val="19"/>
-                <w:szCs w:val="19"/>
-                <w:rtl/>
-              </w:rPr>
-              <w:t xml:space="preserve">АС (بسته‌بندی محلی)</w:t>
-            </w:r>
-          </w:p>
-        </w:tc>
-        <w:tc>
-          <w:tcPr>
-            <w:tcW w:w="1300" w:type="dxa"/>
-            <w:shd w:val="clear" w:color="auto" w:fill="F2F6FA"/>
-            <w:tcMar>
-              <w:top w:w="60" w:type="dxa"/>
-              <w:left w:w="80" w:type="dxa"/>
-              <w:bottom w:w="60" w:type="dxa"/>
-              <w:right w:w="80" w:type="dxa"/>
-            </w:tcMar>
-          </w:tcPr>
-          <w:p>
-            <w:pPr>
-              <w:spacing w:before="40" w:after="40"/>
-            </w:pPr>
-            <w:r>
-              <w:rPr>
-                <w:color w:val="000000"/>
-                <w:sz w:val="19"/>
-                <w:szCs w:val="19"/>
-                <w:rtl/>
-              </w:rPr>
-              <w:t xml:space="preserve">قزاقستان (واردات فله)</w:t>
-            </w:r>
-          </w:p>
-        </w:tc>
-        <w:tc>
-          <w:tcPr>
-            <w:tcW w:w="1700" w:type="dxa"/>
-            <w:shd w:val="clear" w:color="auto" w:fill="F2F6FA"/>
-            <w:tcMar>
-              <w:top w:w="60" w:type="dxa"/>
-              <w:left w:w="80" w:type="dxa"/>
-              <w:bottom w:w="60" w:type="dxa"/>
-              <w:right w:w="80" w:type="dxa"/>
-            </w:tcMar>
-          </w:tcPr>
-          <w:p>
-            <w:pPr>
-              <w:spacing w:before="40" w:after="40"/>
-            </w:pPr>
-            <w:r>
-              <w:rPr>
-                <w:color w:val="000000"/>
-                <w:sz w:val="19"/>
-                <w:szCs w:val="19"/>
-                <w:rtl/>
-              </w:rPr>
-              <w:t xml:space="preserve">پاکت/قوطی، ۵۰۰ گرم</w:t>
-            </w:r>
-          </w:p>
-        </w:tc>
-        <w:tc>
-          <w:tcPr>
-            <w:tcW w:w="1300" w:type="dxa"/>
-            <w:shd w:val="clear" w:color="auto" w:fill="F2F6FA"/>
-            <w:tcMar>
-              <w:top w:w="60" w:type="dxa"/>
-              <w:left w:w="80" w:type="dxa"/>
-              <w:bottom w:w="60" w:type="dxa"/>
-              <w:right w:w="80" w:type="dxa"/>
-            </w:tcMar>
-          </w:tcPr>
-          <w:p>
-            <w:pPr>
-              <w:spacing w:before="40" w:after="40"/>
-            </w:pPr>
-            <w:r>
-              <w:rPr>
-                <w:color w:val="000000"/>
-                <w:sz w:val="19"/>
-                <w:szCs w:val="19"/>
-                <w:rtl/>
-              </w:rPr>
-              <w:t xml:space="preserve">۳۵۵ تنگه</w:t>
-            </w:r>
-          </w:p>
-        </w:tc>
-        <w:tc>
-          <w:tcPr>
-            <w:tcW w:w="1700" w:type="dxa"/>
-            <w:shd w:val="clear" w:color="auto" w:fill="F2F6FA"/>
-            <w:tcMar>
-              <w:top w:w="60" w:type="dxa"/>
-              <w:left w:w="80" w:type="dxa"/>
-              <w:bottom w:w="60" w:type="dxa"/>
-              <w:right w:w="80" w:type="dxa"/>
-            </w:tcMar>
-          </w:tcPr>
-          <w:p>
-            <w:pPr>
-              <w:spacing w:before="40" w:after="40"/>
-            </w:pPr>
-            <w:r>
-              <w:rPr>
-                <w:color w:val="000000"/>
-                <w:sz w:val="19"/>
-                <w:szCs w:val="19"/>
-                <w:rtl/>
-              </w:rPr>
-              <w:t xml:space="preserve">≈۱٬۵۸۶</w:t>
-            </w:r>
-          </w:p>
-        </w:tc>
-        <w:tc>
-          <w:tcPr>
-            <w:tcW w:w="2200" w:type="dxa"/>
-            <w:shd w:val="clear" w:color="auto" w:fill="F2F6FA"/>
-            <w:tcMar>
-              <w:top w:w="60" w:type="dxa"/>
-              <w:left w:w="80" w:type="dxa"/>
-              <w:bottom w:w="60" w:type="dxa"/>
-              <w:right w:w="80" w:type="dxa"/>
-            </w:tcMar>
-          </w:tcPr>
-          <w:p>
-            <w:pPr>
-              <w:spacing w:before="40" w:after="40"/>
-            </w:pPr>
-            <w:r>
-              <w:rPr>
-                <w:color w:val="000000"/>
-                <w:sz w:val="19"/>
-                <w:szCs w:val="19"/>
-                <w:rtl/>
-              </w:rPr>
-              <w:t xml:space="preserve">تأییدشده (Satu.kz، فروشنده ALTERNATIVA snab)</w:t>
-            </w:r>
-          </w:p>
-        </w:tc>
-      </w:tr>
-      <w:tr>
-        <w:tblPrEx>
-          <w:tblCellMar>
-            <w:top w:w="0" w:type="dxa"/>
-            <w:bottom w:w="0" w:type="dxa"/>
-          </w:tblCellMar>
-        </w:tblPrEx>
-        <w:trPr>
-          <w:cantSplit/>
-        </w:trPr>
-        <w:tc>
-          <w:tcPr>
-            <w:tcW w:w="1500" w:type="dxa"/>
-            <w:shd w:val="clear" w:color="auto" w:fill="FFFFFF"/>
-            <w:tcMar>
-              <w:top w:w="60" w:type="dxa"/>
-              <w:left w:w="80" w:type="dxa"/>
-              <w:bottom w:w="60" w:type="dxa"/>
-              <w:right w:w="80" w:type="dxa"/>
-            </w:tcMar>
-          </w:tcPr>
-          <w:p>
-            <w:pPr>
-              <w:spacing w:before="40" w:after="40"/>
-            </w:pPr>
-            <w:r>
-              <w:rPr>
-                <w:b/>
-                <w:bCs/>
-                <w:color w:val="000000"/>
-                <w:sz w:val="19"/>
-                <w:szCs w:val="19"/>
-                <w:rtl/>
-              </w:rPr>
-              <w:t xml:space="preserve">Сода АС</w:t>
-            </w:r>
-          </w:p>
-        </w:tc>
-        <w:tc>
-          <w:tcPr>
-            <w:tcW w:w="1300" w:type="dxa"/>
-            <w:shd w:val="clear" w:color="auto" w:fill="FFFFFF"/>
-            <w:tcMar>
-              <w:top w:w="60" w:type="dxa"/>
-              <w:left w:w="80" w:type="dxa"/>
-              <w:bottom w:w="60" w:type="dxa"/>
-              <w:right w:w="80" w:type="dxa"/>
-            </w:tcMar>
-          </w:tcPr>
-          <w:p>
-            <w:pPr>
-              <w:spacing w:before="40" w:after="40"/>
-            </w:pPr>
-            <w:r>
-              <w:rPr>
-                <w:color w:val="000000"/>
-                <w:sz w:val="19"/>
-                <w:szCs w:val="19"/>
-                <w:rtl/>
-              </w:rPr>
-              <w:t xml:space="preserve">قزاقستان (واردات فله)</w:t>
-            </w:r>
-          </w:p>
-        </w:tc>
-        <w:tc>
-          <w:tcPr>
-            <w:tcW w:w="1700" w:type="dxa"/>
-            <w:shd w:val="clear" w:color="auto" w:fill="FFFFFF"/>
-            <w:tcMar>
-              <w:top w:w="60" w:type="dxa"/>
-              <w:left w:w="80" w:type="dxa"/>
-              <w:bottom w:w="60" w:type="dxa"/>
-              <w:right w:w="80" w:type="dxa"/>
-            </w:tcMar>
-          </w:tcPr>
-          <w:p>
-            <w:pPr>
-              <w:spacing w:before="40" w:after="40"/>
-            </w:pPr>
-            <w:r>
-              <w:rPr>
-                <w:color w:val="000000"/>
-                <w:sz w:val="19"/>
-                <w:szCs w:val="19"/>
-                <w:rtl/>
-              </w:rPr>
-              <w:t xml:space="preserve">جعبه، ۴۰۰ گرم</w:t>
-            </w:r>
-          </w:p>
-        </w:tc>
-        <w:tc>
-          <w:tcPr>
-            <w:tcW w:w="1300" w:type="dxa"/>
-            <w:shd w:val="clear" w:color="auto" w:fill="FFFFFF"/>
-            <w:tcMar>
-              <w:top w:w="60" w:type="dxa"/>
-              <w:left w:w="80" w:type="dxa"/>
-              <w:bottom w:w="60" w:type="dxa"/>
-              <w:right w:w="80" w:type="dxa"/>
-            </w:tcMar>
-          </w:tcPr>
-          <w:p>
-            <w:pPr>
-              <w:spacing w:before="40" w:after="40"/>
-            </w:pPr>
-            <w:r>
-              <w:rPr>
-                <w:color w:val="000000"/>
-                <w:sz w:val="19"/>
-                <w:szCs w:val="19"/>
-                <w:rtl/>
-              </w:rPr>
-              <w:t xml:space="preserve">۵۴۰ تنگه</w:t>
-            </w:r>
-          </w:p>
-        </w:tc>
-        <w:tc>
-          <w:tcPr>
-            <w:tcW w:w="1700" w:type="dxa"/>
-            <w:shd w:val="clear" w:color="auto" w:fill="FFFFFF"/>
-            <w:tcMar>
-              <w:top w:w="60" w:type="dxa"/>
-              <w:left w:w="80" w:type="dxa"/>
-              <w:bottom w:w="60" w:type="dxa"/>
-              <w:right w:w="80" w:type="dxa"/>
-            </w:tcMar>
-          </w:tcPr>
-          <w:p>
-            <w:pPr>
-              <w:spacing w:before="40" w:after="40"/>
-            </w:pPr>
-            <w:r>
-              <w:rPr>
-                <w:color w:val="000000"/>
-                <w:sz w:val="19"/>
-                <w:szCs w:val="19"/>
-                <w:rtl/>
-              </w:rPr>
-              <w:t xml:space="preserve">≈۳٬۰۱۶</w:t>
-            </w:r>
-          </w:p>
-        </w:tc>
-        <w:tc>
-          <w:tcPr>
-            <w:tcW w:w="2200" w:type="dxa"/>
-            <w:shd w:val="clear" w:color="auto" w:fill="FFFFFF"/>
-            <w:tcMar>
-              <w:top w:w="60" w:type="dxa"/>
-              <w:left w:w="80" w:type="dxa"/>
-              <w:bottom w:w="60" w:type="dxa"/>
-              <w:right w:w="80" w:type="dxa"/>
-            </w:tcMar>
-          </w:tcPr>
-          <w:p>
-            <w:pPr>
-              <w:spacing w:before="40" w:after="40"/>
-            </w:pPr>
-            <w:r>
-              <w:rPr>
-                <w:color w:val="000000"/>
-                <w:sz w:val="19"/>
-                <w:szCs w:val="19"/>
-                <w:rtl/>
-              </w:rPr>
-              <w:t xml:space="preserve">تأییدشده (vkusmart.vmv.kz، اپ تحویل آستانه)</w:t>
-            </w:r>
-          </w:p>
-        </w:tc>
-      </w:tr>
-      <w:tr>
-        <w:tblPrEx>
-          <w:tblCellMar>
-            <w:top w:w="0" w:type="dxa"/>
-            <w:bottom w:w="0" w:type="dxa"/>
-          </w:tblCellMar>
-        </w:tblPrEx>
-        <w:trPr>
-          <w:cantSplit/>
-        </w:trPr>
-        <w:tc>
-          <w:tcPr>
-            <w:tcW w:w="1500" w:type="dxa"/>
-            <w:shd w:val="clear" w:color="auto" w:fill="F2F6FA"/>
-            <w:tcMar>
-              <w:top w:w="60" w:type="dxa"/>
-              <w:left w:w="80" w:type="dxa"/>
-              <w:bottom w:w="60" w:type="dxa"/>
-              <w:right w:w="80" w:type="dxa"/>
-            </w:tcMar>
-          </w:tcPr>
-          <w:p>
-            <w:pPr>
-              <w:spacing w:before="40" w:after="40"/>
-            </w:pPr>
-            <w:r>
-              <w:rPr>
-                <w:b/>
-                <w:bCs/>
-                <w:color w:val="000000"/>
-                <w:sz w:val="19"/>
-                <w:szCs w:val="19"/>
-                <w:rtl/>
-              </w:rPr>
-              <w:t xml:space="preserve">Arm &amp; Hammer</w:t>
-            </w:r>
-          </w:p>
-        </w:tc>
-        <w:tc>
-          <w:tcPr>
-            <w:tcW w:w="1300" w:type="dxa"/>
-            <w:shd w:val="clear" w:color="auto" w:fill="F2F6FA"/>
-            <w:tcMar>
-              <w:top w:w="60" w:type="dxa"/>
-              <w:left w:w="80" w:type="dxa"/>
-              <w:bottom w:w="60" w:type="dxa"/>
-              <w:right w:w="80" w:type="dxa"/>
-            </w:tcMar>
-          </w:tcPr>
-          <w:p>
-            <w:pPr>
-              <w:spacing w:before="40" w:after="40"/>
-            </w:pPr>
-            <w:r>
-              <w:rPr>
-                <w:color w:val="000000"/>
-                <w:sz w:val="19"/>
-                <w:szCs w:val="19"/>
-                <w:rtl/>
-              </w:rPr>
-              <w:t xml:space="preserve">آمریکا</w:t>
-            </w:r>
-          </w:p>
-        </w:tc>
-        <w:tc>
-          <w:tcPr>
-            <w:tcW w:w="1700" w:type="dxa"/>
-            <w:shd w:val="clear" w:color="auto" w:fill="F2F6FA"/>
-            <w:tcMar>
-              <w:top w:w="60" w:type="dxa"/>
-              <w:left w:w="80" w:type="dxa"/>
-              <w:bottom w:w="60" w:type="dxa"/>
-              <w:right w:w="80" w:type="dxa"/>
-            </w:tcMar>
-          </w:tcPr>
-          <w:p>
-            <w:pPr>
-              <w:spacing w:before="40" w:after="40"/>
-            </w:pPr>
-            <w:r>
-              <w:rPr>
-                <w:color w:val="000000"/>
-                <w:sz w:val="19"/>
-                <w:szCs w:val="19"/>
-                <w:rtl/>
-              </w:rPr>
-              <w:t xml:space="preserve">جعبه ضدبو، ۲۲۷ گرم</w:t>
-            </w:r>
-          </w:p>
-        </w:tc>
-        <w:tc>
-          <w:tcPr>
-            <w:tcW w:w="1300" w:type="dxa"/>
-            <w:shd w:val="clear" w:color="auto" w:fill="F2F6FA"/>
-            <w:tcMar>
-              <w:top w:w="60" w:type="dxa"/>
-              <w:left w:w="80" w:type="dxa"/>
-              <w:bottom w:w="60" w:type="dxa"/>
-              <w:right w:w="80" w:type="dxa"/>
-            </w:tcMar>
-          </w:tcPr>
-          <w:p>
-            <w:pPr>
-              <w:spacing w:before="40" w:after="40"/>
-            </w:pPr>
-            <w:r>
-              <w:rPr>
-                <w:color w:val="000000"/>
-                <w:sz w:val="19"/>
-                <w:szCs w:val="19"/>
-                <w:rtl/>
-              </w:rPr>
-              <w:t xml:space="preserve">۲٬۷۱۰ تنگه</w:t>
-            </w:r>
-          </w:p>
-        </w:tc>
-        <w:tc>
-          <w:tcPr>
-            <w:tcW w:w="1700" w:type="dxa"/>
-            <w:shd w:val="clear" w:color="auto" w:fill="F2F6FA"/>
-            <w:tcMar>
-              <w:top w:w="60" w:type="dxa"/>
-              <w:left w:w="80" w:type="dxa"/>
-              <w:bottom w:w="60" w:type="dxa"/>
-              <w:right w:w="80" w:type="dxa"/>
-            </w:tcMar>
-          </w:tcPr>
-          <w:p>
-            <w:pPr>
-              <w:spacing w:before="40" w:after="40"/>
-            </w:pPr>
-            <w:r>
-              <w:rPr>
-                <w:color w:val="000000"/>
-                <w:sz w:val="19"/>
-                <w:szCs w:val="19"/>
-                <w:rtl/>
-              </w:rPr>
-              <w:t xml:space="preserve">≈۲۶٬۶۷۲</w:t>
-            </w:r>
-          </w:p>
-        </w:tc>
-        <w:tc>
-          <w:tcPr>
-            <w:tcW w:w="2200" w:type="dxa"/>
-            <w:shd w:val="clear" w:color="auto" w:fill="F2F6FA"/>
-            <w:tcMar>
-              <w:top w:w="60" w:type="dxa"/>
-              <w:left w:w="80" w:type="dxa"/>
-              <w:bottom w:w="60" w:type="dxa"/>
-              <w:right w:w="80" w:type="dxa"/>
-            </w:tcMar>
-          </w:tcPr>
-          <w:p>
-            <w:pPr>
-              <w:spacing w:before="40" w:after="40"/>
-            </w:pPr>
-            <w:r>
-              <w:rPr>
-                <w:color w:val="000000"/>
-                <w:sz w:val="19"/>
-                <w:szCs w:val="19"/>
-                <w:rtl/>
-              </w:rPr>
-              <w:t xml:space="preserve">تأییدشده (Biotus.kz)؛ محصول از تولید خارج شده؛ رقم جمنای (۱٬۸۰۰-۲٬۲۰۰) هم‌خوان نبود</w:t>
-            </w:r>
-          </w:p>
-        </w:tc>
-      </w:tr>
-      <w:tr>
-        <w:tblPrEx>
-          <w:tblCellMar>
-            <w:top w:w="0" w:type="dxa"/>
-            <w:bottom w:w="0" w:type="dxa"/>
-          </w:tblCellMar>
-        </w:tblPrEx>
-        <w:trPr>
-          <w:cantSplit/>
-        </w:trPr>
-        <w:tc>
-          <w:tcPr>
-            <w:tcW w:w="1500" w:type="dxa"/>
-            <w:shd w:val="clear" w:color="auto" w:fill="FFFFFF"/>
-            <w:tcMar>
-              <w:top w:w="60" w:type="dxa"/>
-              <w:left w:w="80" w:type="dxa"/>
-              <w:bottom w:w="60" w:type="dxa"/>
-              <w:right w:w="80" w:type="dxa"/>
-            </w:tcMar>
-          </w:tcPr>
-          <w:p>
-            <w:pPr>
-              <w:spacing w:before="40" w:after="40"/>
-            </w:pPr>
-            <w:r>
-              <w:rPr>
-                <w:b/>
-                <w:bCs/>
-                <w:color w:val="000000"/>
-                <w:sz w:val="19"/>
-                <w:szCs w:val="19"/>
-                <w:rtl/>
-              </w:rPr>
-              <w:t xml:space="preserve">Crimsoda</w:t>
-            </w:r>
-          </w:p>
-        </w:tc>
-        <w:tc>
-          <w:tcPr>
-            <w:tcW w:w="1300" w:type="dxa"/>
-            <w:shd w:val="clear" w:color="auto" w:fill="FFFFFF"/>
-            <w:tcMar>
-              <w:top w:w="60" w:type="dxa"/>
-              <w:left w:w="80" w:type="dxa"/>
-              <w:bottom w:w="60" w:type="dxa"/>
-              <w:right w:w="80" w:type="dxa"/>
-            </w:tcMar>
-          </w:tcPr>
-          <w:p>
-            <w:pPr>
-              <w:spacing w:before="40" w:after="40"/>
-            </w:pPr>
-            <w:r>
-              <w:rPr>
-                <w:color w:val="000000"/>
-                <w:sz w:val="19"/>
-                <w:szCs w:val="19"/>
-                <w:rtl/>
-              </w:rPr>
-              <w:t xml:space="preserve">روسیه</w:t>
-            </w:r>
-          </w:p>
-        </w:tc>
-        <w:tc>
-          <w:tcPr>
-            <w:tcW w:w="1700" w:type="dxa"/>
-            <w:shd w:val="clear" w:color="auto" w:fill="FFFFFF"/>
-            <w:tcMar>
-              <w:top w:w="60" w:type="dxa"/>
-              <w:left w:w="80" w:type="dxa"/>
-              <w:bottom w:w="60" w:type="dxa"/>
-              <w:right w:w="80" w:type="dxa"/>
-            </w:tcMar>
-          </w:tcPr>
-          <w:p>
-            <w:pPr>
-              <w:spacing w:before="40" w:after="40"/>
-            </w:pPr>
-            <w:r>
-              <w:rPr>
-                <w:color w:val="000000"/>
-                <w:sz w:val="19"/>
-                <w:szCs w:val="19"/>
-                <w:rtl/>
-              </w:rPr>
-              <w:t xml:space="preserve">جعبه، ۵۰۰ گرم</w:t>
-            </w:r>
-          </w:p>
-        </w:tc>
-        <w:tc>
-          <w:tcPr>
-            <w:tcW w:w="1300" w:type="dxa"/>
-            <w:shd w:val="clear" w:color="auto" w:fill="FFFFFF"/>
-            <w:tcMar>
-              <w:top w:w="60" w:type="dxa"/>
-              <w:left w:w="80" w:type="dxa"/>
-              <w:bottom w:w="60" w:type="dxa"/>
-              <w:right w:w="80" w:type="dxa"/>
-            </w:tcMar>
-          </w:tcPr>
-          <w:p>
-            <w:pPr>
-              <w:spacing w:before="40" w:after="40"/>
-            </w:pPr>
-            <w:r>
-              <w:rPr>
-                <w:color w:val="000000"/>
-                <w:sz w:val="19"/>
-                <w:szCs w:val="19"/>
-                <w:rtl/>
-              </w:rPr>
-              <w:t xml:space="preserve">نامشخص</w:t>
-            </w:r>
-          </w:p>
-        </w:tc>
-        <w:tc>
-          <w:tcPr>
-            <w:tcW w:w="1700" w:type="dxa"/>
-            <w:shd w:val="clear" w:color="auto" w:fill="FFFFFF"/>
-            <w:tcMar>
-              <w:top w:w="60" w:type="dxa"/>
-              <w:left w:w="80" w:type="dxa"/>
-              <w:bottom w:w="60" w:type="dxa"/>
-              <w:right w:w="80" w:type="dxa"/>
-            </w:tcMar>
-          </w:tcPr>
-          <w:p>
-            <w:pPr>
-              <w:spacing w:before="40" w:after="40"/>
-            </w:pPr>
-            <w:r>
-              <w:rPr>
-                <w:color w:val="000000"/>
-                <w:sz w:val="19"/>
-                <w:szCs w:val="19"/>
-                <w:rtl/>
-              </w:rPr>
-              <w:t xml:space="preserve">—</w:t>
-            </w:r>
-          </w:p>
-        </w:tc>
-        <w:tc>
-          <w:tcPr>
-            <w:tcW w:w="2200" w:type="dxa"/>
-            <w:shd w:val="clear" w:color="auto" w:fill="FFFFFF"/>
-            <w:tcMar>
-              <w:top w:w="60" w:type="dxa"/>
-              <w:left w:w="80" w:type="dxa"/>
-              <w:bottom w:w="60" w:type="dxa"/>
-              <w:right w:w="80" w:type="dxa"/>
-            </w:tcMar>
-          </w:tcPr>
-          <w:p>
-            <w:pPr>
-              <w:spacing w:before="40" w:after="40"/>
-            </w:pPr>
-            <w:r>
-              <w:rPr>
-                <w:color w:val="000000"/>
-                <w:sz w:val="19"/>
-                <w:szCs w:val="19"/>
-                <w:rtl/>
-              </w:rPr>
-              <w:t xml:space="preserve">برند/بسته‌بندی/مبدأ تأیید شد؛ قیمت در صفحه بارگذاری نشد</w:t>
-            </w:r>
-          </w:p>
-        </w:tc>
-      </w:tr>
-      <w:tr>
-        <w:tblPrEx>
-          <w:tblCellMar>
-            <w:top w:w="0" w:type="dxa"/>
-            <w:bottom w:w="0" w:type="dxa"/>
-          </w:tblCellMar>
-        </w:tblPrEx>
-        <w:trPr>
-          <w:cantSplit/>
-        </w:trPr>
-        <w:tc>
-          <w:tcPr>
-            <w:tcW w:w="1500" w:type="dxa"/>
-            <w:shd w:val="clear" w:color="auto" w:fill="F2F6FA"/>
-            <w:tcMar>
-              <w:top w:w="60" w:type="dxa"/>
-              <w:left w:w="80" w:type="dxa"/>
-              <w:bottom w:w="60" w:type="dxa"/>
-              <w:right w:w="80" w:type="dxa"/>
-            </w:tcMar>
-          </w:tcPr>
-          <w:p>
-            <w:pPr>
-              <w:spacing w:before="40" w:after="40"/>
-            </w:pPr>
-            <w:r>
-              <w:rPr>
-                <w:b/>
-                <w:bCs/>
-                <w:color w:val="000000"/>
-                <w:sz w:val="19"/>
-                <w:szCs w:val="19"/>
-                <w:rtl/>
-              </w:rPr>
-              <w:t xml:space="preserve">چین (توزیع‌کننده «Даму-Химия»)</w:t>
-            </w:r>
-          </w:p>
-        </w:tc>
-        <w:tc>
-          <w:tcPr>
-            <w:tcW w:w="1300" w:type="dxa"/>
-            <w:shd w:val="clear" w:color="auto" w:fill="F2F6FA"/>
-            <w:tcMar>
-              <w:top w:w="60" w:type="dxa"/>
-              <w:left w:w="80" w:type="dxa"/>
-              <w:bottom w:w="60" w:type="dxa"/>
-              <w:right w:w="80" w:type="dxa"/>
-            </w:tcMar>
-          </w:tcPr>
-          <w:p>
-            <w:pPr>
-              <w:spacing w:before="40" w:after="40"/>
-            </w:pPr>
-            <w:r>
-              <w:rPr>
-                <w:color w:val="000000"/>
-                <w:sz w:val="19"/>
-                <w:szCs w:val="19"/>
-                <w:rtl/>
-              </w:rPr>
-              <w:t xml:space="preserve">چین</w:t>
-            </w:r>
-          </w:p>
-        </w:tc>
-        <w:tc>
-          <w:tcPr>
-            <w:tcW w:w="1700" w:type="dxa"/>
-            <w:shd w:val="clear" w:color="auto" w:fill="F2F6FA"/>
-            <w:tcMar>
-              <w:top w:w="60" w:type="dxa"/>
-              <w:left w:w="80" w:type="dxa"/>
-              <w:bottom w:w="60" w:type="dxa"/>
-              <w:right w:w="80" w:type="dxa"/>
-            </w:tcMar>
-          </w:tcPr>
-          <w:p>
-            <w:pPr>
-              <w:spacing w:before="40" w:after="40"/>
-            </w:pPr>
-            <w:r>
-              <w:rPr>
-                <w:color w:val="000000"/>
-                <w:sz w:val="19"/>
-                <w:szCs w:val="19"/>
-                <w:rtl/>
-              </w:rPr>
-              <w:t xml:space="preserve">فله عمده (کیلویی)</w:t>
-            </w:r>
-          </w:p>
-        </w:tc>
-        <w:tc>
-          <w:tcPr>
-            <w:tcW w:w="1300" w:type="dxa"/>
-            <w:shd w:val="clear" w:color="auto" w:fill="F2F6FA"/>
-            <w:tcMar>
-              <w:top w:w="60" w:type="dxa"/>
-              <w:left w:w="80" w:type="dxa"/>
-              <w:bottom w:w="60" w:type="dxa"/>
-              <w:right w:w="80" w:type="dxa"/>
-            </w:tcMar>
-          </w:tcPr>
-          <w:p>
-            <w:pPr>
-              <w:spacing w:before="40" w:after="40"/>
-            </w:pPr>
-            <w:r>
-              <w:rPr>
-                <w:color w:val="000000"/>
-                <w:sz w:val="19"/>
-                <w:szCs w:val="19"/>
-                <w:rtl/>
-              </w:rPr>
-              <w:t xml:space="preserve">۲۸۰ تنگه/کیلو</w:t>
-            </w:r>
-          </w:p>
-        </w:tc>
-        <w:tc>
-          <w:tcPr>
-            <w:tcW w:w="1700" w:type="dxa"/>
-            <w:shd w:val="clear" w:color="auto" w:fill="F2F6FA"/>
-            <w:tcMar>
-              <w:top w:w="60" w:type="dxa"/>
-              <w:left w:w="80" w:type="dxa"/>
-              <w:bottom w:w="60" w:type="dxa"/>
-              <w:right w:w="80" w:type="dxa"/>
-            </w:tcMar>
-          </w:tcPr>
-          <w:p>
-            <w:pPr>
-              <w:spacing w:before="40" w:after="40"/>
-            </w:pPr>
-            <w:r>
-              <w:rPr>
-                <w:color w:val="000000"/>
-                <w:sz w:val="19"/>
-                <w:szCs w:val="19"/>
-                <w:rtl/>
-              </w:rPr>
-              <w:t xml:space="preserve">≈۶۲۶</w:t>
-            </w:r>
-          </w:p>
-        </w:tc>
-        <w:tc>
-          <w:tcPr>
-            <w:tcW w:w="2200" w:type="dxa"/>
-            <w:shd w:val="clear" w:color="auto" w:fill="F2F6FA"/>
-            <w:tcMar>
-              <w:top w:w="60" w:type="dxa"/>
-              <w:left w:w="80" w:type="dxa"/>
-              <w:bottom w:w="60" w:type="dxa"/>
-              <w:right w:w="80" w:type="dxa"/>
-            </w:tcMar>
-          </w:tcPr>
-          <w:p>
-            <w:pPr>
-              <w:spacing w:before="40" w:after="40"/>
-            </w:pPr>
-            <w:r>
-              <w:rPr>
-                <w:color w:val="000000"/>
-                <w:sz w:val="19"/>
-                <w:szCs w:val="19"/>
-                <w:rtl/>
-              </w:rPr>
-              <w:t xml:space="preserve">از نشست پژوهشی پیشین؛ نیازمند راستی‌آزمایی مجدد با لینک مستقیم</w:t>
-            </w:r>
-          </w:p>
-        </w:tc>
-      </w:tr>
-      <w:tr>
-        <w:tblPrEx>
-          <w:tblCellMar>
-            <w:top w:w="0" w:type="dxa"/>
-            <w:bottom w:w="0" w:type="dxa"/>
-          </w:tblCellMar>
-        </w:tblPrEx>
-        <w:trPr>
-          <w:cantSplit/>
-        </w:trPr>
-        <w:tc>
-          <w:tcPr>
-            <w:tcW w:w="1500" w:type="dxa"/>
-            <w:shd w:val="clear" w:color="auto" w:fill="FFFFFF"/>
-            <w:tcMar>
-              <w:top w:w="60" w:type="dxa"/>
-              <w:left w:w="80" w:type="dxa"/>
-              <w:bottom w:w="60" w:type="dxa"/>
-              <w:right w:w="80" w:type="dxa"/>
-            </w:tcMar>
-          </w:tcPr>
-          <w:p>
-            <w:pPr>
-              <w:spacing w:before="40" w:after="40"/>
-            </w:pPr>
-            <w:r>
-              <w:rPr>
-                <w:b/>
-                <w:bCs/>
-                <w:color w:val="000000"/>
-                <w:sz w:val="19"/>
-                <w:szCs w:val="19"/>
-                <w:rtl/>
-              </w:rPr>
-              <w:t xml:space="preserve">بالخاش-هیم (ТОО «Балхаш»)</w:t>
-            </w:r>
-          </w:p>
-        </w:tc>
-        <w:tc>
-          <w:tcPr>
-            <w:tcW w:w="1300" w:type="dxa"/>
-            <w:shd w:val="clear" w:color="auto" w:fill="FFFFFF"/>
-            <w:tcMar>
-              <w:top w:w="60" w:type="dxa"/>
-              <w:left w:w="80" w:type="dxa"/>
-              <w:bottom w:w="60" w:type="dxa"/>
-              <w:right w:w="80" w:type="dxa"/>
-            </w:tcMar>
-          </w:tcPr>
-          <w:p>
-            <w:pPr>
-              <w:spacing w:before="40" w:after="40"/>
-            </w:pPr>
-            <w:r>
-              <w:rPr>
-                <w:color w:val="000000"/>
-                <w:sz w:val="19"/>
-                <w:szCs w:val="19"/>
-                <w:rtl/>
-              </w:rPr>
-              <w:t xml:space="preserve">قزاقستان (تکرارآوری محلی)</w:t>
-            </w:r>
-          </w:p>
-        </w:tc>
-        <w:tc>
-          <w:tcPr>
-            <w:tcW w:w="1700" w:type="dxa"/>
-            <w:shd w:val="clear" w:color="auto" w:fill="FFFFFF"/>
-            <w:tcMar>
-              <w:top w:w="60" w:type="dxa"/>
-              <w:left w:w="80" w:type="dxa"/>
-              <w:bottom w:w="60" w:type="dxa"/>
-              <w:right w:w="80" w:type="dxa"/>
-            </w:tcMar>
-          </w:tcPr>
-          <w:p>
-            <w:pPr>
-              <w:spacing w:before="40" w:after="40"/>
-            </w:pPr>
-            <w:r>
-              <w:rPr>
-                <w:color w:val="000000"/>
-                <w:sz w:val="19"/>
-                <w:szCs w:val="19"/>
-                <w:rtl/>
-              </w:rPr>
-              <w:t xml:space="preserve">فله/E500 (کیلویی)</w:t>
-            </w:r>
-          </w:p>
-        </w:tc>
-        <w:tc>
-          <w:tcPr>
-            <w:tcW w:w="1300" w:type="dxa"/>
-            <w:shd w:val="clear" w:color="auto" w:fill="FFFFFF"/>
-            <w:tcMar>
-              <w:top w:w="60" w:type="dxa"/>
-              <w:left w:w="80" w:type="dxa"/>
-              <w:bottom w:w="60" w:type="dxa"/>
-              <w:right w:w="80" w:type="dxa"/>
-            </w:tcMar>
-          </w:tcPr>
-          <w:p>
-            <w:pPr>
-              <w:spacing w:before="40" w:after="40"/>
-            </w:pPr>
-            <w:r>
-              <w:rPr>
-                <w:color w:val="000000"/>
-                <w:sz w:val="19"/>
-                <w:szCs w:val="19"/>
-                <w:rtl/>
-              </w:rPr>
-              <w:t xml:space="preserve">۳۰۰ تنگه/کیلو</w:t>
-            </w:r>
-          </w:p>
-        </w:tc>
-        <w:tc>
-          <w:tcPr>
-            <w:tcW w:w="1700" w:type="dxa"/>
-            <w:shd w:val="clear" w:color="auto" w:fill="FFFFFF"/>
-            <w:tcMar>
-              <w:top w:w="60" w:type="dxa"/>
-              <w:left w:w="80" w:type="dxa"/>
-              <w:bottom w:w="60" w:type="dxa"/>
-              <w:right w:w="80" w:type="dxa"/>
-            </w:tcMar>
-          </w:tcPr>
-          <w:p>
-            <w:pPr>
-              <w:spacing w:before="40" w:after="40"/>
-            </w:pPr>
-            <w:r>
-              <w:rPr>
-                <w:color w:val="000000"/>
-                <w:sz w:val="19"/>
-                <w:szCs w:val="19"/>
-                <w:rtl/>
-              </w:rPr>
-              <w:t xml:space="preserve">≈۶۷۰</w:t>
-            </w:r>
-          </w:p>
-        </w:tc>
-        <w:tc>
-          <w:tcPr>
-            <w:tcW w:w="2200" w:type="dxa"/>
-            <w:shd w:val="clear" w:color="auto" w:fill="FFFFFF"/>
-            <w:tcMar>
-              <w:top w:w="60" w:type="dxa"/>
-              <w:left w:w="80" w:type="dxa"/>
-              <w:bottom w:w="60" w:type="dxa"/>
-              <w:right w:w="80" w:type="dxa"/>
-            </w:tcMar>
-          </w:tcPr>
-          <w:p>
-            <w:pPr>
-              <w:spacing w:before="40" w:after="40"/>
-            </w:pPr>
-            <w:r>
-              <w:rPr>
-                <w:color w:val="000000"/>
-                <w:sz w:val="19"/>
-                <w:szCs w:val="19"/>
-                <w:rtl/>
-              </w:rPr>
-              <w:t xml:space="preserve">از نشست پژوهشی پیشین؛ نیازمند راستی‌آزمایی مجدد با لینک مستقیم</w:t>
-            </w:r>
-          </w:p>
-        </w:tc>
-      </w:tr>
-      <w:tr>
-        <w:tblPrEx>
-          <w:tblCellMar>
-            <w:top w:w="0" w:type="dxa"/>
-            <w:bottom w:w="0" w:type="dxa"/>
-          </w:tblCellMar>
-        </w:tblPrEx>
-        <w:trPr>
-          <w:cantSplit/>
-        </w:trPr>
-        <w:tc>
-          <w:tcPr>
-            <w:tcW w:w="1500" w:type="dxa"/>
-            <w:shd w:val="clear" w:color="auto" w:fill="F2F6FA"/>
-            <w:tcMar>
-              <w:top w:w="60" w:type="dxa"/>
-              <w:left w:w="80" w:type="dxa"/>
-              <w:bottom w:w="60" w:type="dxa"/>
-              <w:right w:w="80" w:type="dxa"/>
-            </w:tcMar>
-          </w:tcPr>
-          <w:p>
-            <w:pPr>
-              <w:spacing w:before="40" w:after="40"/>
-            </w:pPr>
-            <w:r>
-              <w:rPr>
-                <w:b/>
-                <w:bCs/>
-                <w:color w:val="000000"/>
-                <w:sz w:val="19"/>
-                <w:szCs w:val="19"/>
-                <w:rtl/>
-              </w:rPr>
-              <w:t xml:space="preserve">Спецпромгрупп</w:t>
-            </w:r>
-          </w:p>
-        </w:tc>
-        <w:tc>
-          <w:tcPr>
-            <w:tcW w:w="1300" w:type="dxa"/>
-            <w:shd w:val="clear" w:color="auto" w:fill="F2F6FA"/>
-            <w:tcMar>
-              <w:top w:w="60" w:type="dxa"/>
-              <w:left w:w="80" w:type="dxa"/>
-              <w:bottom w:w="60" w:type="dxa"/>
-              <w:right w:w="80" w:type="dxa"/>
-            </w:tcMar>
-          </w:tcPr>
-          <w:p>
-            <w:pPr>
-              <w:spacing w:before="40" w:after="40"/>
-            </w:pPr>
-            <w:r>
-              <w:rPr>
-                <w:color w:val="000000"/>
-                <w:sz w:val="19"/>
-                <w:szCs w:val="19"/>
-                <w:rtl/>
-              </w:rPr>
-              <w:t xml:space="preserve">قزاقستان (توزیع)</w:t>
-            </w:r>
-          </w:p>
-        </w:tc>
-        <w:tc>
-          <w:tcPr>
-            <w:tcW w:w="1700" w:type="dxa"/>
-            <w:shd w:val="clear" w:color="auto" w:fill="F2F6FA"/>
-            <w:tcMar>
-              <w:top w:w="60" w:type="dxa"/>
-              <w:left w:w="80" w:type="dxa"/>
-              <w:bottom w:w="60" w:type="dxa"/>
-              <w:right w:w="80" w:type="dxa"/>
-            </w:tcMar>
-          </w:tcPr>
-          <w:p>
-            <w:pPr>
-              <w:spacing w:before="40" w:after="40"/>
-            </w:pPr>
-            <w:r>
-              <w:rPr>
-                <w:color w:val="000000"/>
-                <w:sz w:val="19"/>
-                <w:szCs w:val="19"/>
-                <w:rtl/>
-              </w:rPr>
-              <w:t xml:space="preserve">کیسه ۲۵ کیلویی</w:t>
-            </w:r>
-          </w:p>
-        </w:tc>
-        <w:tc>
-          <w:tcPr>
-            <w:tcW w:w="1300" w:type="dxa"/>
-            <w:shd w:val="clear" w:color="auto" w:fill="F2F6FA"/>
-            <w:tcMar>
-              <w:top w:w="60" w:type="dxa"/>
-              <w:left w:w="80" w:type="dxa"/>
-              <w:bottom w:w="60" w:type="dxa"/>
-              <w:right w:w="80" w:type="dxa"/>
-            </w:tcMar>
-          </w:tcPr>
-          <w:p>
-            <w:pPr>
-              <w:spacing w:before="40" w:after="40"/>
-            </w:pPr>
-            <w:r>
-              <w:rPr>
-                <w:color w:val="000000"/>
-                <w:sz w:val="19"/>
-                <w:szCs w:val="19"/>
-                <w:rtl/>
-              </w:rPr>
-              <w:t xml:space="preserve">۴۳۰ تنگه/کیلو</w:t>
-            </w:r>
-          </w:p>
-        </w:tc>
-        <w:tc>
-          <w:tcPr>
-            <w:tcW w:w="1700" w:type="dxa"/>
-            <w:shd w:val="clear" w:color="auto" w:fill="F2F6FA"/>
-            <w:tcMar>
-              <w:top w:w="60" w:type="dxa"/>
-              <w:left w:w="80" w:type="dxa"/>
-              <w:bottom w:w="60" w:type="dxa"/>
-              <w:right w:w="80" w:type="dxa"/>
-            </w:tcMar>
-          </w:tcPr>
-          <w:p>
-            <w:pPr>
-              <w:spacing w:before="40" w:after="40"/>
-            </w:pPr>
-            <w:r>
-              <w:rPr>
-                <w:color w:val="000000"/>
-                <w:sz w:val="19"/>
-                <w:szCs w:val="19"/>
-                <w:rtl/>
-              </w:rPr>
-              <w:t xml:space="preserve">≈۹۶۱</w:t>
-            </w:r>
-          </w:p>
-        </w:tc>
-        <w:tc>
-          <w:tcPr>
-            <w:tcW w:w="2200" w:type="dxa"/>
-            <w:shd w:val="clear" w:color="auto" w:fill="F2F6FA"/>
-            <w:tcMar>
-              <w:top w:w="60" w:type="dxa"/>
-              <w:left w:w="80" w:type="dxa"/>
-              <w:bottom w:w="60" w:type="dxa"/>
-              <w:right w:w="80" w:type="dxa"/>
-            </w:tcMar>
-          </w:tcPr>
-          <w:p>
-            <w:pPr>
-              <w:spacing w:before="40" w:after="40"/>
-            </w:pPr>
-            <w:r>
-              <w:rPr>
-                <w:color w:val="000000"/>
-                <w:sz w:val="19"/>
-                <w:szCs w:val="19"/>
-                <w:rtl/>
-              </w:rPr>
-              <w:t xml:space="preserve">از نشست پژوهشی پیشین؛ نیازمند راستی‌آزمایی مجدد با لینک مستقیم</w:t>
-            </w:r>
-          </w:p>
-        </w:tc>
-      </w:tr>
-    </w:tbl>
-    <w:p>
-      <w:pPr>
-        <w:spacing w:before="60" w:after="60" w:line="300" w:lineRule="auto"/>
-      </w:pPr>
-      <w:r>
-        <w:rPr>
-          <w:color w:val="000000"/>
-          <w:rtl/>
-        </w:rPr>
-        <w:t xml:space="preserve">* ردیف Приправыч به‌دلیل حجم بسیار کوچک بسته (۲۰ گرم) عملاً قابل مقایسه با قیمت تن فله نیست؛ به‌عنوان سقف بالای طیف قیمتی خرده‌فروشی آورده شده، نه یک نرخ بازار.</w:t>
-      </w:r>
-    </w:p>
-    <w:p>
-      <w:pPr>
-        <w:pStyle w:val="Heading2"/>
-        <w:bidi/>
-        <w:spacing w:before="220" w:after="100"/>
-      </w:pPr>
-      <w:r>
-        <w:rPr>
-          <w:b/>
-          <w:bCs/>
-          <w:color w:val="2E75B6"/>
-          <w:sz w:val="23"/>
-          <w:szCs w:val="23"/>
-          <w:rtl/>
-        </w:rPr>
-        <w:t xml:space="preserve">۹-۳. حل‌وفصل شکاف ۵۵۹ در برابر ۳۴۰-۳۹۰ دلار: پرمیوم بسته‌بندی کجا واقعاً رخ می‌دهد؟</w:t>
-      </w:r>
-    </w:p>
-    <w:p>
-      <w:pPr>
-        <w:spacing w:before="60" w:after="60" w:line="300" w:lineRule="auto"/>
-      </w:pPr>
-      <w:r>
-        <w:rPr>
-          <w:color w:val="000000"/>
-          <w:rtl/>
-        </w:rPr>
-        <w:t xml:space="preserve">داده‌های فله/عمده (چین ≈۶۲۶ و بالخاش-هیم ≈۶۷۰ دلار بر تن) تنها ۱۲ تا ۲۰ درصد بالاتر از رقم گمرکی روسیه (۵۵۹ دلار) قرار دارند، نه چند برابر آن. این نشان می‌دهد ۵۵۹ دلار به‌تنهایی یک رقم غیرعادی نیست و با سطح قیمت عمده/نیمه‌عمده بازار قزاقستان همخوانی معقولی دارد؛ بنابراین شکاف ۵۵۹ در برابر برآورد ۳۴۰-۳۹۰ دلاری CPT را نمی‌توان صرفاً با پرمیوم بسته‌بندی خرده‌فروشی توضیح داد. دو تبیین محتمل‌تر: (۱) برآورد ۲۷۰-۳۱۰ دلاری FOB/Ex-works روسیه احتمالاً پایین‌تر از هزینه واقعی تمام‌شده صادراتی (شامل گرید/خلوص، گواهی GOST، یا اقلام هزینه‌ای نادیده‌گرفته‌شده) بوده است؛ (۲) بخشی از حجم صادراتی HS 283630 روسیه به قزاقستان ممکن است پیش از عبور از گمرک، از قبل در بسته‌بندی خرده‌فروشی (جعبه‌های БСК) باشد — چیزی که بخش ۳ همین گزارش هم به آن اشاره می‌کند («بسته‌بندی‌های صنعتی و خرده‌فروشی» توأمان از روسیه). این فرضیه دوم را نمی‌توان با آمار تجمیعی گمرک (که تفکیک نوع بسته‌بندی ندارد) نه تأیید کرد و نه رد — باید به‌عنوان یک فرضیه باز در نظر گرفته شود، نه یک یافته قطعی.</w:t>
-      </w:r>
-    </w:p>
-    <w:p>
-      <w:pPr>
-        <w:spacing w:before="60" w:after="60" w:line="300" w:lineRule="auto"/>
-      </w:pPr>
-      <w:r>
-        <w:rPr>
-          <w:color w:val="000000"/>
-          <w:rtl/>
-        </w:rPr>
-        <w:t xml:space="preserve">پرمیوم بسته‌بندی واقعی و بسیار بزرگ‌تر، جای دیگری ظاهر می‌شود: در زنجیره توزیع داخلی قزاقستان، پس از ورود کالا. کیسه نیمه‌خرده‌فروشی ۲۵ کیلویی (Спецпромгрупп) با ≈۹۶۱ دلار بر تن حدود ۴۰ تا ۵۰ درصد از قیمت فله بالاتر است؛ بسته‌های کوچک مصرفی (АС ۵۰۰ گرمی، БСК ۵۰۰ گرمی، Доктор вкус ۱۸۰ گرمی) بین ≈۱٬۵۸۶ تا ≈۳٬۶۷۴ دلار بر تن قرار می‌گیرند — یعنی ۳ تا ۶ برابر قیمت فله. به بیان دیگر، فرصت واقعی سودآوری برای «جوش شیرین پارس» نه در رقابت با رقم ۵۵۹ دلاری گمرک، بلکه در همین ضریب چندبرابری بین قیمت فله وارداتی و قیمت قفسه مصرف‌کننده نهایی نهفته است — نکته‌ای که توصیه‌های بخش ۹-۴ به آن می‌پردازد.</w:t>
-      </w:r>
-    </w:p>
-    <w:p>
-      <w:pPr>
-        <w:pStyle w:val="Heading2"/>
-        <w:bidi/>
-        <w:spacing w:before="220" w:after="100"/>
-      </w:pPr>
-      <w:r>
-        <w:rPr>
-          <w:b/>
-          <w:bCs/>
-          <w:color w:val="2E75B6"/>
-          <w:sz w:val="23"/>
-          <w:szCs w:val="23"/>
-          <w:rtl/>
-        </w:rPr>
-        <w:t xml:space="preserve">۹-۴. توصیه‌های تکمیلی برای ورود بسته‌بندی/برند خرده‌فروشی</w:t>
+        <w:t>فرصت‌ها</w:t>
       </w:r>
     </w:p>
     <w:p>
@@ -9288,17 +7273,9 @@
       </w:pPr>
       <w:r>
         <w:rPr>
-          <w:b/>
-          <w:bCs/>
-          <w:rtl/>
-        </w:rPr>
-        <w:t xml:space="preserve">برند اختصاصی فروشگاه‌ها: </w:t>
-      </w:r>
-      <w:r>
-        <w:rPr>
-          <w:rtl/>
-        </w:rPr>
-        <w:t xml:space="preserve">رقابت مستقیم با طرح جعبه БСК به‌دلیل وفاداری ذهنی قوی خریداران دشوار است؛ مسیر واقع‌بینانه‌تر، پیشنهاد قرارداد «برند اختصاصی فروشگاه» (Private Label) به یک زنجیره بزرگ مانند Magnum یا Small &amp; Skif است.</w:t>
+          <w:rtl/>
+        </w:rPr>
+        <w:t>بازار بدون سابقه برای پارس (سهم فعلی صفر) با تعرفه ورودی صفر درصد هم‌تراز با روسیه — فرصت ورود با کمترین مانع تعرفه‌ای.</w:t>
       </w:r>
     </w:p>
     <w:p>
@@ -9313,17 +7290,22 @@
       </w:pPr>
       <w:r>
         <w:rPr>
-          <w:b/>
-          <w:bCs/>
-          <w:rtl/>
-        </w:rPr>
-        <w:t xml:space="preserve">نوآوری بسته‌بندی (نیازمند راستی‌آزمایی بیشتر): </w:t>
-      </w:r>
-      <w:r>
-        <w:rPr>
-          <w:rtl/>
-        </w:rPr>
-        <w:t xml:space="preserve">گزارش جمنای ادعا می‌کند جعبه مقوایی БСК در برابر رطوبت و ریزش پودر ضعیف است. این ادعا به‌طور مستقل توسط من بررسی نشد، اما اگر صحت داشته باشد، عرضه در پاکت‌های زیپ‌کیپ (Doypack) یا قوطی‌های نمک‌پاش در وزن ۲۵۰ تا ۵۰۰ گرم می‌تواند یک مزیت افتراقی واقعی باشد؛ پیش از سرمایه‌گذاری، ارزش دارد این ادعا با چند نظر مصرف‌کننده واقعی (مثلاً از همین صفحات Kaspi/Satu) راستی‌آزمایی شود.</w:t>
+          <w:rtl/>
+        </w:rPr>
+        <w:t>قیمت واقعی روسیه (۵۵۹ دلار) به‌طور قابل توجهی بالاتر از برآورد CPT آن (۳۴۰-۳۹۰ دلار) است؛ این فاصله به احتمال زیاد ناشی از صرفه برند/بسته‌بندی خرده‌فروشی محصول روسی است</w:t>
+      </w:r>
+      <w:r>
+        <w:rPr>
+          <w:rFonts w:hint="cs"/>
+          <w:rtl/>
+        </w:rPr>
+        <w:t>،</w:t>
+      </w:r>
+      <w:r>
+        <w:rPr>
+          <w:rtl/>
+        </w:rPr>
+        <w:t xml:space="preserve"> یعنی فضای رقابتی واقعی برای محصول فله/صنعتی در قیمتی پایین‌تر از ۵۵۹ دلار محتمل است.</w:t>
       </w:r>
     </w:p>
     <w:p>
@@ -9338,35 +7320,9 @@
       </w:pPr>
       <w:r>
         <w:rPr>
-          <w:b/>
-          <w:bCs/>
-          <w:rtl/>
-        </w:rPr>
-        <w:t xml:space="preserve">کانال قنادی/پخت تخصصی: </w:t>
-      </w:r>
-      <w:r>
-        <w:rPr>
-          <w:rtl/>
-        </w:rPr>
-        <w:t xml:space="preserve">ساشه‌های کوچک قنادی (نظیر Приправыч، ۲۰ گرم) بالاترین دلار-بر-تن معادل (≈۸٬۳۷۸) در کل این جدول را دارند. حجم مطلق این کانال کوچک است، اما به‌عنوان یک ورودی جانبی پرحاشیه‌سود، جدا از فروش فله/صنعتی، قابل بررسی است.</w:t>
-      </w:r>
-    </w:p>
-    <w:p>
-      <w:pPr>
-        <w:pStyle w:val="Heading2"/>
-        <w:bidi/>
-        <w:spacing w:before="220" w:after="100"/>
-      </w:pPr>
-      <w:r>
-        <w:rPr>
-          <w:b/>
-          <w:bCs/>
-          <w:color w:val="2E75B6"/>
-          <w:sz w:val="23"/>
-          <w:szCs w:val="23"/>
-          <w:rtl/>
-        </w:rPr>
-        <w:t xml:space="preserve">۹-۵. ملاحظات صداقت داده</w:t>
+          <w:rtl/>
+        </w:rPr>
+        <w:t>نبود تولید داخلی یعنی نبود کف قیمتی تعیین‌شده توسط یک بازیگر بومی.</w:t>
       </w:r>
     </w:p>
     <w:p>
@@ -9381,17 +7337,30 @@
       </w:pPr>
       <w:r>
         <w:rPr>
+          <w:rtl/>
+        </w:rPr>
+        <w:t>مسیر ریلی مستقیم KTI (بدون کشتی) اخیراً با عبور قطار باری روسیه به ایران (نوامبر ۲۰۲۵) عملیاتی‌بودن خود را ثابت کرده است.</w:t>
+      </w:r>
+    </w:p>
+    <w:p>
+      <w:pPr>
+        <w:pStyle w:val="Heading1"/>
+        <w:pBdr>
+          <w:bottom w:val="single" w:sz="8" w:space="4" w:color="1F5C8B"/>
+        </w:pBdr>
+        <w:bidi/>
+        <w:spacing w:before="300" w:after="140"/>
+      </w:pPr>
+      <w:r>
+        <w:rPr>
           <w:b/>
           <w:bCs/>
-          <w:rtl/>
-        </w:rPr>
-        <w:t xml:space="preserve">نرخ ارز: </w:t>
-      </w:r>
-      <w:r>
-        <w:rPr>
-          <w:rtl/>
-        </w:rPr>
-        <w:t xml:space="preserve">در یک تبادل پژوهشی قبلی همین موضوع، به‌اشتباه از نرخ تقریبی ۵۰۰ تنگه بر دلار استفاده شده بود؛ نرخ واقعی و تأییدشده در زمان نگارش این بخش ۴۴۷.۶۴ تنگه بر دلار است (نزدیک به نرخ ۴۴۷.۵ گزارش جمنای). همه ارقام دلاری این بخش با نرخ صحیح محاسبه شده‌اند؛ ارقام دلاری گزارش‌شده در گفتگوی قبلی حدود ۱۰ تا ۱۲ درصد کمتر از رقم واقعی بودند.</w:t>
+          <w:color w:val="1F5C8B"/>
+          <w:sz w:val="27"/>
+          <w:szCs w:val="27"/>
+          <w:rtl/>
+        </w:rPr>
+        <w:t>منابع</w:t>
       </w:r>
     </w:p>
     <w:p>
@@ -9406,17 +7375,9 @@
       </w:pPr>
       <w:r>
         <w:rPr>
-          <w:b/>
-          <w:bCs/>
-          <w:rtl/>
-        </w:rPr>
-        <w:t xml:space="preserve">ردیف‌های نیازمند راستی‌آزمایی مجدد: </w:t>
-      </w:r>
-      <w:r>
-        <w:rPr>
-          <w:rtl/>
-        </w:rPr>
-        <w:t xml:space="preserve">سه ردیف انتهایی جدول ۹-۲ (چین/بالخاش-هیم/اسپتس‌پرم‌گروپ) از یک نشست پژوهشی قبلی نقل شده‌اند که در آن لینک دقیق صفحه محصول ثبت نشده بود. پیش از استناد در تصمیم‌گیری تجاری، پیشنهاد می‌شود این سه ردیف دوباره در Satu.kz راستی‌آزمایی و به لینک مستقیم مستند شوند.</w:t>
+          <w:rtl/>
+        </w:rPr>
+        <w:t>اداره آمار ملی جمهوری قزاقستان (آژانس برنامه‌ریزی راهبردی و اصلاحات) — آمار رسمی واردات به تفکیک مبدأ، HS 283630، سال ۲۰۲۵</w:t>
       </w:r>
     </w:p>
     <w:p>
@@ -9431,17 +7392,9 @@
       </w:pPr>
       <w:r>
         <w:rPr>
-          <w:b/>
-          <w:bCs/>
-          <w:rtl/>
-        </w:rPr>
-        <w:t xml:space="preserve">مغایرت‌های قیمتی یافت‌شده: </w:t>
-      </w:r>
-      <w:r>
-        <w:rPr>
-          <w:rtl/>
-        </w:rPr>
-        <w:t xml:space="preserve">دو رقم گزارش اولیه (جمنای) با قیمت واقعی صفحه هم‌خوان نبود: «Приправыч» (۹۵-۱۰۵ تنگه ادعاشده در برابر ۷۵ تنگه واقعی) و «Arm &amp; Hammer ۲۲۷ گرم» (۱٬۸۰۰-۲٬۲۰۰ تنگه ادعاشده در برابر ۲٬۷۱۰ تنگه واقعی؛ این کالای مشخص هم‌اکنون از تولید خارج شده و در دسترس خرید نیست).</w:t>
+          <w:rtl/>
+        </w:rPr>
+        <w:t>اداره آمار ملی جمهوری قزاقستان — گزارش تفصیلی ماهانه صادرات و واردات با کشورهای عضو اتحادیه اوراسیا به تفکیک کد ده‌رقمی HS، بر مبنای روش‌شناسی رسمی فرم ۱-TS (مصوب تصمیم شورای کمیسیون اقتصادی اوراسیا شماره ۲۱۰، مورخ ۲۵ دسامبر ۲۰۱۸)</w:t>
       </w:r>
     </w:p>
     <w:p>
@@ -9456,57 +7409,9 @@
       </w:pPr>
       <w:r>
         <w:rPr>
-          <w:b/>
-          <w:bCs/>
-          <w:rtl/>
-        </w:rPr>
-        <w:t xml:space="preserve">ارقام تأییدنشده: </w:t>
-      </w:r>
-      <w:r>
-        <w:rPr>
-          <w:rtl/>
-        </w:rPr>
-        <w:t xml:space="preserve">ادعای «سهم بازار بیش از ۸۵٪ برای БСК» و تعداد شعب زنجیره‌ها (Magnum ۲۳۰+، Small &amp; Skif ۱۰۰+) از گزارش اولیه نقل شده و به‌طور مستقل توسط من راستی‌آزمایی نشد.</w:t>
-      </w:r>
-    </w:p>
-    <w:p>
-      <w:pPr>
-        <w:pStyle w:val="Heading1"/>
-        <w:pBdr>
-          <w:bottom w:val="single" w:sz="8" w:space="4" w:color="1F5C8B"/>
-        </w:pBdr>
-        <w:bidi/>
-        <w:spacing w:before="300" w:after="140"/>
-      </w:pPr>
-      <w:r>
-        <w:rPr>
-          <w:b/>
-          <w:bCs/>
-          <w:color w:val="1F5C8B"/>
-          <w:sz w:val="27"/>
-          <w:szCs w:val="27"/>
-          <w:rtl/>
-        </w:rPr>
-        <w:lastRenderedPageBreak/>
-        <w:t>۱۰. جمع‌بندی و توصیه‌های اجرایی</w:t>
-      </w:r>
-    </w:p>
-    <w:p>
-      <w:pPr>
-        <w:pStyle w:val="Heading2"/>
-        <w:bidi/>
-        <w:spacing w:before="220" w:after="100"/>
-      </w:pPr>
-      <w:r>
-        <w:rPr>
-          <w:b/>
-          <w:bCs/>
-          <w:color w:val="2E75B6"/>
-          <w:sz w:val="23"/>
-          <w:szCs w:val="23"/>
-          <w:rtl/>
-        </w:rPr>
-        <w:t>فرصت‌ها</w:t>
+          <w:rtl/>
+        </w:rPr>
+        <w:t>پایگاه بین‌المللی UN Comtrade (از طریق World Integrated Trade Solution - WITS، وابسته به بانک جهانی) — آمار سال‌های ۲۰۱۹ و ۲۰۲۴ برای راستی‌آزمایی مستقل</w:t>
       </w:r>
     </w:p>
     <w:p>
@@ -9523,7 +7428,7 @@
         <w:rPr>
           <w:rtl/>
         </w:rPr>
-        <w:t>بازار بدون سابقه برای پارس (سهم فعلی صفر) با تعرفه ورودی صفر درصد هم‌تراز با روسیه — فرصت ورود با کمترین مانع تعرفه‌ای.</w:t>
+        <w:t>آمار صادراتی رسمی گمرک جمهوری اسلامی ایران به تفکیک کشور مقصد</w:t>
       </w:r>
     </w:p>
     <w:p>
@@ -9540,20 +7445,7 @@
         <w:rPr>
           <w:rtl/>
         </w:rPr>
-        <w:t>قیمت واقعی روسیه (۵۵۹ دلار) به‌طور قابل توجهی بالاتر از برآورد CPT آن (۳۴۰-۳۹۰ دلار) است؛ این فاصله به احتمال زیاد ناشی از صرفه برند/بسته‌بندی خرده‌فروشی محصول روسی است</w:t>
-      </w:r>
-      <w:r>
-        <w:rPr>
-          <w:rFonts w:hint="cs"/>
-          <w:rtl/>
-        </w:rPr>
-        <w:t>،</w:t>
-      </w:r>
-      <w:r>
-        <w:rPr>
-          <w:rtl/>
-        </w:rPr>
-        <w:t xml:space="preserve"> یعنی فضای رقابتی واقعی برای محصول فله/صنعتی در قیمتی پایین‌تر از ۵۵۹ دلار محتمل است.</w:t>
+        <w:t>کمیسیون اقتصادی اوراسیا (eec.eaeunion.org) — متن موافقت‌نامه تجارت آزاد ایران-اوراسیا و فهرست رسمی تعرفه‌های ترجیحی/استثنائات (نسخه به‌روزشده تا ۱ ژوئیه ۲۰۲۶)، بررسی‌شده به‌طور مستقیم و بند‌به‌بند برای ردیف 2836 30</w:t>
       </w:r>
     </w:p>
     <w:p>
@@ -9570,7 +7462,7 @@
         <w:rPr>
           <w:rtl/>
         </w:rPr>
-        <w:t>نبود تولید داخلی یعنی نبود کف قیمتی تعیین‌شده توسط یک بازیگر بومی.</w:t>
+        <w:t>Alta-Soft (alta.ru) — پایگاه طبقه‌بندی تعرفه واحد گمرکی اوراسیا (ЕТТ ЕАЭС) برای کد 2836300000</w:t>
       </w:r>
     </w:p>
     <w:p>
@@ -9587,28 +7479,7 @@
         <w:rPr>
           <w:rtl/>
         </w:rPr>
-        <w:t>مسیر ریلی مستقیم KTI (بدون کشتی) اخیراً با عبور قطار باری روسیه به ایران (نوامبر ۲۰۲۵) عملیاتی‌بودن خود را ثابت کرده است.</w:t>
-      </w:r>
-    </w:p>
-    <w:p>
-      <w:pPr>
-        <w:pStyle w:val="Heading1"/>
-        <w:pBdr>
-          <w:bottom w:val="single" w:sz="8" w:space="4" w:color="1F5C8B"/>
-        </w:pBdr>
-        <w:bidi/>
-        <w:spacing w:before="300" w:after="140"/>
-      </w:pPr>
-      <w:r>
-        <w:rPr>
-          <w:b/>
-          <w:bCs/>
-          <w:color w:val="1F5C8B"/>
-          <w:sz w:val="27"/>
-          <w:szCs w:val="27"/>
-          <w:rtl/>
-        </w:rPr>
-        <w:t>منابع</w:t>
+        <w:t>منابع رسمی مالیاتی قزاقستان — افزایش نرخ VAT از ۱۲٪ به ۱۶٪ از ۱ ژانویه ۲۰۲۶</w:t>
       </w:r>
     </w:p>
     <w:p>
@@ -9625,7 +7496,7 @@
         <w:rPr>
           <w:rtl/>
         </w:rPr>
-        <w:t>اداره آمار ملی جمهوری قزاقستان (آژانس برنامه‌ریزی راهبردی و اصلاحات) — آمار رسمی واردات به تفکیک مبدأ، HS 283630، سال ۲۰۲۵</w:t>
+        <w:t>منابع خبری صنعتی روسی — تولیدکننده اصلی بی‌کربنات سدیم روسیه، خطوط تولید و بازارهای صادراتی منطقه‌ای</w:t>
       </w:r>
     </w:p>
     <w:p>
@@ -9642,7 +7513,7 @@
         <w:rPr>
           <w:rtl/>
         </w:rPr>
-        <w:t>اداره آمار ملی جمهوری قزاقستان — گزارش تفصیلی ماهانه صادرات و واردات با کشورهای عضو اتحادیه اوراسیا به تفکیک کد ده‌رقمی HS، بر مبنای روش‌شناسی رسمی فرم ۱-TS (مصوب تصمیم شورای کمیسیون اقتصادی اوراسیا شماره ۲۱۰، مورخ ۲۵ دسامبر ۲۰۱۸)</w:t>
+        <w:t>Railway Gazette International، The Diplomat، Times of Central Asia — کریدور ریلی قزاقستان-ترکمنستان-ایران (KTI) و فعال‌بودن آن</w:t>
       </w:r>
     </w:p>
     <w:p>
@@ -9659,7 +7530,7 @@
         <w:rPr>
           <w:rtl/>
         </w:rPr>
-        <w:t>پایگاه بین‌المللی UN Comtrade (از طریق World Integrated Trade Solution - WITS، وابسته به بانک جهانی) — آمار سال‌های ۲۰۱۹ و ۲۰۲۴ برای راستی‌آزمایی مستقل</w:t>
+        <w:t>The Astana Times، International Railway Journal، RailFreight.com، Jamestown Foundation، Trend.az — پروژه‌های زیرساخت ریلی داستیک-مویینتی، باختی-آیاگوز و دورزنی آلماتی (کریدور میانی/Middle Corridor)</w:t>
       </w:r>
     </w:p>
     <w:p>
@@ -9676,7 +7547,7 @@
         <w:rPr>
           <w:rtl/>
         </w:rPr>
-        <w:t>آمار صادراتی رسمی گمرک جمهوری اسلامی ایران به تفکیک کشور مقصد</w:t>
+        <w:t>The Diplomat، PortsEurope، Ship Technology — همکاری بندری ایران-قزاقستان، کریدور شمال-جنوب (INSTC)، و ظرفیت بنادر آکتائو و کوریک</w:t>
       </w:r>
     </w:p>
     <w:p>
@@ -9693,177 +7564,7 @@
         <w:rPr>
           <w:rtl/>
         </w:rPr>
-        <w:t>کمیسیون اقتصادی اوراسیا (eec.eaeunion.org) — متن موافقت‌نامه تجارت آزاد ایران-اوراسیا و فهرست رسمی تعرفه‌های ترجیحی/استثنائات (نسخه به‌روزشده تا ۱ ژوئیه ۲۰۲۶)، بررسی‌شده به‌طور مستقیم و بند‌به‌بند برای ردیف 2836 30</w:t>
-      </w:r>
-    </w:p>
-    <w:p>
-      <w:pPr>
-        <w:pStyle w:val="ListParagraph"/>
-        <w:numPr>
-          <w:ilvl w:val="0"/>
-          <w:numId w:val="2"/>
-        </w:numPr>
-        <w:bidi/>
-        <w:spacing w:before="40" w:after="40" w:line="300" w:lineRule="auto"/>
-      </w:pPr>
-      <w:r>
-        <w:rPr>
-          <w:rtl/>
-        </w:rPr>
-        <w:t>Alta-Soft (alta.ru) — پایگاه طبقه‌بندی تعرفه واحد گمرکی اوراسیا (ЕТТ ЕАЭС) برای کد 2836300000</w:t>
-      </w:r>
-    </w:p>
-    <w:p>
-      <w:pPr>
-        <w:pStyle w:val="ListParagraph"/>
-        <w:numPr>
-          <w:ilvl w:val="0"/>
-          <w:numId w:val="2"/>
-        </w:numPr>
-        <w:bidi/>
-        <w:spacing w:before="40" w:after="40" w:line="300" w:lineRule="auto"/>
-      </w:pPr>
-      <w:r>
-        <w:rPr>
-          <w:rtl/>
-        </w:rPr>
-        <w:t>منابع رسمی مالیاتی قزاقستان — افزایش نرخ VAT از ۱۲٪ به ۱۶٪ از ۱ ژانویه ۲۰۲۶</w:t>
-      </w:r>
-    </w:p>
-    <w:p>
-      <w:pPr>
-        <w:pStyle w:val="ListParagraph"/>
-        <w:numPr>
-          <w:ilvl w:val="0"/>
-          <w:numId w:val="2"/>
-        </w:numPr>
-        <w:bidi/>
-        <w:spacing w:before="40" w:after="40" w:line="300" w:lineRule="auto"/>
-      </w:pPr>
-      <w:r>
-        <w:rPr>
-          <w:rtl/>
-        </w:rPr>
-        <w:t>منابع خبری صنعتی روسی — تولیدکننده اصلی بی‌کربنات سدیم روسیه، خطوط تولید و بازارهای صادراتی منطقه‌ای</w:t>
-      </w:r>
-    </w:p>
-    <w:p>
-      <w:pPr>
-        <w:pStyle w:val="ListParagraph"/>
-        <w:numPr>
-          <w:ilvl w:val="0"/>
-          <w:numId w:val="2"/>
-        </w:numPr>
-        <w:bidi/>
-        <w:spacing w:before="40" w:after="40" w:line="300" w:lineRule="auto"/>
-      </w:pPr>
-      <w:r>
-        <w:rPr>
-          <w:rtl/>
-        </w:rPr>
-        <w:t>Railway Gazette International، The Diplomat، Times of Central Asia — کریدور ریلی قزاقستان-ترکمنستان-ایران (KTI) و فعال‌بودن آن</w:t>
-      </w:r>
-    </w:p>
-    <w:p>
-      <w:pPr>
-        <w:pStyle w:val="ListParagraph"/>
-        <w:numPr>
-          <w:ilvl w:val="0"/>
-          <w:numId w:val="2"/>
-        </w:numPr>
-        <w:bidi/>
-        <w:spacing w:before="40" w:after="40" w:line="300" w:lineRule="auto"/>
-      </w:pPr>
-      <w:r>
-        <w:rPr>
-          <w:rtl/>
-        </w:rPr>
-        <w:t>The Astana Times، International Railway Journal، RailFreight.com، Jamestown Foundation، Trend.az — پروژه‌های زیرساخت ریلی داستیک-مویینتی، باختی-آیاگوز و دورزنی آلماتی (کریدور میانی/Middle Corridor)</w:t>
-      </w:r>
-    </w:p>
-    <w:p>
-      <w:pPr>
-        <w:pStyle w:val="ListParagraph"/>
-        <w:numPr>
-          <w:ilvl w:val="0"/>
-          <w:numId w:val="2"/>
-        </w:numPr>
-        <w:bidi/>
-        <w:spacing w:before="40" w:after="40" w:line="300" w:lineRule="auto"/>
-      </w:pPr>
-      <w:r>
-        <w:rPr>
-          <w:rtl/>
-        </w:rPr>
-        <w:t>The Diplomat، PortsEurope، Ship Technology — همکاری بندری ایران-قزاقستان، کریدور شمال-جنوب (INSTC)، و ظرفیت بنادر آکتائو و کوریک</w:t>
-      </w:r>
-    </w:p>
-    <w:p>
-      <w:pPr>
-        <w:pStyle w:val="ListParagraph"/>
-        <w:numPr>
-          <w:ilvl w:val="0"/>
-          <w:numId w:val="2"/>
-        </w:numPr>
-        <w:bidi/>
-        <w:spacing w:before="40" w:after="40" w:line="300" w:lineRule="auto"/>
-      </w:pPr>
-      <w:r>
-        <w:rPr>
-          <w:rtl/>
-        </w:rPr>
         <w:t>جست‌وجوی مستقیم وب — شرکت‌های صنایع غذایی، شوینده و توزیع شیمیایی قزاقستان؛ فروشگاه‌های آنلاین مواد شیمیایی برای قیمت خرده‌فروشی؛ نمایشگاه‌های تجاری</w:t>
-      </w:r>
-    </w:p>
-    <w:p>
-      <w:pPr>
-        <w:pStyle w:val="ListParagraph"/>
-        <w:numPr>
-          <w:ilvl w:val="0"/>
-          <w:numId w:val="2"/>
-        </w:numPr>
-        <w:bidi/>
-        <w:spacing w:before="40" w:after="40" w:line="300" w:lineRule="auto"/>
-      </w:pPr>
-      <w:r>
-        <w:rPr>
-          <w:rtl/>
-        </w:rPr>
-        <w:t xml:space="preserve">Semeiniy.kz، Satu.kz، Biotus.kz، vkusmart.vmv.kz — راستی‌آزمایی مستقیم قیمت و بسته‌بندی برندهای خرده‌فروشی جوش شیرین (БСК، Доктор вкус، Приправыч، АС، Arm &amp; Hammer)، سپتامبر ۲۰۲۶</w:t>
-      </w:r>
-    </w:p>
-    <w:p>
-      <w:pPr>
-        <w:pStyle w:val="ListParagraph"/>
-        <w:numPr>
-          <w:ilvl w:val="0"/>
-          <w:numId w:val="2"/>
-        </w:numPr>
-        <w:bidi/>
-        <w:spacing w:before="40" w:after="40" w:line="300" w:lineRule="auto"/>
-      </w:pPr>
-      <w:r>
-        <w:rPr>
-          <w:rtl/>
-        </w:rPr>
-        <w:t xml:space="preserve">گزارش خرده‌فروشی تهیه‌شده با هوش مصنوعی جمنای (کاربر) — فهرست زنجیره‌های هایپرمارکت/پلتفرم دیجیتال و بازه‌های قیمتی برندها؛ بخشی از ارقام آن با صفحات محصول واقعی راستی‌آزمایی و اصلاح شد (بخش ۹)</w:t>
-      </w:r>
-    </w:p>
-    <w:p>
-      <w:pPr>
-        <w:pStyle w:val="ListParagraph"/>
-        <w:numPr>
-          <w:ilvl w:val="0"/>
-          <w:numId w:val="2"/>
-        </w:numPr>
-        <w:bidi/>
-        <w:spacing w:before="40" w:after="40" w:line="300" w:lineRule="auto"/>
-      </w:pPr>
-      <w:r>
-        <w:rPr>
-          <w:rtl/>
-        </w:rPr>
-        <w:t xml:space="preserve">XE.com — نرخ تبدیل دلار به تنگه قزاقستان، ۱۹ سپتامبر ۲۰۲۶</w:t>
       </w:r>
     </w:p>
     <w:sectPr>
